--- a/docs/qms/evidence-2026/QMS_Word/procedures__SOP-14_Nonconformity_and_Corrective_Action.docx
+++ b/docs/qms/evidence-2026/QMS_Word/procedures__SOP-14_Nonconformity_and_Corrective_Action.docx
@@ -17,20 +17,20 @@
     </w:p>
     <w:tbl>
       <w:tblPr>
-        <w:tblW w:w="4622" w:type="dxa"/>
+        <w:tblW w:w="5000" w:type="pct"/>
         <w:jc w:val="left"/>
-        <w:tblInd w:w="0" w:type="dxa"/>
+        <w:tblInd w:w="-7" w:type="dxa"/>
         <w:tblLayout w:type="fixed"/>
         <w:tblCellMar>
-          <w:top w:w="28" w:type="dxa"/>
-          <w:left w:w="28" w:type="dxa"/>
-          <w:bottom w:w="28" w:type="dxa"/>
-          <w:right w:w="28" w:type="dxa"/>
+          <w:top w:w="60" w:type="dxa"/>
+          <w:left w:w="60" w:type="dxa"/>
+          <w:bottom w:w="60" w:type="dxa"/>
+          <w:right w:w="60" w:type="dxa"/>
         </w:tblCellMar>
       </w:tblPr>
       <w:tblGrid>
-        <w:gridCol w:w="1951"/>
-        <w:gridCol w:w="2671"/>
+        <w:gridCol w:w="1407"/>
+        <w:gridCol w:w="3560"/>
       </w:tblGrid>
       <w:tr>
         <w:trPr>
@@ -38,44 +38,60 @@
         </w:trPr>
         <w:tc>
           <w:tcPr>
-            <w:tcW w:w="1951" w:type="dxa"/>
-            <w:tcBorders/>
+            <w:tcW w:w="1407" w:type="dxa"/>
+            <w:tcBorders>
+              <w:top w:val="single" w:sz="6" w:space="0" w:color="BFC7D5"/>
+              <w:left w:val="single" w:sz="6" w:space="0" w:color="BFC7D5"/>
+              <w:bottom w:val="single" w:sz="2" w:space="0" w:color="BFC7D5"/>
+              <w:right w:val="single" w:sz="6" w:space="0" w:color="BFC7D5"/>
+            </w:tcBorders>
+            <w:shd w:fill="1F3A5F" w:val="clear"/>
             <w:vAlign w:val="center"/>
           </w:tcPr>
           <w:p>
             <w:pPr>
               <w:pStyle w:val="TableHeading"/>
-              <w:suppressLineNumbers/>
-              <w:shd w:fill="1F3A5F" w:val="clear"/>
-              <w:bidi w:val="0"/>
-              <w:spacing w:before="0" w:after="283"/>
-              <w:jc w:val="center"/>
-              <w:rPr/>
-            </w:pPr>
-            <w:r>
-              <w:rPr/>
+              <w:bidi w:val="0"/>
+              <w:spacing w:before="0" w:after="283"/>
+              <w:jc w:val="left"/>
+              <w:rPr>
+                <w:color w:val="FFFFFF"/>
+              </w:rPr>
+            </w:pPr>
+            <w:r>
+              <w:rPr>
+                <w:color w:val="FFFFFF"/>
+              </w:rPr>
               <w:t>Field</w:t>
             </w:r>
           </w:p>
         </w:tc>
         <w:tc>
           <w:tcPr>
-            <w:tcW w:w="2671" w:type="dxa"/>
-            <w:tcBorders/>
+            <w:tcW w:w="3560" w:type="dxa"/>
+            <w:tcBorders>
+              <w:top w:val="single" w:sz="6" w:space="0" w:color="BFC7D5"/>
+              <w:left w:val="single" w:sz="2" w:space="0" w:color="BFC7D5"/>
+              <w:bottom w:val="single" w:sz="2" w:space="0" w:color="BFC7D5"/>
+              <w:right w:val="single" w:sz="6" w:space="0" w:color="BFC7D5"/>
+            </w:tcBorders>
+            <w:shd w:fill="1F3A5F" w:val="clear"/>
             <w:vAlign w:val="center"/>
           </w:tcPr>
           <w:p>
             <w:pPr>
               <w:pStyle w:val="TableHeading"/>
-              <w:suppressLineNumbers/>
-              <w:shd w:fill="1F3A5F" w:val="clear"/>
-              <w:bidi w:val="0"/>
-              <w:spacing w:before="0" w:after="283"/>
-              <w:jc w:val="center"/>
-              <w:rPr/>
-            </w:pPr>
-            <w:r>
-              <w:rPr/>
+              <w:bidi w:val="0"/>
+              <w:spacing w:before="0" w:after="283"/>
+              <w:jc w:val="left"/>
+              <w:rPr>
+                <w:color w:val="FFFFFF"/>
+              </w:rPr>
+            </w:pPr>
+            <w:r>
+              <w:rPr>
+                <w:color w:val="FFFFFF"/>
+              </w:rPr>
               <w:t>Value</w:t>
             </w:r>
           </w:p>
@@ -85,8 +101,12 @@
         <w:trPr/>
         <w:tc>
           <w:tcPr>
-            <w:tcW w:w="1951" w:type="dxa"/>
-            <w:tcBorders/>
+            <w:tcW w:w="1407" w:type="dxa"/>
+            <w:tcBorders>
+              <w:left w:val="single" w:sz="6" w:space="0" w:color="BFC7D5"/>
+              <w:bottom w:val="single" w:sz="2" w:space="0" w:color="BFC7D5"/>
+              <w:right w:val="single" w:sz="6" w:space="0" w:color="BFC7D5"/>
+            </w:tcBorders>
             <w:vAlign w:val="center"/>
           </w:tcPr>
           <w:p>
@@ -105,8 +125,12 @@
         </w:tc>
         <w:tc>
           <w:tcPr>
-            <w:tcW w:w="2671" w:type="dxa"/>
-            <w:tcBorders/>
+            <w:tcW w:w="3560" w:type="dxa"/>
+            <w:tcBorders>
+              <w:left w:val="single" w:sz="2" w:space="0" w:color="BFC7D5"/>
+              <w:bottom w:val="single" w:sz="2" w:space="0" w:color="BFC7D5"/>
+              <w:right w:val="single" w:sz="6" w:space="0" w:color="BFC7D5"/>
+            </w:tcBorders>
             <w:vAlign w:val="center"/>
           </w:tcPr>
           <w:p>
@@ -128,8 +152,12 @@
         <w:trPr/>
         <w:tc>
           <w:tcPr>
-            <w:tcW w:w="1951" w:type="dxa"/>
-            <w:tcBorders/>
+            <w:tcW w:w="1407" w:type="dxa"/>
+            <w:tcBorders>
+              <w:left w:val="single" w:sz="6" w:space="0" w:color="BFC7D5"/>
+              <w:bottom w:val="single" w:sz="2" w:space="0" w:color="BFC7D5"/>
+              <w:right w:val="single" w:sz="6" w:space="0" w:color="BFC7D5"/>
+            </w:tcBorders>
             <w:vAlign w:val="center"/>
           </w:tcPr>
           <w:p>
@@ -148,21 +176,25 @@
         </w:tc>
         <w:tc>
           <w:tcPr>
-            <w:tcW w:w="2671" w:type="dxa"/>
-            <w:tcBorders/>
-            <w:vAlign w:val="center"/>
-          </w:tcPr>
-          <w:p>
-            <w:pPr>
-              <w:pStyle w:val="TableContents"/>
-              <w:bidi w:val="0"/>
-              <w:spacing w:before="0" w:after="283"/>
-              <w:jc w:val="left"/>
-              <w:rPr/>
-            </w:pPr>
-            <w:r>
-              <w:rPr/>
-              <w:t>1.0</w:t>
+            <w:tcW w:w="3560" w:type="dxa"/>
+            <w:tcBorders>
+              <w:left w:val="single" w:sz="2" w:space="0" w:color="BFC7D5"/>
+              <w:bottom w:val="single" w:sz="2" w:space="0" w:color="BFC7D5"/>
+              <w:right w:val="single" w:sz="6" w:space="0" w:color="BFC7D5"/>
+            </w:tcBorders>
+            <w:vAlign w:val="center"/>
+          </w:tcPr>
+          <w:p>
+            <w:pPr>
+              <w:pStyle w:val="TableContents"/>
+              <w:bidi w:val="0"/>
+              <w:spacing w:before="0" w:after="283"/>
+              <w:jc w:val="left"/>
+              <w:rPr/>
+            </w:pPr>
+            <w:r>
+              <w:rPr/>
+              <w:t>1.1</w:t>
             </w:r>
           </w:p>
         </w:tc>
@@ -171,8 +203,12 @@
         <w:trPr/>
         <w:tc>
           <w:tcPr>
-            <w:tcW w:w="1951" w:type="dxa"/>
-            <w:tcBorders/>
+            <w:tcW w:w="1407" w:type="dxa"/>
+            <w:tcBorders>
+              <w:left w:val="single" w:sz="6" w:space="0" w:color="BFC7D5"/>
+              <w:bottom w:val="single" w:sz="2" w:space="0" w:color="BFC7D5"/>
+              <w:right w:val="single" w:sz="6" w:space="0" w:color="BFC7D5"/>
+            </w:tcBorders>
             <w:vAlign w:val="center"/>
           </w:tcPr>
           <w:p>
@@ -191,8 +227,12 @@
         </w:tc>
         <w:tc>
           <w:tcPr>
-            <w:tcW w:w="2671" w:type="dxa"/>
-            <w:tcBorders/>
+            <w:tcW w:w="3560" w:type="dxa"/>
+            <w:tcBorders>
+              <w:left w:val="single" w:sz="2" w:space="0" w:color="BFC7D5"/>
+              <w:bottom w:val="single" w:sz="2" w:space="0" w:color="BFC7D5"/>
+              <w:right w:val="single" w:sz="6" w:space="0" w:color="BFC7D5"/>
+            </w:tcBorders>
             <w:vAlign w:val="center"/>
           </w:tcPr>
           <w:p>
@@ -207,7 +247,7 @@
               <w:rPr>
                 <w:rStyle w:val="Strong"/>
               </w:rPr>
-              <w:t>DRAFT — not yet approved</w:t>
+              <w:t>APPROVED</w:t>
             </w:r>
           </w:p>
         </w:tc>
@@ -216,8 +256,12 @@
         <w:trPr/>
         <w:tc>
           <w:tcPr>
-            <w:tcW w:w="1951" w:type="dxa"/>
-            <w:tcBorders/>
+            <w:tcW w:w="1407" w:type="dxa"/>
+            <w:tcBorders>
+              <w:left w:val="single" w:sz="6" w:space="0" w:color="BFC7D5"/>
+              <w:bottom w:val="single" w:sz="2" w:space="0" w:color="BFC7D5"/>
+              <w:right w:val="single" w:sz="6" w:space="0" w:color="BFC7D5"/>
+            </w:tcBorders>
             <w:vAlign w:val="center"/>
           </w:tcPr>
           <w:p>
@@ -236,21 +280,25 @@
         </w:tc>
         <w:tc>
           <w:tcPr>
-            <w:tcW w:w="2671" w:type="dxa"/>
-            <w:tcBorders/>
-            <w:vAlign w:val="center"/>
-          </w:tcPr>
-          <w:p>
-            <w:pPr>
-              <w:pStyle w:val="TableContents"/>
-              <w:bidi w:val="0"/>
-              <w:spacing w:before="0" w:after="283"/>
-              <w:jc w:val="left"/>
-              <w:rPr/>
-            </w:pPr>
-            <w:r>
-              <w:rPr/>
-              <w:t>Managing Director</w:t>
+            <w:tcW w:w="3560" w:type="dxa"/>
+            <w:tcBorders>
+              <w:left w:val="single" w:sz="2" w:space="0" w:color="BFC7D5"/>
+              <w:bottom w:val="single" w:sz="2" w:space="0" w:color="BFC7D5"/>
+              <w:right w:val="single" w:sz="6" w:space="0" w:color="BFC7D5"/>
+            </w:tcBorders>
+            <w:vAlign w:val="center"/>
+          </w:tcPr>
+          <w:p>
+            <w:pPr>
+              <w:pStyle w:val="TableContents"/>
+              <w:bidi w:val="0"/>
+              <w:spacing w:before="0" w:after="283"/>
+              <w:jc w:val="left"/>
+              <w:rPr/>
+            </w:pPr>
+            <w:r>
+              <w:rPr/>
+              <w:t>Managing Director (Anita Johan)</w:t>
             </w:r>
           </w:p>
         </w:tc>
@@ -259,8 +307,12 @@
         <w:trPr/>
         <w:tc>
           <w:tcPr>
-            <w:tcW w:w="1951" w:type="dxa"/>
-            <w:tcBorders/>
+            <w:tcW w:w="1407" w:type="dxa"/>
+            <w:tcBorders>
+              <w:left w:val="single" w:sz="6" w:space="0" w:color="BFC7D5"/>
+              <w:bottom w:val="single" w:sz="2" w:space="0" w:color="BFC7D5"/>
+              <w:right w:val="single" w:sz="6" w:space="0" w:color="BFC7D5"/>
+            </w:tcBorders>
             <w:vAlign w:val="center"/>
           </w:tcPr>
           <w:p>
@@ -279,8 +331,318 @@
         </w:tc>
         <w:tc>
           <w:tcPr>
-            <w:tcW w:w="2671" w:type="dxa"/>
-            <w:tcBorders/>
+            <w:tcW w:w="3560" w:type="dxa"/>
+            <w:tcBorders>
+              <w:left w:val="single" w:sz="2" w:space="0" w:color="BFC7D5"/>
+              <w:bottom w:val="single" w:sz="2" w:space="0" w:color="BFC7D5"/>
+              <w:right w:val="single" w:sz="6" w:space="0" w:color="BFC7D5"/>
+            </w:tcBorders>
+            <w:vAlign w:val="center"/>
+          </w:tcPr>
+          <w:p>
+            <w:pPr>
+              <w:pStyle w:val="TableContents"/>
+              <w:bidi w:val="0"/>
+              <w:spacing w:before="0" w:after="283"/>
+              <w:jc w:val="left"/>
+              <w:rPr/>
+            </w:pPr>
+            <w:r>
+              <w:rPr/>
+              <w:t>Anita Johan (Managing Director)</w:t>
+            </w:r>
+          </w:p>
+        </w:tc>
+      </w:tr>
+      <w:tr>
+        <w:trPr/>
+        <w:tc>
+          <w:tcPr>
+            <w:tcW w:w="1407" w:type="dxa"/>
+            <w:tcBorders>
+              <w:left w:val="single" w:sz="6" w:space="0" w:color="BFC7D5"/>
+              <w:bottom w:val="single" w:sz="2" w:space="0" w:color="BFC7D5"/>
+              <w:right w:val="single" w:sz="6" w:space="0" w:color="BFC7D5"/>
+            </w:tcBorders>
+            <w:vAlign w:val="center"/>
+          </w:tcPr>
+          <w:p>
+            <w:pPr>
+              <w:pStyle w:val="TableContents"/>
+              <w:bidi w:val="0"/>
+              <w:spacing w:before="0" w:after="283"/>
+              <w:jc w:val="left"/>
+              <w:rPr/>
+            </w:pPr>
+            <w:r>
+              <w:rPr/>
+              <w:t>Approval date</w:t>
+            </w:r>
+          </w:p>
+        </w:tc>
+        <w:tc>
+          <w:tcPr>
+            <w:tcW w:w="3560" w:type="dxa"/>
+            <w:tcBorders>
+              <w:left w:val="single" w:sz="2" w:space="0" w:color="BFC7D5"/>
+              <w:bottom w:val="single" w:sz="2" w:space="0" w:color="BFC7D5"/>
+              <w:right w:val="single" w:sz="6" w:space="0" w:color="BFC7D5"/>
+            </w:tcBorders>
+            <w:vAlign w:val="center"/>
+          </w:tcPr>
+          <w:p>
+            <w:pPr>
+              <w:pStyle w:val="TableContents"/>
+              <w:bidi w:val="0"/>
+              <w:spacing w:before="0" w:after="283"/>
+              <w:jc w:val="left"/>
+              <w:rPr/>
+            </w:pPr>
+            <w:r>
+              <w:rPr/>
+              <w:t>2026-10-07</w:t>
+            </w:r>
+          </w:p>
+        </w:tc>
+      </w:tr>
+      <w:tr>
+        <w:trPr/>
+        <w:tc>
+          <w:tcPr>
+            <w:tcW w:w="1407" w:type="dxa"/>
+            <w:tcBorders>
+              <w:left w:val="single" w:sz="6" w:space="0" w:color="BFC7D5"/>
+              <w:bottom w:val="single" w:sz="2" w:space="0" w:color="BFC7D5"/>
+              <w:right w:val="single" w:sz="6" w:space="0" w:color="BFC7D5"/>
+            </w:tcBorders>
+            <w:vAlign w:val="center"/>
+          </w:tcPr>
+          <w:p>
+            <w:pPr>
+              <w:pStyle w:val="TableContents"/>
+              <w:bidi w:val="0"/>
+              <w:spacing w:before="0" w:after="283"/>
+              <w:jc w:val="left"/>
+              <w:rPr/>
+            </w:pPr>
+            <w:r>
+              <w:rPr/>
+              <w:t>ISO 9001:2015 clauses</w:t>
+            </w:r>
+          </w:p>
+        </w:tc>
+        <w:tc>
+          <w:tcPr>
+            <w:tcW w:w="3560" w:type="dxa"/>
+            <w:tcBorders>
+              <w:left w:val="single" w:sz="2" w:space="0" w:color="BFC7D5"/>
+              <w:bottom w:val="single" w:sz="2" w:space="0" w:color="BFC7D5"/>
+              <w:right w:val="single" w:sz="6" w:space="0" w:color="BFC7D5"/>
+            </w:tcBorders>
+            <w:vAlign w:val="center"/>
+          </w:tcPr>
+          <w:p>
+            <w:pPr>
+              <w:pStyle w:val="TableContents"/>
+              <w:bidi w:val="0"/>
+              <w:spacing w:before="0" w:after="283"/>
+              <w:jc w:val="left"/>
+              <w:rPr/>
+            </w:pPr>
+            <w:r>
+              <w:rPr/>
+              <w:t>10.1, 10.2.1, 10.2.2, 10.3</w:t>
+            </w:r>
+          </w:p>
+        </w:tc>
+      </w:tr>
+      <w:tr>
+        <w:trPr/>
+        <w:tc>
+          <w:tcPr>
+            <w:tcW w:w="1407" w:type="dxa"/>
+            <w:tcBorders>
+              <w:left w:val="single" w:sz="6" w:space="0" w:color="BFC7D5"/>
+              <w:bottom w:val="single" w:sz="2" w:space="0" w:color="BFC7D5"/>
+              <w:right w:val="single" w:sz="6" w:space="0" w:color="BFC7D5"/>
+            </w:tcBorders>
+            <w:vAlign w:val="center"/>
+          </w:tcPr>
+          <w:p>
+            <w:pPr>
+              <w:pStyle w:val="TableContents"/>
+              <w:bidi w:val="0"/>
+              <w:spacing w:before="0" w:after="283"/>
+              <w:jc w:val="left"/>
+              <w:rPr/>
+            </w:pPr>
+            <w:r>
+              <w:rPr/>
+              <w:t>Prepared by</w:t>
+            </w:r>
+          </w:p>
+        </w:tc>
+        <w:tc>
+          <w:tcPr>
+            <w:tcW w:w="3560" w:type="dxa"/>
+            <w:tcBorders>
+              <w:left w:val="single" w:sz="2" w:space="0" w:color="BFC7D5"/>
+              <w:bottom w:val="single" w:sz="2" w:space="0" w:color="BFC7D5"/>
+              <w:right w:val="single" w:sz="6" w:space="0" w:color="BFC7D5"/>
+            </w:tcBorders>
+            <w:vAlign w:val="center"/>
+          </w:tcPr>
+          <w:p>
+            <w:pPr>
+              <w:pStyle w:val="TableContents"/>
+              <w:bidi w:val="0"/>
+              <w:spacing w:before="0" w:after="283"/>
+              <w:jc w:val="left"/>
+              <w:rPr/>
+            </w:pPr>
+            <w:r>
+              <w:rPr/>
+              <w:t>Richard Watson Stephen Amudha (Lead Engineer) — 2026-10-07</w:t>
+            </w:r>
+          </w:p>
+        </w:tc>
+      </w:tr>
+      <w:tr>
+        <w:trPr/>
+        <w:tc>
+          <w:tcPr>
+            <w:tcW w:w="1407" w:type="dxa"/>
+            <w:tcBorders>
+              <w:left w:val="single" w:sz="6" w:space="0" w:color="BFC7D5"/>
+              <w:bottom w:val="single" w:sz="2" w:space="0" w:color="BFC7D5"/>
+              <w:right w:val="single" w:sz="6" w:space="0" w:color="BFC7D5"/>
+            </w:tcBorders>
+            <w:vAlign w:val="center"/>
+          </w:tcPr>
+          <w:p>
+            <w:pPr>
+              <w:pStyle w:val="TableContents"/>
+              <w:bidi w:val="0"/>
+              <w:spacing w:before="0" w:after="283"/>
+              <w:jc w:val="left"/>
+              <w:rPr/>
+            </w:pPr>
+            <w:r>
+              <w:rPr/>
+              <w:t>Reviewed by</w:t>
+            </w:r>
+          </w:p>
+        </w:tc>
+        <w:tc>
+          <w:tcPr>
+            <w:tcW w:w="3560" w:type="dxa"/>
+            <w:tcBorders>
+              <w:left w:val="single" w:sz="2" w:space="0" w:color="BFC7D5"/>
+              <w:bottom w:val="single" w:sz="2" w:space="0" w:color="BFC7D5"/>
+              <w:right w:val="single" w:sz="6" w:space="0" w:color="BFC7D5"/>
+            </w:tcBorders>
+            <w:vAlign w:val="center"/>
+          </w:tcPr>
+          <w:p>
+            <w:pPr>
+              <w:pStyle w:val="TableContents"/>
+              <w:bidi w:val="0"/>
+              <w:spacing w:before="0" w:after="283"/>
+              <w:jc w:val="left"/>
+              <w:rPr/>
+            </w:pPr>
+            <w:r>
+              <w:rPr/>
+              <w:t>Alexander Peter (EchoMind Project Lead) — 2026-10-07</w:t>
+            </w:r>
+          </w:p>
+        </w:tc>
+      </w:tr>
+      <w:tr>
+        <w:trPr/>
+        <w:tc>
+          <w:tcPr>
+            <w:tcW w:w="1407" w:type="dxa"/>
+            <w:tcBorders>
+              <w:left w:val="single" w:sz="6" w:space="0" w:color="BFC7D5"/>
+              <w:bottom w:val="single" w:sz="2" w:space="0" w:color="BFC7D5"/>
+              <w:right w:val="single" w:sz="6" w:space="0" w:color="BFC7D5"/>
+            </w:tcBorders>
+            <w:vAlign w:val="center"/>
+          </w:tcPr>
+          <w:p>
+            <w:pPr>
+              <w:pStyle w:val="TableContents"/>
+              <w:bidi w:val="0"/>
+              <w:spacing w:before="0" w:after="283"/>
+              <w:jc w:val="left"/>
+              <w:rPr/>
+            </w:pPr>
+            <w:r>
+              <w:rPr/>
+              <w:t>Quality assurance</w:t>
+            </w:r>
+          </w:p>
+        </w:tc>
+        <w:tc>
+          <w:tcPr>
+            <w:tcW w:w="3560" w:type="dxa"/>
+            <w:tcBorders>
+              <w:left w:val="single" w:sz="2" w:space="0" w:color="BFC7D5"/>
+              <w:bottom w:val="single" w:sz="2" w:space="0" w:color="BFC7D5"/>
+              <w:right w:val="single" w:sz="6" w:space="0" w:color="BFC7D5"/>
+            </w:tcBorders>
+            <w:vAlign w:val="center"/>
+          </w:tcPr>
+          <w:p>
+            <w:pPr>
+              <w:pStyle w:val="TableContents"/>
+              <w:bidi w:val="0"/>
+              <w:spacing w:before="0" w:after="283"/>
+              <w:jc w:val="left"/>
+              <w:rPr/>
+            </w:pPr>
+            <w:r>
+              <w:rPr/>
+              <w:t>Sheryl Nazareth (QA / MR) — 2026-10-07</w:t>
+            </w:r>
+          </w:p>
+        </w:tc>
+      </w:tr>
+      <w:tr>
+        <w:trPr/>
+        <w:tc>
+          <w:tcPr>
+            <w:tcW w:w="1407" w:type="dxa"/>
+            <w:tcBorders>
+              <w:left w:val="single" w:sz="6" w:space="0" w:color="BFC7D5"/>
+              <w:bottom w:val="single" w:sz="6" w:space="0" w:color="BFC7D5"/>
+              <w:right w:val="single" w:sz="6" w:space="0" w:color="BFC7D5"/>
+            </w:tcBorders>
+            <w:vAlign w:val="center"/>
+          </w:tcPr>
+          <w:p>
+            <w:pPr>
+              <w:pStyle w:val="TableContents"/>
+              <w:bidi w:val="0"/>
+              <w:spacing w:before="0" w:after="283"/>
+              <w:jc w:val="left"/>
+              <w:rPr/>
+            </w:pPr>
+            <w:r>
+              <w:rPr/>
+              <w:t>Approval record</w:t>
+            </w:r>
+          </w:p>
+        </w:tc>
+        <w:tc>
+          <w:tcPr>
+            <w:tcW w:w="3560" w:type="dxa"/>
+            <w:tcBorders>
+              <w:left w:val="single" w:sz="2" w:space="0" w:color="BFC7D5"/>
+              <w:bottom w:val="single" w:sz="6" w:space="0" w:color="BFC7D5"/>
+              <w:right w:val="single" w:sz="6" w:space="0" w:color="BFC7D5"/>
+            </w:tcBorders>
             <w:vAlign w:val="center"/>
           </w:tcPr>
           <w:p>
@@ -295,100 +657,30 @@
               <w:rPr>
                 <w:rStyle w:val="SourceText"/>
               </w:rPr>
-              <w:t>________________________</w:t>
-            </w:r>
-          </w:p>
-        </w:tc>
-      </w:tr>
-      <w:tr>
-        <w:trPr/>
-        <w:tc>
-          <w:tcPr>
-            <w:tcW w:w="1951" w:type="dxa"/>
-            <w:tcBorders/>
-            <w:vAlign w:val="center"/>
-          </w:tcPr>
-          <w:p>
-            <w:pPr>
-              <w:pStyle w:val="TableContents"/>
-              <w:bidi w:val="0"/>
-              <w:spacing w:before="0" w:after="283"/>
-              <w:jc w:val="left"/>
-              <w:rPr/>
-            </w:pPr>
-            <w:r>
-              <w:rPr/>
-              <w:t>Approval date</w:t>
-            </w:r>
-          </w:p>
-        </w:tc>
-        <w:tc>
-          <w:tcPr>
-            <w:tcW w:w="2671" w:type="dxa"/>
-            <w:tcBorders/>
-            <w:vAlign w:val="center"/>
-          </w:tcPr>
-          <w:p>
-            <w:pPr>
-              <w:pStyle w:val="TableContents"/>
-              <w:bidi w:val="0"/>
-              <w:spacing w:before="0" w:after="283"/>
-              <w:jc w:val="left"/>
-              <w:rPr/>
-            </w:pPr>
-            <w:r>
-              <w:rPr>
-                <w:rStyle w:val="SourceText"/>
-              </w:rPr>
-              <w:t>____ / ____ / ________</w:t>
-            </w:r>
-          </w:p>
-        </w:tc>
-      </w:tr>
-      <w:tr>
-        <w:trPr/>
-        <w:tc>
-          <w:tcPr>
-            <w:tcW w:w="1951" w:type="dxa"/>
-            <w:tcBorders/>
-            <w:vAlign w:val="center"/>
-          </w:tcPr>
-          <w:p>
-            <w:pPr>
-              <w:pStyle w:val="TableContents"/>
-              <w:bidi w:val="0"/>
-              <w:spacing w:before="0" w:after="283"/>
-              <w:jc w:val="left"/>
-              <w:rPr/>
-            </w:pPr>
-            <w:r>
-              <w:rPr/>
-              <w:t>ISO 9001:2015 clauses</w:t>
-            </w:r>
-          </w:p>
-        </w:tc>
-        <w:tc>
-          <w:tcPr>
-            <w:tcW w:w="2671" w:type="dxa"/>
-            <w:tcBorders/>
-            <w:vAlign w:val="center"/>
-          </w:tcPr>
-          <w:p>
-            <w:pPr>
-              <w:pStyle w:val="TableContents"/>
-              <w:bidi w:val="0"/>
-              <w:spacing w:before="0" w:after="283"/>
-              <w:jc w:val="left"/>
-              <w:rPr/>
-            </w:pPr>
-            <w:r>
-              <w:rPr/>
-              <w:t>10.1, 10.2.1, 10.2.2, 10.3</w:t>
+              <w:t>records/approvals/2026-10-07_AR-2026-001_document_approval.md</w:t>
             </w:r>
           </w:p>
         </w:tc>
       </w:tr>
     </w:tbl>
+    <w:p>
+      <w:pPr>
+        <w:pStyle w:val="BlockQuotation"/>
+        <w:bidi w:val="0"/>
+        <w:jc w:val="left"/>
+        <w:rPr/>
+      </w:pPr>
+      <w:r>
+        <w:rPr>
+          <w:rStyle w:val="Strong"/>
+        </w:rPr>
+        <w:t>Revision note 2026-10-07.</w:t>
+      </w:r>
+      <w:r>
+        <w:rPr/>
+        <w:t xml:space="preserve"> Wording in this procedure about “one person” describes the engineering work, which is concentrated in the Lead Engineer. Within AJACE Inc. the roles are held by named people (QM-01 §7.1): independent review by the EchoMind Project Lead (Alexander Peter), verification and QMS maintenance by QA/MR (Sheryl Nazareth), approval and release authorisation by the Managing Director (Anita Johan); internal audit is provided by the AJACE Inc. corporate audit programme.</w:t>
+      </w:r>
+    </w:p>
     <w:p>
       <w:pPr>
         <w:pStyle w:val="HorizontalLine"/>
@@ -474,20 +766,20 @@
     </w:p>
     <w:tbl>
       <w:tblPr>
-        <w:tblW w:w="4893" w:type="dxa"/>
+        <w:tblW w:w="5000" w:type="pct"/>
         <w:jc w:val="left"/>
-        <w:tblInd w:w="0" w:type="dxa"/>
+        <w:tblInd w:w="-7" w:type="dxa"/>
         <w:tblLayout w:type="fixed"/>
         <w:tblCellMar>
-          <w:top w:w="28" w:type="dxa"/>
-          <w:left w:w="28" w:type="dxa"/>
-          <w:bottom w:w="28" w:type="dxa"/>
-          <w:right w:w="28" w:type="dxa"/>
+          <w:top w:w="60" w:type="dxa"/>
+          <w:left w:w="60" w:type="dxa"/>
+          <w:bottom w:w="60" w:type="dxa"/>
+          <w:right w:w="60" w:type="dxa"/>
         </w:tblCellMar>
       </w:tblPr>
       <w:tblGrid>
-        <w:gridCol w:w="1508"/>
-        <w:gridCol w:w="3385"/>
+        <w:gridCol w:w="1543"/>
+        <w:gridCol w:w="3424"/>
       </w:tblGrid>
       <w:tr>
         <w:trPr>
@@ -495,44 +787,60 @@
         </w:trPr>
         <w:tc>
           <w:tcPr>
-            <w:tcW w:w="1508" w:type="dxa"/>
-            <w:tcBorders/>
+            <w:tcW w:w="1543" w:type="dxa"/>
+            <w:tcBorders>
+              <w:top w:val="single" w:sz="6" w:space="0" w:color="BFC7D5"/>
+              <w:left w:val="single" w:sz="6" w:space="0" w:color="BFC7D5"/>
+              <w:bottom w:val="single" w:sz="2" w:space="0" w:color="BFC7D5"/>
+              <w:right w:val="single" w:sz="6" w:space="0" w:color="BFC7D5"/>
+            </w:tcBorders>
+            <w:shd w:fill="1F3A5F" w:val="clear"/>
             <w:vAlign w:val="center"/>
           </w:tcPr>
           <w:p>
             <w:pPr>
               <w:pStyle w:val="TableHeading"/>
-              <w:suppressLineNumbers/>
-              <w:shd w:fill="1F3A5F" w:val="clear"/>
-              <w:bidi w:val="0"/>
-              <w:spacing w:before="0" w:after="283"/>
-              <w:jc w:val="center"/>
-              <w:rPr/>
-            </w:pPr>
-            <w:r>
-              <w:rPr/>
+              <w:bidi w:val="0"/>
+              <w:spacing w:before="0" w:after="283"/>
+              <w:jc w:val="left"/>
+              <w:rPr>
+                <w:color w:val="FFFFFF"/>
+              </w:rPr>
+            </w:pPr>
+            <w:r>
+              <w:rPr>
+                <w:color w:val="FFFFFF"/>
+              </w:rPr>
               <w:t>Term</w:t>
             </w:r>
           </w:p>
         </w:tc>
         <w:tc>
           <w:tcPr>
-            <w:tcW w:w="3385" w:type="dxa"/>
-            <w:tcBorders/>
+            <w:tcW w:w="3424" w:type="dxa"/>
+            <w:tcBorders>
+              <w:top w:val="single" w:sz="6" w:space="0" w:color="BFC7D5"/>
+              <w:left w:val="single" w:sz="2" w:space="0" w:color="BFC7D5"/>
+              <w:bottom w:val="single" w:sz="2" w:space="0" w:color="BFC7D5"/>
+              <w:right w:val="single" w:sz="6" w:space="0" w:color="BFC7D5"/>
+            </w:tcBorders>
+            <w:shd w:fill="1F3A5F" w:val="clear"/>
             <w:vAlign w:val="center"/>
           </w:tcPr>
           <w:p>
             <w:pPr>
               <w:pStyle w:val="TableHeading"/>
-              <w:suppressLineNumbers/>
-              <w:shd w:fill="1F3A5F" w:val="clear"/>
-              <w:bidi w:val="0"/>
-              <w:spacing w:before="0" w:after="283"/>
-              <w:jc w:val="center"/>
-              <w:rPr/>
-            </w:pPr>
-            <w:r>
-              <w:rPr/>
+              <w:bidi w:val="0"/>
+              <w:spacing w:before="0" w:after="283"/>
+              <w:jc w:val="left"/>
+              <w:rPr>
+                <w:color w:val="FFFFFF"/>
+              </w:rPr>
+            </w:pPr>
+            <w:r>
+              <w:rPr>
+                <w:color w:val="FFFFFF"/>
+              </w:rPr>
               <w:t>Meaning here</w:t>
             </w:r>
           </w:p>
@@ -542,8 +850,12 @@
         <w:trPr/>
         <w:tc>
           <w:tcPr>
-            <w:tcW w:w="1508" w:type="dxa"/>
-            <w:tcBorders/>
+            <w:tcW w:w="1543" w:type="dxa"/>
+            <w:tcBorders>
+              <w:left w:val="single" w:sz="6" w:space="0" w:color="BFC7D5"/>
+              <w:bottom w:val="single" w:sz="2" w:space="0" w:color="BFC7D5"/>
+              <w:right w:val="single" w:sz="6" w:space="0" w:color="BFC7D5"/>
+            </w:tcBorders>
             <w:vAlign w:val="center"/>
           </w:tcPr>
           <w:p>
@@ -564,8 +876,12 @@
         </w:tc>
         <w:tc>
           <w:tcPr>
-            <w:tcW w:w="3385" w:type="dxa"/>
-            <w:tcBorders/>
+            <w:tcW w:w="3424" w:type="dxa"/>
+            <w:tcBorders>
+              <w:left w:val="single" w:sz="2" w:space="0" w:color="BFC7D5"/>
+              <w:bottom w:val="single" w:sz="2" w:space="0" w:color="BFC7D5"/>
+              <w:right w:val="single" w:sz="6" w:space="0" w:color="BFC7D5"/>
+            </w:tcBorders>
             <w:vAlign w:val="center"/>
           </w:tcPr>
           <w:p>
@@ -587,8 +903,12 @@
         <w:trPr/>
         <w:tc>
           <w:tcPr>
-            <w:tcW w:w="1508" w:type="dxa"/>
-            <w:tcBorders/>
+            <w:tcW w:w="1543" w:type="dxa"/>
+            <w:tcBorders>
+              <w:left w:val="single" w:sz="6" w:space="0" w:color="BFC7D5"/>
+              <w:bottom w:val="single" w:sz="2" w:space="0" w:color="BFC7D5"/>
+              <w:right w:val="single" w:sz="6" w:space="0" w:color="BFC7D5"/>
+            </w:tcBorders>
             <w:vAlign w:val="center"/>
           </w:tcPr>
           <w:p>
@@ -609,8 +929,12 @@
         </w:tc>
         <w:tc>
           <w:tcPr>
-            <w:tcW w:w="3385" w:type="dxa"/>
-            <w:tcBorders/>
+            <w:tcW w:w="3424" w:type="dxa"/>
+            <w:tcBorders>
+              <w:left w:val="single" w:sz="2" w:space="0" w:color="BFC7D5"/>
+              <w:bottom w:val="single" w:sz="2" w:space="0" w:color="BFC7D5"/>
+              <w:right w:val="single" w:sz="6" w:space="0" w:color="BFC7D5"/>
+            </w:tcBorders>
             <w:vAlign w:val="center"/>
           </w:tcPr>
           <w:p>
@@ -632,8 +956,12 @@
         <w:trPr/>
         <w:tc>
           <w:tcPr>
-            <w:tcW w:w="1508" w:type="dxa"/>
-            <w:tcBorders/>
+            <w:tcW w:w="1543" w:type="dxa"/>
+            <w:tcBorders>
+              <w:left w:val="single" w:sz="6" w:space="0" w:color="BFC7D5"/>
+              <w:bottom w:val="single" w:sz="2" w:space="0" w:color="BFC7D5"/>
+              <w:right w:val="single" w:sz="6" w:space="0" w:color="BFC7D5"/>
+            </w:tcBorders>
             <w:vAlign w:val="center"/>
           </w:tcPr>
           <w:p>
@@ -654,8 +982,12 @@
         </w:tc>
         <w:tc>
           <w:tcPr>
-            <w:tcW w:w="3385" w:type="dxa"/>
-            <w:tcBorders/>
+            <w:tcW w:w="3424" w:type="dxa"/>
+            <w:tcBorders>
+              <w:left w:val="single" w:sz="2" w:space="0" w:color="BFC7D5"/>
+              <w:bottom w:val="single" w:sz="2" w:space="0" w:color="BFC7D5"/>
+              <w:right w:val="single" w:sz="6" w:space="0" w:color="BFC7D5"/>
+            </w:tcBorders>
             <w:vAlign w:val="center"/>
           </w:tcPr>
           <w:p>
@@ -677,8 +1009,12 @@
         <w:trPr/>
         <w:tc>
           <w:tcPr>
-            <w:tcW w:w="1508" w:type="dxa"/>
-            <w:tcBorders/>
+            <w:tcW w:w="1543" w:type="dxa"/>
+            <w:tcBorders>
+              <w:left w:val="single" w:sz="6" w:space="0" w:color="BFC7D5"/>
+              <w:bottom w:val="single" w:sz="2" w:space="0" w:color="BFC7D5"/>
+              <w:right w:val="single" w:sz="6" w:space="0" w:color="BFC7D5"/>
+            </w:tcBorders>
             <w:vAlign w:val="center"/>
           </w:tcPr>
           <w:p>
@@ -699,8 +1035,12 @@
         </w:tc>
         <w:tc>
           <w:tcPr>
-            <w:tcW w:w="3385" w:type="dxa"/>
-            <w:tcBorders/>
+            <w:tcW w:w="3424" w:type="dxa"/>
+            <w:tcBorders>
+              <w:left w:val="single" w:sz="2" w:space="0" w:color="BFC7D5"/>
+              <w:bottom w:val="single" w:sz="2" w:space="0" w:color="BFC7D5"/>
+              <w:right w:val="single" w:sz="6" w:space="0" w:color="BFC7D5"/>
+            </w:tcBorders>
             <w:vAlign w:val="center"/>
           </w:tcPr>
           <w:p>
@@ -732,8 +1072,12 @@
         <w:trPr/>
         <w:tc>
           <w:tcPr>
-            <w:tcW w:w="1508" w:type="dxa"/>
-            <w:tcBorders/>
+            <w:tcW w:w="1543" w:type="dxa"/>
+            <w:tcBorders>
+              <w:left w:val="single" w:sz="6" w:space="0" w:color="BFC7D5"/>
+              <w:bottom w:val="single" w:sz="2" w:space="0" w:color="BFC7D5"/>
+              <w:right w:val="single" w:sz="6" w:space="0" w:color="BFC7D5"/>
+            </w:tcBorders>
             <w:vAlign w:val="center"/>
           </w:tcPr>
           <w:p>
@@ -754,8 +1098,12 @@
         </w:tc>
         <w:tc>
           <w:tcPr>
-            <w:tcW w:w="3385" w:type="dxa"/>
-            <w:tcBorders/>
+            <w:tcW w:w="3424" w:type="dxa"/>
+            <w:tcBorders>
+              <w:left w:val="single" w:sz="2" w:space="0" w:color="BFC7D5"/>
+              <w:bottom w:val="single" w:sz="2" w:space="0" w:color="BFC7D5"/>
+              <w:right w:val="single" w:sz="6" w:space="0" w:color="BFC7D5"/>
+            </w:tcBorders>
             <w:vAlign w:val="center"/>
           </w:tcPr>
           <w:p>
@@ -787,8 +1135,12 @@
         <w:trPr/>
         <w:tc>
           <w:tcPr>
-            <w:tcW w:w="1508" w:type="dxa"/>
-            <w:tcBorders/>
+            <w:tcW w:w="1543" w:type="dxa"/>
+            <w:tcBorders>
+              <w:left w:val="single" w:sz="6" w:space="0" w:color="BFC7D5"/>
+              <w:bottom w:val="single" w:sz="6" w:space="0" w:color="BFC7D5"/>
+              <w:right w:val="single" w:sz="6" w:space="0" w:color="BFC7D5"/>
+            </w:tcBorders>
             <w:vAlign w:val="center"/>
           </w:tcPr>
           <w:p>
@@ -809,8 +1161,12 @@
         </w:tc>
         <w:tc>
           <w:tcPr>
-            <w:tcW w:w="3385" w:type="dxa"/>
-            <w:tcBorders/>
+            <w:tcW w:w="3424" w:type="dxa"/>
+            <w:tcBorders>
+              <w:left w:val="single" w:sz="2" w:space="0" w:color="BFC7D5"/>
+              <w:bottom w:val="single" w:sz="6" w:space="0" w:color="BFC7D5"/>
+              <w:right w:val="single" w:sz="6" w:space="0" w:color="BFC7D5"/>
+            </w:tcBorders>
             <w:vAlign w:val="center"/>
           </w:tcPr>
           <w:p>
@@ -881,20 +1237,20 @@
     </w:p>
     <w:tbl>
       <w:tblPr>
-        <w:tblW w:w="4893" w:type="dxa"/>
+        <w:tblW w:w="5000" w:type="pct"/>
         <w:jc w:val="left"/>
-        <w:tblInd w:w="0" w:type="dxa"/>
+        <w:tblInd w:w="-7" w:type="dxa"/>
         <w:tblLayout w:type="fixed"/>
         <w:tblCellMar>
-          <w:top w:w="28" w:type="dxa"/>
-          <w:left w:w="28" w:type="dxa"/>
-          <w:bottom w:w="28" w:type="dxa"/>
-          <w:right w:w="28" w:type="dxa"/>
+          <w:top w:w="60" w:type="dxa"/>
+          <w:left w:w="60" w:type="dxa"/>
+          <w:bottom w:w="60" w:type="dxa"/>
+          <w:right w:w="60" w:type="dxa"/>
         </w:tblCellMar>
       </w:tblPr>
       <w:tblGrid>
-        <w:gridCol w:w="1429"/>
-        <w:gridCol w:w="3464"/>
+        <w:gridCol w:w="1465"/>
+        <w:gridCol w:w="3502"/>
       </w:tblGrid>
       <w:tr>
         <w:trPr>
@@ -902,44 +1258,60 @@
         </w:trPr>
         <w:tc>
           <w:tcPr>
-            <w:tcW w:w="1429" w:type="dxa"/>
-            <w:tcBorders/>
+            <w:tcW w:w="1465" w:type="dxa"/>
+            <w:tcBorders>
+              <w:top w:val="single" w:sz="6" w:space="0" w:color="BFC7D5"/>
+              <w:left w:val="single" w:sz="6" w:space="0" w:color="BFC7D5"/>
+              <w:bottom w:val="single" w:sz="2" w:space="0" w:color="BFC7D5"/>
+              <w:right w:val="single" w:sz="6" w:space="0" w:color="BFC7D5"/>
+            </w:tcBorders>
+            <w:shd w:fill="1F3A5F" w:val="clear"/>
             <w:vAlign w:val="center"/>
           </w:tcPr>
           <w:p>
             <w:pPr>
               <w:pStyle w:val="TableHeading"/>
-              <w:suppressLineNumbers/>
-              <w:shd w:fill="1F3A5F" w:val="clear"/>
-              <w:bidi w:val="0"/>
-              <w:spacing w:before="0" w:after="283"/>
-              <w:jc w:val="center"/>
-              <w:rPr/>
-            </w:pPr>
-            <w:r>
-              <w:rPr/>
+              <w:bidi w:val="0"/>
+              <w:spacing w:before="0" w:after="283"/>
+              <w:jc w:val="left"/>
+              <w:rPr>
+                <w:color w:val="FFFFFF"/>
+              </w:rPr>
+            </w:pPr>
+            <w:r>
+              <w:rPr>
+                <w:color w:val="FFFFFF"/>
+              </w:rPr>
               <w:t>Role</w:t>
             </w:r>
           </w:p>
         </w:tc>
         <w:tc>
           <w:tcPr>
-            <w:tcW w:w="3464" w:type="dxa"/>
-            <w:tcBorders/>
+            <w:tcW w:w="3502" w:type="dxa"/>
+            <w:tcBorders>
+              <w:top w:val="single" w:sz="6" w:space="0" w:color="BFC7D5"/>
+              <w:left w:val="single" w:sz="2" w:space="0" w:color="BFC7D5"/>
+              <w:bottom w:val="single" w:sz="2" w:space="0" w:color="BFC7D5"/>
+              <w:right w:val="single" w:sz="6" w:space="0" w:color="BFC7D5"/>
+            </w:tcBorders>
+            <w:shd w:fill="1F3A5F" w:val="clear"/>
             <w:vAlign w:val="center"/>
           </w:tcPr>
           <w:p>
             <w:pPr>
               <w:pStyle w:val="TableHeading"/>
-              <w:suppressLineNumbers/>
-              <w:shd w:fill="1F3A5F" w:val="clear"/>
-              <w:bidi w:val="0"/>
-              <w:spacing w:before="0" w:after="283"/>
-              <w:jc w:val="center"/>
-              <w:rPr/>
-            </w:pPr>
-            <w:r>
-              <w:rPr/>
+              <w:bidi w:val="0"/>
+              <w:spacing w:before="0" w:after="283"/>
+              <w:jc w:val="left"/>
+              <w:rPr>
+                <w:color w:val="FFFFFF"/>
+              </w:rPr>
+            </w:pPr>
+            <w:r>
+              <w:rPr>
+                <w:color w:val="FFFFFF"/>
+              </w:rPr>
               <w:t>Responsibility</w:t>
             </w:r>
           </w:p>
@@ -949,8 +1321,12 @@
         <w:trPr/>
         <w:tc>
           <w:tcPr>
-            <w:tcW w:w="1429" w:type="dxa"/>
-            <w:tcBorders/>
+            <w:tcW w:w="1465" w:type="dxa"/>
+            <w:tcBorders>
+              <w:left w:val="single" w:sz="6" w:space="0" w:color="BFC7D5"/>
+              <w:bottom w:val="single" w:sz="2" w:space="0" w:color="BFC7D5"/>
+              <w:right w:val="single" w:sz="6" w:space="0" w:color="BFC7D5"/>
+            </w:tcBorders>
             <w:vAlign w:val="center"/>
           </w:tcPr>
           <w:p>
@@ -969,8 +1345,12 @@
         </w:tc>
         <w:tc>
           <w:tcPr>
-            <w:tcW w:w="3464" w:type="dxa"/>
-            <w:tcBorders/>
+            <w:tcW w:w="3502" w:type="dxa"/>
+            <w:tcBorders>
+              <w:left w:val="single" w:sz="2" w:space="0" w:color="BFC7D5"/>
+              <w:bottom w:val="single" w:sz="2" w:space="0" w:color="BFC7D5"/>
+              <w:right w:val="single" w:sz="6" w:space="0" w:color="BFC7D5"/>
+            </w:tcBorders>
             <w:vAlign w:val="center"/>
           </w:tcPr>
           <w:p>
@@ -992,8 +1372,12 @@
         <w:trPr/>
         <w:tc>
           <w:tcPr>
-            <w:tcW w:w="1429" w:type="dxa"/>
-            <w:tcBorders/>
+            <w:tcW w:w="1465" w:type="dxa"/>
+            <w:tcBorders>
+              <w:left w:val="single" w:sz="6" w:space="0" w:color="BFC7D5"/>
+              <w:bottom w:val="single" w:sz="2" w:space="0" w:color="BFC7D5"/>
+              <w:right w:val="single" w:sz="6" w:space="0" w:color="BFC7D5"/>
+            </w:tcBorders>
             <w:vAlign w:val="center"/>
           </w:tcPr>
           <w:p>
@@ -1012,8 +1396,12 @@
         </w:tc>
         <w:tc>
           <w:tcPr>
-            <w:tcW w:w="3464" w:type="dxa"/>
-            <w:tcBorders/>
+            <w:tcW w:w="3502" w:type="dxa"/>
+            <w:tcBorders>
+              <w:left w:val="single" w:sz="2" w:space="0" w:color="BFC7D5"/>
+              <w:bottom w:val="single" w:sz="2" w:space="0" w:color="BFC7D5"/>
+              <w:right w:val="single" w:sz="6" w:space="0" w:color="BFC7D5"/>
+            </w:tcBorders>
             <w:vAlign w:val="center"/>
           </w:tcPr>
           <w:p>
@@ -1045,8 +1433,12 @@
         <w:trPr/>
         <w:tc>
           <w:tcPr>
-            <w:tcW w:w="1429" w:type="dxa"/>
-            <w:tcBorders/>
+            <w:tcW w:w="1465" w:type="dxa"/>
+            <w:tcBorders>
+              <w:left w:val="single" w:sz="6" w:space="0" w:color="BFC7D5"/>
+              <w:bottom w:val="single" w:sz="2" w:space="0" w:color="BFC7D5"/>
+              <w:right w:val="single" w:sz="6" w:space="0" w:color="BFC7D5"/>
+            </w:tcBorders>
             <w:vAlign w:val="center"/>
           </w:tcPr>
           <w:p>
@@ -1065,8 +1457,12 @@
         </w:tc>
         <w:tc>
           <w:tcPr>
-            <w:tcW w:w="3464" w:type="dxa"/>
-            <w:tcBorders/>
+            <w:tcW w:w="3502" w:type="dxa"/>
+            <w:tcBorders>
+              <w:left w:val="single" w:sz="2" w:space="0" w:color="BFC7D5"/>
+              <w:bottom w:val="single" w:sz="2" w:space="0" w:color="BFC7D5"/>
+              <w:right w:val="single" w:sz="6" w:space="0" w:color="BFC7D5"/>
+            </w:tcBorders>
             <w:vAlign w:val="center"/>
           </w:tcPr>
           <w:p>
@@ -1088,8 +1484,12 @@
         <w:trPr/>
         <w:tc>
           <w:tcPr>
-            <w:tcW w:w="1429" w:type="dxa"/>
-            <w:tcBorders/>
+            <w:tcW w:w="1465" w:type="dxa"/>
+            <w:tcBorders>
+              <w:left w:val="single" w:sz="6" w:space="0" w:color="BFC7D5"/>
+              <w:bottom w:val="single" w:sz="6" w:space="0" w:color="BFC7D5"/>
+              <w:right w:val="single" w:sz="6" w:space="0" w:color="BFC7D5"/>
+            </w:tcBorders>
             <w:vAlign w:val="center"/>
           </w:tcPr>
           <w:p>
@@ -1108,8 +1508,12 @@
         </w:tc>
         <w:tc>
           <w:tcPr>
-            <w:tcW w:w="3464" w:type="dxa"/>
-            <w:tcBorders/>
+            <w:tcW w:w="3502" w:type="dxa"/>
+            <w:tcBorders>
+              <w:left w:val="single" w:sz="2" w:space="0" w:color="BFC7D5"/>
+              <w:bottom w:val="single" w:sz="6" w:space="0" w:color="BFC7D5"/>
+              <w:right w:val="single" w:sz="6" w:space="0" w:color="BFC7D5"/>
+            </w:tcBorders>
             <w:vAlign w:val="center"/>
           </w:tcPr>
           <w:p>
@@ -1137,7 +1541,7 @@
       </w:pPr>
       <w:r>
         <w:rPr/>
-        <w:t xml:space="preserve">Ajace AI currently has one person holding all of these roles. The consequence — that implementation and verification of effectiveness are performed by the same person — is recorded in §11 and must be stated on each record in the </w:t>
+        <w:t xml:space="preserve">Implementation is normally by the Lead Engineer (Richard Watson Stephen Amudha); verification of effectiveness is by QA/MR (Sheryl Nazareth) or the EchoMind Project Lead (Alexander Peter). Where implementer and verifier are the same person, that must be stated on the record in the </w:t>
       </w:r>
       <w:r>
         <w:rPr>
@@ -1157,7 +1561,7 @@
       </w:r>
       <w:r>
         <w:rPr/>
-        <w:t>.</w:t>
+        <w:t xml:space="preserve"> (§11).</w:t>
       </w:r>
     </w:p>
     <w:p>
@@ -1196,20 +1600,20 @@
     </w:p>
     <w:tbl>
       <w:tblPr>
-        <w:tblW w:w="4893" w:type="dxa"/>
+        <w:tblW w:w="5000" w:type="pct"/>
         <w:jc w:val="left"/>
-        <w:tblInd w:w="0" w:type="dxa"/>
+        <w:tblInd w:w="-7" w:type="dxa"/>
         <w:tblLayout w:type="fixed"/>
         <w:tblCellMar>
-          <w:top w:w="28" w:type="dxa"/>
-          <w:left w:w="28" w:type="dxa"/>
-          <w:bottom w:w="28" w:type="dxa"/>
-          <w:right w:w="28" w:type="dxa"/>
+          <w:top w:w="60" w:type="dxa"/>
+          <w:left w:w="60" w:type="dxa"/>
+          <w:bottom w:w="60" w:type="dxa"/>
+          <w:right w:w="60" w:type="dxa"/>
         </w:tblCellMar>
       </w:tblPr>
       <w:tblGrid>
-        <w:gridCol w:w="1184"/>
-        <w:gridCol w:w="3709"/>
+        <w:gridCol w:w="1219"/>
+        <w:gridCol w:w="3748"/>
       </w:tblGrid>
       <w:tr>
         <w:trPr>
@@ -1217,44 +1621,60 @@
         </w:trPr>
         <w:tc>
           <w:tcPr>
-            <w:tcW w:w="1184" w:type="dxa"/>
-            <w:tcBorders/>
+            <w:tcW w:w="1219" w:type="dxa"/>
+            <w:tcBorders>
+              <w:top w:val="single" w:sz="6" w:space="0" w:color="BFC7D5"/>
+              <w:left w:val="single" w:sz="6" w:space="0" w:color="BFC7D5"/>
+              <w:bottom w:val="single" w:sz="2" w:space="0" w:color="BFC7D5"/>
+              <w:right w:val="single" w:sz="6" w:space="0" w:color="BFC7D5"/>
+            </w:tcBorders>
+            <w:shd w:fill="1F3A5F" w:val="clear"/>
             <w:vAlign w:val="center"/>
           </w:tcPr>
           <w:p>
             <w:pPr>
               <w:pStyle w:val="TableHeading"/>
-              <w:suppressLineNumbers/>
-              <w:shd w:fill="1F3A5F" w:val="clear"/>
-              <w:bidi w:val="0"/>
-              <w:spacing w:before="0" w:after="283"/>
-              <w:jc w:val="center"/>
-              <w:rPr/>
-            </w:pPr>
-            <w:r>
-              <w:rPr/>
+              <w:bidi w:val="0"/>
+              <w:spacing w:before="0" w:after="283"/>
+              <w:jc w:val="left"/>
+              <w:rPr>
+                <w:color w:val="FFFFFF"/>
+              </w:rPr>
+            </w:pPr>
+            <w:r>
+              <w:rPr>
+                <w:color w:val="FFFFFF"/>
+              </w:rPr>
               <w:t>Source</w:t>
             </w:r>
           </w:p>
         </w:tc>
         <w:tc>
           <w:tcPr>
-            <w:tcW w:w="3709" w:type="dxa"/>
-            <w:tcBorders/>
+            <w:tcW w:w="3748" w:type="dxa"/>
+            <w:tcBorders>
+              <w:top w:val="single" w:sz="6" w:space="0" w:color="BFC7D5"/>
+              <w:left w:val="single" w:sz="2" w:space="0" w:color="BFC7D5"/>
+              <w:bottom w:val="single" w:sz="2" w:space="0" w:color="BFC7D5"/>
+              <w:right w:val="single" w:sz="6" w:space="0" w:color="BFC7D5"/>
+            </w:tcBorders>
+            <w:shd w:fill="1F3A5F" w:val="clear"/>
             <w:vAlign w:val="center"/>
           </w:tcPr>
           <w:p>
             <w:pPr>
               <w:pStyle w:val="TableHeading"/>
-              <w:suppressLineNumbers/>
-              <w:shd w:fill="1F3A5F" w:val="clear"/>
-              <w:bidi w:val="0"/>
-              <w:spacing w:before="0" w:after="283"/>
-              <w:jc w:val="center"/>
-              <w:rPr/>
-            </w:pPr>
-            <w:r>
-              <w:rPr/>
+              <w:bidi w:val="0"/>
+              <w:spacing w:before="0" w:after="283"/>
+              <w:jc w:val="left"/>
+              <w:rPr>
+                <w:color w:val="FFFFFF"/>
+              </w:rPr>
+            </w:pPr>
+            <w:r>
+              <w:rPr>
+                <w:color w:val="FFFFFF"/>
+              </w:rPr>
               <w:t>Trigger</w:t>
             </w:r>
           </w:p>
@@ -1264,8 +1684,12 @@
         <w:trPr/>
         <w:tc>
           <w:tcPr>
-            <w:tcW w:w="1184" w:type="dxa"/>
-            <w:tcBorders/>
+            <w:tcW w:w="1219" w:type="dxa"/>
+            <w:tcBorders>
+              <w:left w:val="single" w:sz="6" w:space="0" w:color="BFC7D5"/>
+              <w:bottom w:val="single" w:sz="2" w:space="0" w:color="BFC7D5"/>
+              <w:right w:val="single" w:sz="6" w:space="0" w:color="BFC7D5"/>
+            </w:tcBorders>
             <w:vAlign w:val="center"/>
           </w:tcPr>
           <w:p>
@@ -1294,8 +1718,12 @@
         </w:tc>
         <w:tc>
           <w:tcPr>
-            <w:tcW w:w="3709" w:type="dxa"/>
-            <w:tcBorders/>
+            <w:tcW w:w="3748" w:type="dxa"/>
+            <w:tcBorders>
+              <w:left w:val="single" w:sz="2" w:space="0" w:color="BFC7D5"/>
+              <w:bottom w:val="single" w:sz="2" w:space="0" w:color="BFC7D5"/>
+              <w:right w:val="single" w:sz="6" w:space="0" w:color="BFC7D5"/>
+            </w:tcBorders>
             <w:vAlign w:val="center"/>
           </w:tcPr>
           <w:p>
@@ -1317,8 +1745,12 @@
         <w:trPr/>
         <w:tc>
           <w:tcPr>
-            <w:tcW w:w="1184" w:type="dxa"/>
-            <w:tcBorders/>
+            <w:tcW w:w="1219" w:type="dxa"/>
+            <w:tcBorders>
+              <w:left w:val="single" w:sz="6" w:space="0" w:color="BFC7D5"/>
+              <w:bottom w:val="single" w:sz="2" w:space="0" w:color="BFC7D5"/>
+              <w:right w:val="single" w:sz="6" w:space="0" w:color="BFC7D5"/>
+            </w:tcBorders>
             <w:vAlign w:val="center"/>
           </w:tcPr>
           <w:p>
@@ -1337,8 +1769,12 @@
         </w:tc>
         <w:tc>
           <w:tcPr>
-            <w:tcW w:w="3709" w:type="dxa"/>
-            <w:tcBorders/>
+            <w:tcW w:w="3748" w:type="dxa"/>
+            <w:tcBorders>
+              <w:left w:val="single" w:sz="2" w:space="0" w:color="BFC7D5"/>
+              <w:bottom w:val="single" w:sz="2" w:space="0" w:color="BFC7D5"/>
+              <w:right w:val="single" w:sz="6" w:space="0" w:color="BFC7D5"/>
+            </w:tcBorders>
             <w:vAlign w:val="center"/>
           </w:tcPr>
           <w:p>
@@ -1377,7 +1813,7 @@
               <w:rPr>
                 <w:rStyle w:val="SourceText"/>
               </w:rPr>
-              <w:t>eval/run_eval.py:281</w:t>
+              <w:t>eval/run_eval.py:309</w:t>
             </w:r>
             <w:r>
               <w:rPr/>
@@ -1390,8 +1826,12 @@
         <w:trPr/>
         <w:tc>
           <w:tcPr>
-            <w:tcW w:w="1184" w:type="dxa"/>
-            <w:tcBorders/>
+            <w:tcW w:w="1219" w:type="dxa"/>
+            <w:tcBorders>
+              <w:left w:val="single" w:sz="6" w:space="0" w:color="BFC7D5"/>
+              <w:bottom w:val="single" w:sz="2" w:space="0" w:color="BFC7D5"/>
+              <w:right w:val="single" w:sz="6" w:space="0" w:color="BFC7D5"/>
+            </w:tcBorders>
             <w:vAlign w:val="center"/>
           </w:tcPr>
           <w:p>
@@ -1410,8 +1850,12 @@
         </w:tc>
         <w:tc>
           <w:tcPr>
-            <w:tcW w:w="3709" w:type="dxa"/>
-            <w:tcBorders/>
+            <w:tcW w:w="3748" w:type="dxa"/>
+            <w:tcBorders>
+              <w:left w:val="single" w:sz="2" w:space="0" w:color="BFC7D5"/>
+              <w:bottom w:val="single" w:sz="2" w:space="0" w:color="BFC7D5"/>
+              <w:right w:val="single" w:sz="6" w:space="0" w:color="BFC7D5"/>
+            </w:tcBorders>
             <w:vAlign w:val="center"/>
           </w:tcPr>
           <w:p>
@@ -1459,8 +1903,12 @@
         <w:trPr/>
         <w:tc>
           <w:tcPr>
-            <w:tcW w:w="1184" w:type="dxa"/>
-            <w:tcBorders/>
+            <w:tcW w:w="1219" w:type="dxa"/>
+            <w:tcBorders>
+              <w:left w:val="single" w:sz="6" w:space="0" w:color="BFC7D5"/>
+              <w:bottom w:val="single" w:sz="2" w:space="0" w:color="BFC7D5"/>
+              <w:right w:val="single" w:sz="6" w:space="0" w:color="BFC7D5"/>
+            </w:tcBorders>
             <w:vAlign w:val="center"/>
           </w:tcPr>
           <w:p>
@@ -1479,8 +1927,12 @@
         </w:tc>
         <w:tc>
           <w:tcPr>
-            <w:tcW w:w="3709" w:type="dxa"/>
-            <w:tcBorders/>
+            <w:tcW w:w="3748" w:type="dxa"/>
+            <w:tcBorders>
+              <w:left w:val="single" w:sz="2" w:space="0" w:color="BFC7D5"/>
+              <w:bottom w:val="single" w:sz="2" w:space="0" w:color="BFC7D5"/>
+              <w:right w:val="single" w:sz="6" w:space="0" w:color="BFC7D5"/>
+            </w:tcBorders>
             <w:vAlign w:val="center"/>
           </w:tcPr>
           <w:p>
@@ -1502,8 +1954,12 @@
         <w:trPr/>
         <w:tc>
           <w:tcPr>
-            <w:tcW w:w="1184" w:type="dxa"/>
-            <w:tcBorders/>
+            <w:tcW w:w="1219" w:type="dxa"/>
+            <w:tcBorders>
+              <w:left w:val="single" w:sz="6" w:space="0" w:color="BFC7D5"/>
+              <w:bottom w:val="single" w:sz="2" w:space="0" w:color="BFC7D5"/>
+              <w:right w:val="single" w:sz="6" w:space="0" w:color="BFC7D5"/>
+            </w:tcBorders>
             <w:vAlign w:val="center"/>
           </w:tcPr>
           <w:p>
@@ -1522,8 +1978,12 @@
         </w:tc>
         <w:tc>
           <w:tcPr>
-            <w:tcW w:w="3709" w:type="dxa"/>
-            <w:tcBorders/>
+            <w:tcW w:w="3748" w:type="dxa"/>
+            <w:tcBorders>
+              <w:left w:val="single" w:sz="2" w:space="0" w:color="BFC7D5"/>
+              <w:bottom w:val="single" w:sz="2" w:space="0" w:color="BFC7D5"/>
+              <w:right w:val="single" w:sz="6" w:space="0" w:color="BFC7D5"/>
+            </w:tcBorders>
             <w:vAlign w:val="center"/>
           </w:tcPr>
           <w:p>
@@ -1561,8 +2021,12 @@
         <w:trPr/>
         <w:tc>
           <w:tcPr>
-            <w:tcW w:w="1184" w:type="dxa"/>
-            <w:tcBorders/>
+            <w:tcW w:w="1219" w:type="dxa"/>
+            <w:tcBorders>
+              <w:left w:val="single" w:sz="6" w:space="0" w:color="BFC7D5"/>
+              <w:bottom w:val="single" w:sz="2" w:space="0" w:color="BFC7D5"/>
+              <w:right w:val="single" w:sz="6" w:space="0" w:color="BFC7D5"/>
+            </w:tcBorders>
             <w:vAlign w:val="center"/>
           </w:tcPr>
           <w:p>
@@ -1581,8 +2045,12 @@
         </w:tc>
         <w:tc>
           <w:tcPr>
-            <w:tcW w:w="3709" w:type="dxa"/>
-            <w:tcBorders/>
+            <w:tcW w:w="3748" w:type="dxa"/>
+            <w:tcBorders>
+              <w:left w:val="single" w:sz="2" w:space="0" w:color="BFC7D5"/>
+              <w:bottom w:val="single" w:sz="2" w:space="0" w:color="BFC7D5"/>
+              <w:right w:val="single" w:sz="6" w:space="0" w:color="BFC7D5"/>
+            </w:tcBorders>
             <w:vAlign w:val="center"/>
           </w:tcPr>
           <w:p>
@@ -1604,8 +2072,12 @@
         <w:trPr/>
         <w:tc>
           <w:tcPr>
-            <w:tcW w:w="1184" w:type="dxa"/>
-            <w:tcBorders/>
+            <w:tcW w:w="1219" w:type="dxa"/>
+            <w:tcBorders>
+              <w:left w:val="single" w:sz="6" w:space="0" w:color="BFC7D5"/>
+              <w:bottom w:val="single" w:sz="2" w:space="0" w:color="BFC7D5"/>
+              <w:right w:val="single" w:sz="6" w:space="0" w:color="BFC7D5"/>
+            </w:tcBorders>
             <w:vAlign w:val="center"/>
           </w:tcPr>
           <w:p>
@@ -1624,8 +2096,12 @@
         </w:tc>
         <w:tc>
           <w:tcPr>
-            <w:tcW w:w="3709" w:type="dxa"/>
-            <w:tcBorders/>
+            <w:tcW w:w="3748" w:type="dxa"/>
+            <w:tcBorders>
+              <w:left w:val="single" w:sz="2" w:space="0" w:color="BFC7D5"/>
+              <w:bottom w:val="single" w:sz="2" w:space="0" w:color="BFC7D5"/>
+              <w:right w:val="single" w:sz="6" w:space="0" w:color="BFC7D5"/>
+            </w:tcBorders>
             <w:vAlign w:val="center"/>
           </w:tcPr>
           <w:p>
@@ -1667,8 +2143,12 @@
         <w:trPr/>
         <w:tc>
           <w:tcPr>
-            <w:tcW w:w="1184" w:type="dxa"/>
-            <w:tcBorders/>
+            <w:tcW w:w="1219" w:type="dxa"/>
+            <w:tcBorders>
+              <w:left w:val="single" w:sz="6" w:space="0" w:color="BFC7D5"/>
+              <w:bottom w:val="single" w:sz="6" w:space="0" w:color="BFC7D5"/>
+              <w:right w:val="single" w:sz="6" w:space="0" w:color="BFC7D5"/>
+            </w:tcBorders>
             <w:vAlign w:val="center"/>
           </w:tcPr>
           <w:p>
@@ -1687,8 +2167,12 @@
         </w:tc>
         <w:tc>
           <w:tcPr>
-            <w:tcW w:w="3709" w:type="dxa"/>
-            <w:tcBorders/>
+            <w:tcW w:w="3748" w:type="dxa"/>
+            <w:tcBorders>
+              <w:left w:val="single" w:sz="2" w:space="0" w:color="BFC7D5"/>
+              <w:bottom w:val="single" w:sz="6" w:space="0" w:color="BFC7D5"/>
+              <w:right w:val="single" w:sz="6" w:space="0" w:color="BFC7D5"/>
+            </w:tcBorders>
             <w:vAlign w:val="center"/>
           </w:tcPr>
           <w:p>
@@ -1874,20 +2358,20 @@
     </w:p>
     <w:tbl>
       <w:tblPr>
-        <w:tblW w:w="4893" w:type="dxa"/>
+        <w:tblW w:w="5000" w:type="pct"/>
         <w:jc w:val="left"/>
-        <w:tblInd w:w="0" w:type="dxa"/>
+        <w:tblInd w:w="-7" w:type="dxa"/>
         <w:tblLayout w:type="fixed"/>
         <w:tblCellMar>
-          <w:top w:w="28" w:type="dxa"/>
-          <w:left w:w="28" w:type="dxa"/>
-          <w:bottom w:w="28" w:type="dxa"/>
-          <w:right w:w="28" w:type="dxa"/>
+          <w:top w:w="60" w:type="dxa"/>
+          <w:left w:w="60" w:type="dxa"/>
+          <w:bottom w:w="60" w:type="dxa"/>
+          <w:right w:w="60" w:type="dxa"/>
         </w:tblCellMar>
       </w:tblPr>
       <w:tblGrid>
-        <w:gridCol w:w="1483"/>
-        <w:gridCol w:w="3410"/>
+        <w:gridCol w:w="1523"/>
+        <w:gridCol w:w="3444"/>
       </w:tblGrid>
       <w:tr>
         <w:trPr>
@@ -1895,44 +2379,60 @@
         </w:trPr>
         <w:tc>
           <w:tcPr>
-            <w:tcW w:w="1483" w:type="dxa"/>
-            <w:tcBorders/>
+            <w:tcW w:w="1523" w:type="dxa"/>
+            <w:tcBorders>
+              <w:top w:val="single" w:sz="6" w:space="0" w:color="BFC7D5"/>
+              <w:left w:val="single" w:sz="6" w:space="0" w:color="BFC7D5"/>
+              <w:bottom w:val="single" w:sz="2" w:space="0" w:color="BFC7D5"/>
+              <w:right w:val="single" w:sz="6" w:space="0" w:color="BFC7D5"/>
+            </w:tcBorders>
+            <w:shd w:fill="1F3A5F" w:val="clear"/>
             <w:vAlign w:val="center"/>
           </w:tcPr>
           <w:p>
             <w:pPr>
               <w:pStyle w:val="TableHeading"/>
-              <w:suppressLineNumbers/>
-              <w:shd w:fill="1F3A5F" w:val="clear"/>
-              <w:bidi w:val="0"/>
-              <w:spacing w:before="0" w:after="283"/>
-              <w:jc w:val="center"/>
-              <w:rPr/>
-            </w:pPr>
-            <w:r>
-              <w:rPr/>
+              <w:bidi w:val="0"/>
+              <w:spacing w:before="0" w:after="283"/>
+              <w:jc w:val="left"/>
+              <w:rPr>
+                <w:color w:val="FFFFFF"/>
+              </w:rPr>
+            </w:pPr>
+            <w:r>
+              <w:rPr>
+                <w:color w:val="FFFFFF"/>
+              </w:rPr>
               <w:t>Situation</w:t>
             </w:r>
           </w:p>
         </w:tc>
         <w:tc>
           <w:tcPr>
-            <w:tcW w:w="3410" w:type="dxa"/>
-            <w:tcBorders/>
+            <w:tcW w:w="3444" w:type="dxa"/>
+            <w:tcBorders>
+              <w:top w:val="single" w:sz="6" w:space="0" w:color="BFC7D5"/>
+              <w:left w:val="single" w:sz="2" w:space="0" w:color="BFC7D5"/>
+              <w:bottom w:val="single" w:sz="2" w:space="0" w:color="BFC7D5"/>
+              <w:right w:val="single" w:sz="6" w:space="0" w:color="BFC7D5"/>
+            </w:tcBorders>
+            <w:shd w:fill="1F3A5F" w:val="clear"/>
             <w:vAlign w:val="center"/>
           </w:tcPr>
           <w:p>
             <w:pPr>
               <w:pStyle w:val="TableHeading"/>
-              <w:suppressLineNumbers/>
-              <w:shd w:fill="1F3A5F" w:val="clear"/>
-              <w:bidi w:val="0"/>
-              <w:spacing w:before="0" w:after="283"/>
-              <w:jc w:val="center"/>
-              <w:rPr/>
-            </w:pPr>
-            <w:r>
-              <w:rPr/>
+              <w:bidi w:val="0"/>
+              <w:spacing w:before="0" w:after="283"/>
+              <w:jc w:val="left"/>
+              <w:rPr>
+                <w:color w:val="FFFFFF"/>
+              </w:rPr>
+            </w:pPr>
+            <w:r>
+              <w:rPr>
+                <w:color w:val="FFFFFF"/>
+              </w:rPr>
               <w:t>Containment</w:t>
             </w:r>
           </w:p>
@@ -1942,8 +2442,12 @@
         <w:trPr/>
         <w:tc>
           <w:tcPr>
-            <w:tcW w:w="1483" w:type="dxa"/>
-            <w:tcBorders/>
+            <w:tcW w:w="1523" w:type="dxa"/>
+            <w:tcBorders>
+              <w:left w:val="single" w:sz="6" w:space="0" w:color="BFC7D5"/>
+              <w:bottom w:val="single" w:sz="2" w:space="0" w:color="BFC7D5"/>
+              <w:right w:val="single" w:sz="6" w:space="0" w:color="BFC7D5"/>
+            </w:tcBorders>
             <w:vAlign w:val="center"/>
           </w:tcPr>
           <w:p>
@@ -1962,8 +2466,12 @@
         </w:tc>
         <w:tc>
           <w:tcPr>
-            <w:tcW w:w="3410" w:type="dxa"/>
-            <w:tcBorders/>
+            <w:tcW w:w="3444" w:type="dxa"/>
+            <w:tcBorders>
+              <w:left w:val="single" w:sz="2" w:space="0" w:color="BFC7D5"/>
+              <w:bottom w:val="single" w:sz="2" w:space="0" w:color="BFC7D5"/>
+              <w:right w:val="single" w:sz="6" w:space="0" w:color="BFC7D5"/>
+            </w:tcBorders>
             <w:vAlign w:val="center"/>
           </w:tcPr>
           <w:p>
@@ -1995,8 +2503,12 @@
         <w:trPr/>
         <w:tc>
           <w:tcPr>
-            <w:tcW w:w="1483" w:type="dxa"/>
-            <w:tcBorders/>
+            <w:tcW w:w="1523" w:type="dxa"/>
+            <w:tcBorders>
+              <w:left w:val="single" w:sz="6" w:space="0" w:color="BFC7D5"/>
+              <w:bottom w:val="single" w:sz="2" w:space="0" w:color="BFC7D5"/>
+              <w:right w:val="single" w:sz="6" w:space="0" w:color="BFC7D5"/>
+            </w:tcBorders>
             <w:vAlign w:val="center"/>
           </w:tcPr>
           <w:p>
@@ -2015,8 +2527,12 @@
         </w:tc>
         <w:tc>
           <w:tcPr>
-            <w:tcW w:w="3410" w:type="dxa"/>
-            <w:tcBorders/>
+            <w:tcW w:w="3444" w:type="dxa"/>
+            <w:tcBorders>
+              <w:left w:val="single" w:sz="2" w:space="0" w:color="BFC7D5"/>
+              <w:bottom w:val="single" w:sz="2" w:space="0" w:color="BFC7D5"/>
+              <w:right w:val="single" w:sz="6" w:space="0" w:color="BFC7D5"/>
+            </w:tcBorders>
             <w:vAlign w:val="center"/>
           </w:tcPr>
           <w:p>
@@ -2058,8 +2574,12 @@
         <w:trPr/>
         <w:tc>
           <w:tcPr>
-            <w:tcW w:w="1483" w:type="dxa"/>
-            <w:tcBorders/>
+            <w:tcW w:w="1523" w:type="dxa"/>
+            <w:tcBorders>
+              <w:left w:val="single" w:sz="6" w:space="0" w:color="BFC7D5"/>
+              <w:bottom w:val="single" w:sz="2" w:space="0" w:color="BFC7D5"/>
+              <w:right w:val="single" w:sz="6" w:space="0" w:color="BFC7D5"/>
+            </w:tcBorders>
             <w:vAlign w:val="center"/>
           </w:tcPr>
           <w:p>
@@ -2078,8 +2598,12 @@
         </w:tc>
         <w:tc>
           <w:tcPr>
-            <w:tcW w:w="3410" w:type="dxa"/>
-            <w:tcBorders/>
+            <w:tcW w:w="3444" w:type="dxa"/>
+            <w:tcBorders>
+              <w:left w:val="single" w:sz="2" w:space="0" w:color="BFC7D5"/>
+              <w:bottom w:val="single" w:sz="2" w:space="0" w:color="BFC7D5"/>
+              <w:right w:val="single" w:sz="6" w:space="0" w:color="BFC7D5"/>
+            </w:tcBorders>
             <w:vAlign w:val="center"/>
           </w:tcPr>
           <w:p>
@@ -2111,8 +2635,12 @@
         <w:trPr/>
         <w:tc>
           <w:tcPr>
-            <w:tcW w:w="1483" w:type="dxa"/>
-            <w:tcBorders/>
+            <w:tcW w:w="1523" w:type="dxa"/>
+            <w:tcBorders>
+              <w:left w:val="single" w:sz="6" w:space="0" w:color="BFC7D5"/>
+              <w:bottom w:val="single" w:sz="6" w:space="0" w:color="BFC7D5"/>
+              <w:right w:val="single" w:sz="6" w:space="0" w:color="BFC7D5"/>
+            </w:tcBorders>
             <w:vAlign w:val="center"/>
           </w:tcPr>
           <w:p>
@@ -2131,8 +2659,12 @@
         </w:tc>
         <w:tc>
           <w:tcPr>
-            <w:tcW w:w="3410" w:type="dxa"/>
-            <w:tcBorders/>
+            <w:tcW w:w="3444" w:type="dxa"/>
+            <w:tcBorders>
+              <w:left w:val="single" w:sz="2" w:space="0" w:color="BFC7D5"/>
+              <w:bottom w:val="single" w:sz="6" w:space="0" w:color="BFC7D5"/>
+              <w:right w:val="single" w:sz="6" w:space="0" w:color="BFC7D5"/>
+            </w:tcBorders>
             <w:vAlign w:val="center"/>
           </w:tcPr>
           <w:p>
@@ -2497,20 +3029,20 @@
     </w:p>
     <w:tbl>
       <w:tblPr>
-        <w:tblW w:w="4893" w:type="dxa"/>
+        <w:tblW w:w="5000" w:type="pct"/>
         <w:jc w:val="left"/>
-        <w:tblInd w:w="0" w:type="dxa"/>
+        <w:tblInd w:w="-7" w:type="dxa"/>
         <w:tblLayout w:type="fixed"/>
         <w:tblCellMar>
-          <w:top w:w="28" w:type="dxa"/>
-          <w:left w:w="28" w:type="dxa"/>
-          <w:bottom w:w="28" w:type="dxa"/>
-          <w:right w:w="28" w:type="dxa"/>
+          <w:top w:w="60" w:type="dxa"/>
+          <w:left w:w="60" w:type="dxa"/>
+          <w:bottom w:w="60" w:type="dxa"/>
+          <w:right w:w="60" w:type="dxa"/>
         </w:tblCellMar>
       </w:tblPr>
       <w:tblGrid>
-        <w:gridCol w:w="1442"/>
-        <w:gridCol w:w="3451"/>
+        <w:gridCol w:w="1477"/>
+        <w:gridCol w:w="3490"/>
       </w:tblGrid>
       <w:tr>
         <w:trPr>
@@ -2518,44 +3050,60 @@
         </w:trPr>
         <w:tc>
           <w:tcPr>
-            <w:tcW w:w="1442" w:type="dxa"/>
-            <w:tcBorders/>
+            <w:tcW w:w="1477" w:type="dxa"/>
+            <w:tcBorders>
+              <w:top w:val="single" w:sz="6" w:space="0" w:color="BFC7D5"/>
+              <w:left w:val="single" w:sz="6" w:space="0" w:color="BFC7D5"/>
+              <w:bottom w:val="single" w:sz="2" w:space="0" w:color="BFC7D5"/>
+              <w:right w:val="single" w:sz="6" w:space="0" w:color="BFC7D5"/>
+            </w:tcBorders>
+            <w:shd w:fill="1F3A5F" w:val="clear"/>
             <w:vAlign w:val="center"/>
           </w:tcPr>
           <w:p>
             <w:pPr>
               <w:pStyle w:val="TableHeading"/>
-              <w:suppressLineNumbers/>
-              <w:shd w:fill="1F3A5F" w:val="clear"/>
-              <w:bidi w:val="0"/>
-              <w:spacing w:before="0" w:after="283"/>
-              <w:jc w:val="center"/>
-              <w:rPr/>
-            </w:pPr>
-            <w:r>
-              <w:rPr/>
+              <w:bidi w:val="0"/>
+              <w:spacing w:before="0" w:after="283"/>
+              <w:jc w:val="left"/>
+              <w:rPr>
+                <w:color w:val="FFFFFF"/>
+              </w:rPr>
+            </w:pPr>
+            <w:r>
+              <w:rPr>
+                <w:color w:val="FFFFFF"/>
+              </w:rPr>
               <w:t>Category</w:t>
             </w:r>
           </w:p>
         </w:tc>
         <w:tc>
           <w:tcPr>
-            <w:tcW w:w="3451" w:type="dxa"/>
-            <w:tcBorders/>
+            <w:tcW w:w="3490" w:type="dxa"/>
+            <w:tcBorders>
+              <w:top w:val="single" w:sz="6" w:space="0" w:color="BFC7D5"/>
+              <w:left w:val="single" w:sz="2" w:space="0" w:color="BFC7D5"/>
+              <w:bottom w:val="single" w:sz="2" w:space="0" w:color="BFC7D5"/>
+              <w:right w:val="single" w:sz="6" w:space="0" w:color="BFC7D5"/>
+            </w:tcBorders>
+            <w:shd w:fill="1F3A5F" w:val="clear"/>
             <w:vAlign w:val="center"/>
           </w:tcPr>
           <w:p>
             <w:pPr>
               <w:pStyle w:val="TableHeading"/>
-              <w:suppressLineNumbers/>
-              <w:shd w:fill="1F3A5F" w:val="clear"/>
-              <w:bidi w:val="0"/>
-              <w:spacing w:before="0" w:after="283"/>
-              <w:jc w:val="center"/>
-              <w:rPr/>
-            </w:pPr>
-            <w:r>
-              <w:rPr/>
+              <w:bidi w:val="0"/>
+              <w:spacing w:before="0" w:after="283"/>
+              <w:jc w:val="left"/>
+              <w:rPr>
+                <w:color w:val="FFFFFF"/>
+              </w:rPr>
+            </w:pPr>
+            <w:r>
+              <w:rPr>
+                <w:color w:val="FFFFFF"/>
+              </w:rPr>
               <w:t>Question to ask</w:t>
             </w:r>
           </w:p>
@@ -2565,8 +3113,12 @@
         <w:trPr/>
         <w:tc>
           <w:tcPr>
-            <w:tcW w:w="1442" w:type="dxa"/>
-            <w:tcBorders/>
+            <w:tcW w:w="1477" w:type="dxa"/>
+            <w:tcBorders>
+              <w:left w:val="single" w:sz="6" w:space="0" w:color="BFC7D5"/>
+              <w:bottom w:val="single" w:sz="2" w:space="0" w:color="BFC7D5"/>
+              <w:right w:val="single" w:sz="6" w:space="0" w:color="BFC7D5"/>
+            </w:tcBorders>
             <w:vAlign w:val="center"/>
           </w:tcPr>
           <w:p>
@@ -2585,8 +3137,12 @@
         </w:tc>
         <w:tc>
           <w:tcPr>
-            <w:tcW w:w="3451" w:type="dxa"/>
-            <w:tcBorders/>
+            <w:tcW w:w="3490" w:type="dxa"/>
+            <w:tcBorders>
+              <w:left w:val="single" w:sz="2" w:space="0" w:color="BFC7D5"/>
+              <w:bottom w:val="single" w:sz="2" w:space="0" w:color="BFC7D5"/>
+              <w:right w:val="single" w:sz="6" w:space="0" w:color="BFC7D5"/>
+            </w:tcBorders>
             <w:vAlign w:val="center"/>
           </w:tcPr>
           <w:p>
@@ -2608,8 +3164,12 @@
         <w:trPr/>
         <w:tc>
           <w:tcPr>
-            <w:tcW w:w="1442" w:type="dxa"/>
-            <w:tcBorders/>
+            <w:tcW w:w="1477" w:type="dxa"/>
+            <w:tcBorders>
+              <w:left w:val="single" w:sz="6" w:space="0" w:color="BFC7D5"/>
+              <w:bottom w:val="single" w:sz="2" w:space="0" w:color="BFC7D5"/>
+              <w:right w:val="single" w:sz="6" w:space="0" w:color="BFC7D5"/>
+            </w:tcBorders>
             <w:vAlign w:val="center"/>
           </w:tcPr>
           <w:p>
@@ -2628,8 +3188,12 @@
         </w:tc>
         <w:tc>
           <w:tcPr>
-            <w:tcW w:w="3451" w:type="dxa"/>
-            <w:tcBorders/>
+            <w:tcW w:w="3490" w:type="dxa"/>
+            <w:tcBorders>
+              <w:left w:val="single" w:sz="2" w:space="0" w:color="BFC7D5"/>
+              <w:bottom w:val="single" w:sz="2" w:space="0" w:color="BFC7D5"/>
+              <w:right w:val="single" w:sz="6" w:space="0" w:color="BFC7D5"/>
+            </w:tcBorders>
             <w:vAlign w:val="center"/>
           </w:tcPr>
           <w:p>
@@ -2651,8 +3215,12 @@
         <w:trPr/>
         <w:tc>
           <w:tcPr>
-            <w:tcW w:w="1442" w:type="dxa"/>
-            <w:tcBorders/>
+            <w:tcW w:w="1477" w:type="dxa"/>
+            <w:tcBorders>
+              <w:left w:val="single" w:sz="6" w:space="0" w:color="BFC7D5"/>
+              <w:bottom w:val="single" w:sz="2" w:space="0" w:color="BFC7D5"/>
+              <w:right w:val="single" w:sz="6" w:space="0" w:color="BFC7D5"/>
+            </w:tcBorders>
             <w:vAlign w:val="center"/>
           </w:tcPr>
           <w:p>
@@ -2671,8 +3239,12 @@
         </w:tc>
         <w:tc>
           <w:tcPr>
-            <w:tcW w:w="3451" w:type="dxa"/>
-            <w:tcBorders/>
+            <w:tcW w:w="3490" w:type="dxa"/>
+            <w:tcBorders>
+              <w:left w:val="single" w:sz="2" w:space="0" w:color="BFC7D5"/>
+              <w:bottom w:val="single" w:sz="2" w:space="0" w:color="BFC7D5"/>
+              <w:right w:val="single" w:sz="6" w:space="0" w:color="BFC7D5"/>
+            </w:tcBorders>
             <w:vAlign w:val="center"/>
           </w:tcPr>
           <w:p>
@@ -2694,8 +3266,12 @@
         <w:trPr/>
         <w:tc>
           <w:tcPr>
-            <w:tcW w:w="1442" w:type="dxa"/>
-            <w:tcBorders/>
+            <w:tcW w:w="1477" w:type="dxa"/>
+            <w:tcBorders>
+              <w:left w:val="single" w:sz="6" w:space="0" w:color="BFC7D5"/>
+              <w:bottom w:val="single" w:sz="2" w:space="0" w:color="BFC7D5"/>
+              <w:right w:val="single" w:sz="6" w:space="0" w:color="BFC7D5"/>
+            </w:tcBorders>
             <w:vAlign w:val="center"/>
           </w:tcPr>
           <w:p>
@@ -2714,8 +3290,12 @@
         </w:tc>
         <w:tc>
           <w:tcPr>
-            <w:tcW w:w="3451" w:type="dxa"/>
-            <w:tcBorders/>
+            <w:tcW w:w="3490" w:type="dxa"/>
+            <w:tcBorders>
+              <w:left w:val="single" w:sz="2" w:space="0" w:color="BFC7D5"/>
+              <w:bottom w:val="single" w:sz="2" w:space="0" w:color="BFC7D5"/>
+              <w:right w:val="single" w:sz="6" w:space="0" w:color="BFC7D5"/>
+            </w:tcBorders>
             <w:vAlign w:val="center"/>
           </w:tcPr>
           <w:p>
@@ -2747,8 +3327,12 @@
         <w:trPr/>
         <w:tc>
           <w:tcPr>
-            <w:tcW w:w="1442" w:type="dxa"/>
-            <w:tcBorders/>
+            <w:tcW w:w="1477" w:type="dxa"/>
+            <w:tcBorders>
+              <w:left w:val="single" w:sz="6" w:space="0" w:color="BFC7D5"/>
+              <w:bottom w:val="single" w:sz="2" w:space="0" w:color="BFC7D5"/>
+              <w:right w:val="single" w:sz="6" w:space="0" w:color="BFC7D5"/>
+            </w:tcBorders>
             <w:vAlign w:val="center"/>
           </w:tcPr>
           <w:p>
@@ -2767,8 +3351,12 @@
         </w:tc>
         <w:tc>
           <w:tcPr>
-            <w:tcW w:w="3451" w:type="dxa"/>
-            <w:tcBorders/>
+            <w:tcW w:w="3490" w:type="dxa"/>
+            <w:tcBorders>
+              <w:left w:val="single" w:sz="2" w:space="0" w:color="BFC7D5"/>
+              <w:bottom w:val="single" w:sz="2" w:space="0" w:color="BFC7D5"/>
+              <w:right w:val="single" w:sz="6" w:space="0" w:color="BFC7D5"/>
+            </w:tcBorders>
             <w:vAlign w:val="center"/>
           </w:tcPr>
           <w:p>
@@ -2790,8 +3378,12 @@
         <w:trPr/>
         <w:tc>
           <w:tcPr>
-            <w:tcW w:w="1442" w:type="dxa"/>
-            <w:tcBorders/>
+            <w:tcW w:w="1477" w:type="dxa"/>
+            <w:tcBorders>
+              <w:left w:val="single" w:sz="6" w:space="0" w:color="BFC7D5"/>
+              <w:bottom w:val="single" w:sz="2" w:space="0" w:color="BFC7D5"/>
+              <w:right w:val="single" w:sz="6" w:space="0" w:color="BFC7D5"/>
+            </w:tcBorders>
             <w:vAlign w:val="center"/>
           </w:tcPr>
           <w:p>
@@ -2810,8 +3402,12 @@
         </w:tc>
         <w:tc>
           <w:tcPr>
-            <w:tcW w:w="3451" w:type="dxa"/>
-            <w:tcBorders/>
+            <w:tcW w:w="3490" w:type="dxa"/>
+            <w:tcBorders>
+              <w:left w:val="single" w:sz="2" w:space="0" w:color="BFC7D5"/>
+              <w:bottom w:val="single" w:sz="2" w:space="0" w:color="BFC7D5"/>
+              <w:right w:val="single" w:sz="6" w:space="0" w:color="BFC7D5"/>
+            </w:tcBorders>
             <w:vAlign w:val="center"/>
           </w:tcPr>
           <w:p>
@@ -2833,8 +3429,12 @@
         <w:trPr/>
         <w:tc>
           <w:tcPr>
-            <w:tcW w:w="1442" w:type="dxa"/>
-            <w:tcBorders/>
+            <w:tcW w:w="1477" w:type="dxa"/>
+            <w:tcBorders>
+              <w:left w:val="single" w:sz="6" w:space="0" w:color="BFC7D5"/>
+              <w:bottom w:val="single" w:sz="6" w:space="0" w:color="BFC7D5"/>
+              <w:right w:val="single" w:sz="6" w:space="0" w:color="BFC7D5"/>
+            </w:tcBorders>
             <w:vAlign w:val="center"/>
           </w:tcPr>
           <w:p>
@@ -2853,8 +3453,12 @@
         </w:tc>
         <w:tc>
           <w:tcPr>
-            <w:tcW w:w="3451" w:type="dxa"/>
-            <w:tcBorders/>
+            <w:tcW w:w="3490" w:type="dxa"/>
+            <w:tcBorders>
+              <w:left w:val="single" w:sz="2" w:space="0" w:color="BFC7D5"/>
+              <w:bottom w:val="single" w:sz="6" w:space="0" w:color="BFC7D5"/>
+              <w:right w:val="single" w:sz="6" w:space="0" w:color="BFC7D5"/>
+            </w:tcBorders>
             <w:vAlign w:val="center"/>
           </w:tcPr>
           <w:p>
@@ -3188,20 +3792,20 @@
     </w:p>
     <w:tbl>
       <w:tblPr>
-        <w:tblW w:w="4893" w:type="dxa"/>
+        <w:tblW w:w="5000" w:type="pct"/>
         <w:jc w:val="left"/>
-        <w:tblInd w:w="0" w:type="dxa"/>
+        <w:tblInd w:w="-7" w:type="dxa"/>
         <w:tblLayout w:type="fixed"/>
         <w:tblCellMar>
-          <w:top w:w="28" w:type="dxa"/>
-          <w:left w:w="28" w:type="dxa"/>
-          <w:bottom w:w="28" w:type="dxa"/>
-          <w:right w:w="28" w:type="dxa"/>
+          <w:top w:w="60" w:type="dxa"/>
+          <w:left w:w="60" w:type="dxa"/>
+          <w:bottom w:w="60" w:type="dxa"/>
+          <w:right w:w="60" w:type="dxa"/>
         </w:tblCellMar>
       </w:tblPr>
       <w:tblGrid>
-        <w:gridCol w:w="872"/>
-        <w:gridCol w:w="4021"/>
+        <w:gridCol w:w="905"/>
+        <w:gridCol w:w="4062"/>
       </w:tblGrid>
       <w:tr>
         <w:trPr>
@@ -3209,44 +3813,60 @@
         </w:trPr>
         <w:tc>
           <w:tcPr>
-            <w:tcW w:w="872" w:type="dxa"/>
-            <w:tcBorders/>
+            <w:tcW w:w="905" w:type="dxa"/>
+            <w:tcBorders>
+              <w:top w:val="single" w:sz="6" w:space="0" w:color="BFC7D5"/>
+              <w:left w:val="single" w:sz="6" w:space="0" w:color="BFC7D5"/>
+              <w:bottom w:val="single" w:sz="2" w:space="0" w:color="BFC7D5"/>
+              <w:right w:val="single" w:sz="6" w:space="0" w:color="BFC7D5"/>
+            </w:tcBorders>
+            <w:shd w:fill="1F3A5F" w:val="clear"/>
             <w:vAlign w:val="center"/>
           </w:tcPr>
           <w:p>
             <w:pPr>
               <w:pStyle w:val="TableHeading"/>
-              <w:suppressLineNumbers/>
-              <w:shd w:fill="1F3A5F" w:val="clear"/>
-              <w:bidi w:val="0"/>
-              <w:spacing w:before="0" w:after="283"/>
-              <w:jc w:val="center"/>
-              <w:rPr/>
-            </w:pPr>
-            <w:r>
-              <w:rPr/>
+              <w:bidi w:val="0"/>
+              <w:spacing w:before="0" w:after="283"/>
+              <w:jc w:val="left"/>
+              <w:rPr>
+                <w:color w:val="FFFFFF"/>
+              </w:rPr>
+            </w:pPr>
+            <w:r>
+              <w:rPr>
+                <w:color w:val="FFFFFF"/>
+              </w:rPr>
               <w:t>Field</w:t>
             </w:r>
           </w:p>
         </w:tc>
         <w:tc>
           <w:tcPr>
-            <w:tcW w:w="4021" w:type="dxa"/>
-            <w:tcBorders/>
+            <w:tcW w:w="4062" w:type="dxa"/>
+            <w:tcBorders>
+              <w:top w:val="single" w:sz="6" w:space="0" w:color="BFC7D5"/>
+              <w:left w:val="single" w:sz="2" w:space="0" w:color="BFC7D5"/>
+              <w:bottom w:val="single" w:sz="2" w:space="0" w:color="BFC7D5"/>
+              <w:right w:val="single" w:sz="6" w:space="0" w:color="BFC7D5"/>
+            </w:tcBorders>
+            <w:shd w:fill="1F3A5F" w:val="clear"/>
             <w:vAlign w:val="center"/>
           </w:tcPr>
           <w:p>
             <w:pPr>
               <w:pStyle w:val="TableHeading"/>
-              <w:suppressLineNumbers/>
-              <w:shd w:fill="1F3A5F" w:val="clear"/>
-              <w:bidi w:val="0"/>
-              <w:spacing w:before="0" w:after="283"/>
-              <w:jc w:val="center"/>
-              <w:rPr/>
-            </w:pPr>
-            <w:r>
-              <w:rPr/>
+              <w:bidi w:val="0"/>
+              <w:spacing w:before="0" w:after="283"/>
+              <w:jc w:val="left"/>
+              <w:rPr>
+                <w:color w:val="FFFFFF"/>
+              </w:rPr>
+            </w:pPr>
+            <w:r>
+              <w:rPr>
+                <w:color w:val="FFFFFF"/>
+              </w:rPr>
               <w:t>Requirement</w:t>
             </w:r>
           </w:p>
@@ -3256,8 +3876,12 @@
         <w:trPr/>
         <w:tc>
           <w:tcPr>
-            <w:tcW w:w="872" w:type="dxa"/>
-            <w:tcBorders/>
+            <w:tcW w:w="905" w:type="dxa"/>
+            <w:tcBorders>
+              <w:left w:val="single" w:sz="6" w:space="0" w:color="BFC7D5"/>
+              <w:bottom w:val="single" w:sz="2" w:space="0" w:color="BFC7D5"/>
+              <w:right w:val="single" w:sz="6" w:space="0" w:color="BFC7D5"/>
+            </w:tcBorders>
             <w:vAlign w:val="center"/>
           </w:tcPr>
           <w:p>
@@ -3276,8 +3900,12 @@
         </w:tc>
         <w:tc>
           <w:tcPr>
-            <w:tcW w:w="4021" w:type="dxa"/>
-            <w:tcBorders/>
+            <w:tcW w:w="4062" w:type="dxa"/>
+            <w:tcBorders>
+              <w:left w:val="single" w:sz="2" w:space="0" w:color="BFC7D5"/>
+              <w:bottom w:val="single" w:sz="2" w:space="0" w:color="BFC7D5"/>
+              <w:right w:val="single" w:sz="6" w:space="0" w:color="BFC7D5"/>
+            </w:tcBorders>
             <w:vAlign w:val="center"/>
           </w:tcPr>
           <w:p>
@@ -3299,8 +3927,12 @@
         <w:trPr/>
         <w:tc>
           <w:tcPr>
-            <w:tcW w:w="872" w:type="dxa"/>
-            <w:tcBorders/>
+            <w:tcW w:w="905" w:type="dxa"/>
+            <w:tcBorders>
+              <w:left w:val="single" w:sz="6" w:space="0" w:color="BFC7D5"/>
+              <w:bottom w:val="single" w:sz="2" w:space="0" w:color="BFC7D5"/>
+              <w:right w:val="single" w:sz="6" w:space="0" w:color="BFC7D5"/>
+            </w:tcBorders>
             <w:vAlign w:val="center"/>
           </w:tcPr>
           <w:p>
@@ -3319,8 +3951,12 @@
         </w:tc>
         <w:tc>
           <w:tcPr>
-            <w:tcW w:w="4021" w:type="dxa"/>
-            <w:tcBorders/>
+            <w:tcW w:w="4062" w:type="dxa"/>
+            <w:tcBorders>
+              <w:left w:val="single" w:sz="2" w:space="0" w:color="BFC7D5"/>
+              <w:bottom w:val="single" w:sz="2" w:space="0" w:color="BFC7D5"/>
+              <w:right w:val="single" w:sz="6" w:space="0" w:color="BFC7D5"/>
+            </w:tcBorders>
             <w:vAlign w:val="center"/>
           </w:tcPr>
           <w:p>
@@ -3342,8 +3978,12 @@
         <w:trPr/>
         <w:tc>
           <w:tcPr>
-            <w:tcW w:w="872" w:type="dxa"/>
-            <w:tcBorders/>
+            <w:tcW w:w="905" w:type="dxa"/>
+            <w:tcBorders>
+              <w:left w:val="single" w:sz="6" w:space="0" w:color="BFC7D5"/>
+              <w:bottom w:val="single" w:sz="2" w:space="0" w:color="BFC7D5"/>
+              <w:right w:val="single" w:sz="6" w:space="0" w:color="BFC7D5"/>
+            </w:tcBorders>
             <w:vAlign w:val="center"/>
           </w:tcPr>
           <w:p>
@@ -3362,8 +4002,12 @@
         </w:tc>
         <w:tc>
           <w:tcPr>
-            <w:tcW w:w="4021" w:type="dxa"/>
-            <w:tcBorders/>
+            <w:tcW w:w="4062" w:type="dxa"/>
+            <w:tcBorders>
+              <w:left w:val="single" w:sz="2" w:space="0" w:color="BFC7D5"/>
+              <w:bottom w:val="single" w:sz="2" w:space="0" w:color="BFC7D5"/>
+              <w:right w:val="single" w:sz="6" w:space="0" w:color="BFC7D5"/>
+            </w:tcBorders>
             <w:vAlign w:val="center"/>
           </w:tcPr>
           <w:p>
@@ -3385,8 +4029,12 @@
         <w:trPr/>
         <w:tc>
           <w:tcPr>
-            <w:tcW w:w="872" w:type="dxa"/>
-            <w:tcBorders/>
+            <w:tcW w:w="905" w:type="dxa"/>
+            <w:tcBorders>
+              <w:left w:val="single" w:sz="6" w:space="0" w:color="BFC7D5"/>
+              <w:bottom w:val="single" w:sz="6" w:space="0" w:color="BFC7D5"/>
+              <w:right w:val="single" w:sz="6" w:space="0" w:color="BFC7D5"/>
+            </w:tcBorders>
             <w:vAlign w:val="center"/>
           </w:tcPr>
           <w:p>
@@ -3405,8 +4053,12 @@
         </w:tc>
         <w:tc>
           <w:tcPr>
-            <w:tcW w:w="4021" w:type="dxa"/>
-            <w:tcBorders/>
+            <w:tcW w:w="4062" w:type="dxa"/>
+            <w:tcBorders>
+              <w:left w:val="single" w:sz="2" w:space="0" w:color="BFC7D5"/>
+              <w:bottom w:val="single" w:sz="6" w:space="0" w:color="BFC7D5"/>
+              <w:right w:val="single" w:sz="6" w:space="0" w:color="BFC7D5"/>
+            </w:tcBorders>
             <w:vAlign w:val="center"/>
           </w:tcPr>
           <w:p>
@@ -3439,20 +4091,20 @@
     </w:p>
     <w:tbl>
       <w:tblPr>
-        <w:tblW w:w="4893" w:type="dxa"/>
+        <w:tblW w:w="5000" w:type="pct"/>
         <w:jc w:val="left"/>
-        <w:tblInd w:w="0" w:type="dxa"/>
+        <w:tblInd w:w="-7" w:type="dxa"/>
         <w:tblLayout w:type="fixed"/>
         <w:tblCellMar>
-          <w:top w:w="28" w:type="dxa"/>
-          <w:left w:w="28" w:type="dxa"/>
-          <w:bottom w:w="28" w:type="dxa"/>
-          <w:right w:w="28" w:type="dxa"/>
+          <w:top w:w="60" w:type="dxa"/>
+          <w:left w:w="60" w:type="dxa"/>
+          <w:bottom w:w="60" w:type="dxa"/>
+          <w:right w:w="60" w:type="dxa"/>
         </w:tblCellMar>
       </w:tblPr>
       <w:tblGrid>
-        <w:gridCol w:w="1622"/>
-        <w:gridCol w:w="3271"/>
+        <w:gridCol w:w="1659"/>
+        <w:gridCol w:w="3308"/>
       </w:tblGrid>
       <w:tr>
         <w:trPr>
@@ -3460,44 +4112,60 @@
         </w:trPr>
         <w:tc>
           <w:tcPr>
-            <w:tcW w:w="1622" w:type="dxa"/>
-            <w:tcBorders/>
+            <w:tcW w:w="1659" w:type="dxa"/>
+            <w:tcBorders>
+              <w:top w:val="single" w:sz="6" w:space="0" w:color="BFC7D5"/>
+              <w:left w:val="single" w:sz="6" w:space="0" w:color="BFC7D5"/>
+              <w:bottom w:val="single" w:sz="2" w:space="0" w:color="BFC7D5"/>
+              <w:right w:val="single" w:sz="6" w:space="0" w:color="BFC7D5"/>
+            </w:tcBorders>
+            <w:shd w:fill="1F3A5F" w:val="clear"/>
             <w:vAlign w:val="center"/>
           </w:tcPr>
           <w:p>
             <w:pPr>
               <w:pStyle w:val="TableHeading"/>
-              <w:suppressLineNumbers/>
-              <w:shd w:fill="1F3A5F" w:val="clear"/>
-              <w:bidi w:val="0"/>
-              <w:spacing w:before="0" w:after="283"/>
-              <w:jc w:val="center"/>
-              <w:rPr/>
-            </w:pPr>
-            <w:r>
-              <w:rPr/>
+              <w:bidi w:val="0"/>
+              <w:spacing w:before="0" w:after="283"/>
+              <w:jc w:val="left"/>
+              <w:rPr>
+                <w:color w:val="FFFFFF"/>
+              </w:rPr>
+            </w:pPr>
+            <w:r>
+              <w:rPr>
+                <w:color w:val="FFFFFF"/>
+              </w:rPr>
               <w:t>Cause category</w:t>
             </w:r>
           </w:p>
         </w:tc>
         <w:tc>
           <w:tcPr>
-            <w:tcW w:w="3271" w:type="dxa"/>
-            <w:tcBorders/>
+            <w:tcW w:w="3308" w:type="dxa"/>
+            <w:tcBorders>
+              <w:top w:val="single" w:sz="6" w:space="0" w:color="BFC7D5"/>
+              <w:left w:val="single" w:sz="2" w:space="0" w:color="BFC7D5"/>
+              <w:bottom w:val="single" w:sz="2" w:space="0" w:color="BFC7D5"/>
+              <w:right w:val="single" w:sz="6" w:space="0" w:color="BFC7D5"/>
+            </w:tcBorders>
+            <w:shd w:fill="1F3A5F" w:val="clear"/>
             <w:vAlign w:val="center"/>
           </w:tcPr>
           <w:p>
             <w:pPr>
               <w:pStyle w:val="TableHeading"/>
-              <w:suppressLineNumbers/>
-              <w:shd w:fill="1F3A5F" w:val="clear"/>
-              <w:bidi w:val="0"/>
-              <w:spacing w:before="0" w:after="283"/>
-              <w:jc w:val="center"/>
-              <w:rPr/>
-            </w:pPr>
-            <w:r>
-              <w:rPr/>
+              <w:bidi w:val="0"/>
+              <w:spacing w:before="0" w:after="283"/>
+              <w:jc w:val="left"/>
+              <w:rPr>
+                <w:color w:val="FFFFFF"/>
+              </w:rPr>
+            </w:pPr>
+            <w:r>
+              <w:rPr>
+                <w:color w:val="FFFFFF"/>
+              </w:rPr>
               <w:t>Effectiveness evidence that counts</w:t>
             </w:r>
           </w:p>
@@ -3507,8 +4175,12 @@
         <w:trPr/>
         <w:tc>
           <w:tcPr>
-            <w:tcW w:w="1622" w:type="dxa"/>
-            <w:tcBorders/>
+            <w:tcW w:w="1659" w:type="dxa"/>
+            <w:tcBorders>
+              <w:left w:val="single" w:sz="6" w:space="0" w:color="BFC7D5"/>
+              <w:bottom w:val="single" w:sz="2" w:space="0" w:color="BFC7D5"/>
+              <w:right w:val="single" w:sz="6" w:space="0" w:color="BFC7D5"/>
+            </w:tcBorders>
             <w:vAlign w:val="center"/>
           </w:tcPr>
           <w:p>
@@ -3527,8 +4199,12 @@
         </w:tc>
         <w:tc>
           <w:tcPr>
-            <w:tcW w:w="3271" w:type="dxa"/>
-            <w:tcBorders/>
+            <w:tcW w:w="3308" w:type="dxa"/>
+            <w:tcBorders>
+              <w:left w:val="single" w:sz="2" w:space="0" w:color="BFC7D5"/>
+              <w:bottom w:val="single" w:sz="2" w:space="0" w:color="BFC7D5"/>
+              <w:right w:val="single" w:sz="6" w:space="0" w:color="BFC7D5"/>
+            </w:tcBorders>
             <w:vAlign w:val="center"/>
           </w:tcPr>
           <w:p>
@@ -3550,8 +4226,12 @@
         <w:trPr/>
         <w:tc>
           <w:tcPr>
-            <w:tcW w:w="1622" w:type="dxa"/>
-            <w:tcBorders/>
+            <w:tcW w:w="1659" w:type="dxa"/>
+            <w:tcBorders>
+              <w:left w:val="single" w:sz="6" w:space="0" w:color="BFC7D5"/>
+              <w:bottom w:val="single" w:sz="2" w:space="0" w:color="BFC7D5"/>
+              <w:right w:val="single" w:sz="6" w:space="0" w:color="BFC7D5"/>
+            </w:tcBorders>
             <w:vAlign w:val="center"/>
           </w:tcPr>
           <w:p>
@@ -3570,8 +4250,12 @@
         </w:tc>
         <w:tc>
           <w:tcPr>
-            <w:tcW w:w="3271" w:type="dxa"/>
-            <w:tcBorders/>
+            <w:tcW w:w="3308" w:type="dxa"/>
+            <w:tcBorders>
+              <w:left w:val="single" w:sz="2" w:space="0" w:color="BFC7D5"/>
+              <w:bottom w:val="single" w:sz="2" w:space="0" w:color="BFC7D5"/>
+              <w:right w:val="single" w:sz="6" w:space="0" w:color="BFC7D5"/>
+            </w:tcBorders>
             <w:vAlign w:val="center"/>
           </w:tcPr>
           <w:p>
@@ -3613,8 +4297,12 @@
         <w:trPr/>
         <w:tc>
           <w:tcPr>
-            <w:tcW w:w="1622" w:type="dxa"/>
-            <w:tcBorders/>
+            <w:tcW w:w="1659" w:type="dxa"/>
+            <w:tcBorders>
+              <w:left w:val="single" w:sz="6" w:space="0" w:color="BFC7D5"/>
+              <w:bottom w:val="single" w:sz="2" w:space="0" w:color="BFC7D5"/>
+              <w:right w:val="single" w:sz="6" w:space="0" w:color="BFC7D5"/>
+            </w:tcBorders>
             <w:vAlign w:val="center"/>
           </w:tcPr>
           <w:p>
@@ -3633,8 +4321,12 @@
         </w:tc>
         <w:tc>
           <w:tcPr>
-            <w:tcW w:w="3271" w:type="dxa"/>
-            <w:tcBorders/>
+            <w:tcW w:w="3308" w:type="dxa"/>
+            <w:tcBorders>
+              <w:left w:val="single" w:sz="2" w:space="0" w:color="BFC7D5"/>
+              <w:bottom w:val="single" w:sz="2" w:space="0" w:color="BFC7D5"/>
+              <w:right w:val="single" w:sz="6" w:space="0" w:color="BFC7D5"/>
+            </w:tcBorders>
             <w:vAlign w:val="center"/>
           </w:tcPr>
           <w:p>
@@ -3656,8 +4348,12 @@
         <w:trPr/>
         <w:tc>
           <w:tcPr>
-            <w:tcW w:w="1622" w:type="dxa"/>
-            <w:tcBorders/>
+            <w:tcW w:w="1659" w:type="dxa"/>
+            <w:tcBorders>
+              <w:left w:val="single" w:sz="6" w:space="0" w:color="BFC7D5"/>
+              <w:bottom w:val="single" w:sz="2" w:space="0" w:color="BFC7D5"/>
+              <w:right w:val="single" w:sz="6" w:space="0" w:color="BFC7D5"/>
+            </w:tcBorders>
             <w:vAlign w:val="center"/>
           </w:tcPr>
           <w:p>
@@ -3676,8 +4372,12 @@
         </w:tc>
         <w:tc>
           <w:tcPr>
-            <w:tcW w:w="3271" w:type="dxa"/>
-            <w:tcBorders/>
+            <w:tcW w:w="3308" w:type="dxa"/>
+            <w:tcBorders>
+              <w:left w:val="single" w:sz="2" w:space="0" w:color="BFC7D5"/>
+              <w:bottom w:val="single" w:sz="2" w:space="0" w:color="BFC7D5"/>
+              <w:right w:val="single" w:sz="6" w:space="0" w:color="BFC7D5"/>
+            </w:tcBorders>
             <w:vAlign w:val="center"/>
           </w:tcPr>
           <w:p>
@@ -3699,8 +4399,12 @@
         <w:trPr/>
         <w:tc>
           <w:tcPr>
-            <w:tcW w:w="1622" w:type="dxa"/>
-            <w:tcBorders/>
+            <w:tcW w:w="1659" w:type="dxa"/>
+            <w:tcBorders>
+              <w:left w:val="single" w:sz="6" w:space="0" w:color="BFC7D5"/>
+              <w:bottom w:val="single" w:sz="6" w:space="0" w:color="BFC7D5"/>
+              <w:right w:val="single" w:sz="6" w:space="0" w:color="BFC7D5"/>
+            </w:tcBorders>
             <w:vAlign w:val="center"/>
           </w:tcPr>
           <w:p>
@@ -3719,8 +4423,12 @@
         </w:tc>
         <w:tc>
           <w:tcPr>
-            <w:tcW w:w="3271" w:type="dxa"/>
-            <w:tcBorders/>
+            <w:tcW w:w="3308" w:type="dxa"/>
+            <w:tcBorders>
+              <w:left w:val="single" w:sz="2" w:space="0" w:color="BFC7D5"/>
+              <w:bottom w:val="single" w:sz="6" w:space="0" w:color="BFC7D5"/>
+              <w:right w:val="single" w:sz="6" w:space="0" w:color="BFC7D5"/>
+            </w:tcBorders>
             <w:vAlign w:val="center"/>
           </w:tcPr>
           <w:p>
@@ -3909,20 +4617,20 @@
     </w:p>
     <w:tbl>
       <w:tblPr>
-        <w:tblW w:w="4893" w:type="dxa"/>
+        <w:tblW w:w="5000" w:type="pct"/>
         <w:jc w:val="left"/>
-        <w:tblInd w:w="0" w:type="dxa"/>
+        <w:tblInd w:w="-7" w:type="dxa"/>
         <w:tblLayout w:type="fixed"/>
         <w:tblCellMar>
-          <w:top w:w="28" w:type="dxa"/>
-          <w:left w:w="28" w:type="dxa"/>
-          <w:bottom w:w="28" w:type="dxa"/>
-          <w:right w:w="28" w:type="dxa"/>
+          <w:top w:w="60" w:type="dxa"/>
+          <w:left w:w="60" w:type="dxa"/>
+          <w:bottom w:w="60" w:type="dxa"/>
+          <w:right w:w="60" w:type="dxa"/>
         </w:tblCellMar>
       </w:tblPr>
       <w:tblGrid>
-        <w:gridCol w:w="1574"/>
-        <w:gridCol w:w="3319"/>
+        <w:gridCol w:w="1614"/>
+        <w:gridCol w:w="3353"/>
       </w:tblGrid>
       <w:tr>
         <w:trPr>
@@ -3930,54 +4638,71 @@
         </w:trPr>
         <w:tc>
           <w:tcPr>
-            <w:tcW w:w="1574" w:type="dxa"/>
-            <w:tcBorders/>
+            <w:tcW w:w="1614" w:type="dxa"/>
+            <w:tcBorders>
+              <w:top w:val="single" w:sz="6" w:space="0" w:color="BFC7D5"/>
+              <w:left w:val="single" w:sz="6" w:space="0" w:color="BFC7D5"/>
+              <w:bottom w:val="single" w:sz="2" w:space="0" w:color="BFC7D5"/>
+              <w:right w:val="single" w:sz="6" w:space="0" w:color="BFC7D5"/>
+            </w:tcBorders>
+            <w:shd w:fill="1F3A5F" w:val="clear"/>
             <w:vAlign w:val="center"/>
           </w:tcPr>
           <w:p>
             <w:pPr>
               <w:pStyle w:val="TableHeading"/>
-              <w:suppressLineNumbers/>
-              <w:shd w:fill="1F3A5F" w:val="clear"/>
-              <w:bidi w:val="0"/>
-              <w:spacing w:before="0" w:after="283"/>
-              <w:jc w:val="center"/>
-              <w:rPr/>
-            </w:pPr>
-            <w:r>
-              <w:rPr/>
+              <w:bidi w:val="0"/>
+              <w:spacing w:before="0" w:after="283"/>
+              <w:jc w:val="left"/>
+              <w:rPr>
+                <w:color w:val="FFFFFF"/>
+              </w:rPr>
+            </w:pPr>
+            <w:r>
+              <w:rPr>
+                <w:color w:val="FFFFFF"/>
+              </w:rPr>
               <w:t>Field</w:t>
             </w:r>
           </w:p>
         </w:tc>
         <w:tc>
           <w:tcPr>
-            <w:tcW w:w="3319" w:type="dxa"/>
-            <w:tcBorders/>
+            <w:tcW w:w="3353" w:type="dxa"/>
+            <w:tcBorders>
+              <w:top w:val="single" w:sz="6" w:space="0" w:color="BFC7D5"/>
+              <w:left w:val="single" w:sz="2" w:space="0" w:color="BFC7D5"/>
+              <w:bottom w:val="single" w:sz="2" w:space="0" w:color="BFC7D5"/>
+              <w:right w:val="single" w:sz="6" w:space="0" w:color="BFC7D5"/>
+            </w:tcBorders>
+            <w:shd w:fill="1F3A5F" w:val="clear"/>
             <w:vAlign w:val="center"/>
           </w:tcPr>
           <w:p>
             <w:pPr>
               <w:pStyle w:val="TableHeading"/>
-              <w:suppressLineNumbers/>
-              <w:shd w:fill="1F3A5F" w:val="clear"/>
-              <w:bidi w:val="0"/>
-              <w:spacing w:before="0" w:after="283"/>
-              <w:jc w:val="center"/>
-              <w:rPr/>
-            </w:pPr>
-            <w:r>
-              <w:rPr/>
+              <w:bidi w:val="0"/>
+              <w:spacing w:before="0" w:after="283"/>
+              <w:jc w:val="left"/>
+              <w:rPr/>
+            </w:pPr>
+            <w:r>
+              <w:rPr>
+                <w:color w:val="FFFFFF"/>
+              </w:rPr>
               <w:t xml:space="preserve">Content drawn from commit </w:t>
             </w:r>
             <w:r>
               <w:rPr>
                 <w:rStyle w:val="SourceText"/>
+                <w:color w:val="FFFFFF"/>
               </w:rPr>
               <w:t>4e27109</w:t>
             </w:r>
             <w:r>
-              <w:rPr/>
+              <w:rPr>
+                <w:color w:val="FFFFFF"/>
+              </w:rPr>
               <w:t xml:space="preserve"> (2026-08-07)</w:t>
             </w:r>
           </w:p>
@@ -3987,8 +4712,12 @@
         <w:trPr/>
         <w:tc>
           <w:tcPr>
-            <w:tcW w:w="1574" w:type="dxa"/>
-            <w:tcBorders/>
+            <w:tcW w:w="1614" w:type="dxa"/>
+            <w:tcBorders>
+              <w:left w:val="single" w:sz="6" w:space="0" w:color="BFC7D5"/>
+              <w:bottom w:val="single" w:sz="2" w:space="0" w:color="BFC7D5"/>
+              <w:right w:val="single" w:sz="6" w:space="0" w:color="BFC7D5"/>
+            </w:tcBorders>
             <w:vAlign w:val="center"/>
           </w:tcPr>
           <w:p>
@@ -4007,8 +4736,12 @@
         </w:tc>
         <w:tc>
           <w:tcPr>
-            <w:tcW w:w="3319" w:type="dxa"/>
-            <w:tcBorders/>
+            <w:tcW w:w="3353" w:type="dxa"/>
+            <w:tcBorders>
+              <w:left w:val="single" w:sz="2" w:space="0" w:color="BFC7D5"/>
+              <w:bottom w:val="single" w:sz="2" w:space="0" w:color="BFC7D5"/>
+              <w:right w:val="single" w:sz="6" w:space="0" w:color="BFC7D5"/>
+            </w:tcBorders>
             <w:vAlign w:val="center"/>
           </w:tcPr>
           <w:p>
@@ -4030,8 +4763,12 @@
         <w:trPr/>
         <w:tc>
           <w:tcPr>
-            <w:tcW w:w="1574" w:type="dxa"/>
-            <w:tcBorders/>
+            <w:tcW w:w="1614" w:type="dxa"/>
+            <w:tcBorders>
+              <w:left w:val="single" w:sz="6" w:space="0" w:color="BFC7D5"/>
+              <w:bottom w:val="single" w:sz="2" w:space="0" w:color="BFC7D5"/>
+              <w:right w:val="single" w:sz="6" w:space="0" w:color="BFC7D5"/>
+            </w:tcBorders>
             <w:vAlign w:val="center"/>
           </w:tcPr>
           <w:p>
@@ -4050,8 +4787,12 @@
         </w:tc>
         <w:tc>
           <w:tcPr>
-            <w:tcW w:w="3319" w:type="dxa"/>
-            <w:tcBorders/>
+            <w:tcW w:w="3353" w:type="dxa"/>
+            <w:tcBorders>
+              <w:left w:val="single" w:sz="2" w:space="0" w:color="BFC7D5"/>
+              <w:bottom w:val="single" w:sz="2" w:space="0" w:color="BFC7D5"/>
+              <w:right w:val="single" w:sz="6" w:space="0" w:color="BFC7D5"/>
+            </w:tcBorders>
             <w:vAlign w:val="center"/>
           </w:tcPr>
           <w:p>
@@ -4073,8 +4814,12 @@
         <w:trPr/>
         <w:tc>
           <w:tcPr>
-            <w:tcW w:w="1574" w:type="dxa"/>
-            <w:tcBorders/>
+            <w:tcW w:w="1614" w:type="dxa"/>
+            <w:tcBorders>
+              <w:left w:val="single" w:sz="6" w:space="0" w:color="BFC7D5"/>
+              <w:bottom w:val="single" w:sz="2" w:space="0" w:color="BFC7D5"/>
+              <w:right w:val="single" w:sz="6" w:space="0" w:color="BFC7D5"/>
+            </w:tcBorders>
             <w:vAlign w:val="center"/>
           </w:tcPr>
           <w:p>
@@ -4093,8 +4838,12 @@
         </w:tc>
         <w:tc>
           <w:tcPr>
-            <w:tcW w:w="3319" w:type="dxa"/>
-            <w:tcBorders/>
+            <w:tcW w:w="3353" w:type="dxa"/>
+            <w:tcBorders>
+              <w:left w:val="single" w:sz="2" w:space="0" w:color="BFC7D5"/>
+              <w:bottom w:val="single" w:sz="2" w:space="0" w:color="BFC7D5"/>
+              <w:right w:val="single" w:sz="6" w:space="0" w:color="BFC7D5"/>
+            </w:tcBorders>
             <w:vAlign w:val="center"/>
           </w:tcPr>
           <w:p>
@@ -4126,8 +4875,12 @@
         <w:trPr/>
         <w:tc>
           <w:tcPr>
-            <w:tcW w:w="1574" w:type="dxa"/>
-            <w:tcBorders/>
+            <w:tcW w:w="1614" w:type="dxa"/>
+            <w:tcBorders>
+              <w:left w:val="single" w:sz="6" w:space="0" w:color="BFC7D5"/>
+              <w:bottom w:val="single" w:sz="2" w:space="0" w:color="BFC7D5"/>
+              <w:right w:val="single" w:sz="6" w:space="0" w:color="BFC7D5"/>
+            </w:tcBorders>
             <w:vAlign w:val="center"/>
           </w:tcPr>
           <w:p>
@@ -4146,8 +4899,12 @@
         </w:tc>
         <w:tc>
           <w:tcPr>
-            <w:tcW w:w="3319" w:type="dxa"/>
-            <w:tcBorders/>
+            <w:tcW w:w="3353" w:type="dxa"/>
+            <w:tcBorders>
+              <w:left w:val="single" w:sz="2" w:space="0" w:color="BFC7D5"/>
+              <w:bottom w:val="single" w:sz="2" w:space="0" w:color="BFC7D5"/>
+              <w:right w:val="single" w:sz="6" w:space="0" w:color="BFC7D5"/>
+            </w:tcBorders>
             <w:vAlign w:val="center"/>
           </w:tcPr>
           <w:p>
@@ -4169,8 +4926,12 @@
         <w:trPr/>
         <w:tc>
           <w:tcPr>
-            <w:tcW w:w="1574" w:type="dxa"/>
-            <w:tcBorders/>
+            <w:tcW w:w="1614" w:type="dxa"/>
+            <w:tcBorders>
+              <w:left w:val="single" w:sz="6" w:space="0" w:color="BFC7D5"/>
+              <w:bottom w:val="single" w:sz="2" w:space="0" w:color="BFC7D5"/>
+              <w:right w:val="single" w:sz="6" w:space="0" w:color="BFC7D5"/>
+            </w:tcBorders>
             <w:vAlign w:val="center"/>
           </w:tcPr>
           <w:p>
@@ -4189,8 +4950,12 @@
         </w:tc>
         <w:tc>
           <w:tcPr>
-            <w:tcW w:w="3319" w:type="dxa"/>
-            <w:tcBorders/>
+            <w:tcW w:w="3353" w:type="dxa"/>
+            <w:tcBorders>
+              <w:left w:val="single" w:sz="2" w:space="0" w:color="BFC7D5"/>
+              <w:bottom w:val="single" w:sz="2" w:space="0" w:color="BFC7D5"/>
+              <w:right w:val="single" w:sz="6" w:space="0" w:color="BFC7D5"/>
+            </w:tcBorders>
             <w:vAlign w:val="center"/>
           </w:tcPr>
           <w:p>
@@ -4212,8 +4977,12 @@
         <w:trPr/>
         <w:tc>
           <w:tcPr>
-            <w:tcW w:w="1574" w:type="dxa"/>
-            <w:tcBorders/>
+            <w:tcW w:w="1614" w:type="dxa"/>
+            <w:tcBorders>
+              <w:left w:val="single" w:sz="6" w:space="0" w:color="BFC7D5"/>
+              <w:bottom w:val="single" w:sz="2" w:space="0" w:color="BFC7D5"/>
+              <w:right w:val="single" w:sz="6" w:space="0" w:color="BFC7D5"/>
+            </w:tcBorders>
             <w:vAlign w:val="center"/>
           </w:tcPr>
           <w:p>
@@ -4232,8 +5001,12 @@
         </w:tc>
         <w:tc>
           <w:tcPr>
-            <w:tcW w:w="3319" w:type="dxa"/>
-            <w:tcBorders/>
+            <w:tcW w:w="3353" w:type="dxa"/>
+            <w:tcBorders>
+              <w:left w:val="single" w:sz="2" w:space="0" w:color="BFC7D5"/>
+              <w:bottom w:val="single" w:sz="2" w:space="0" w:color="BFC7D5"/>
+              <w:right w:val="single" w:sz="6" w:space="0" w:color="BFC7D5"/>
+            </w:tcBorders>
             <w:vAlign w:val="center"/>
           </w:tcPr>
           <w:p>
@@ -4255,8 +5028,12 @@
         <w:trPr/>
         <w:tc>
           <w:tcPr>
-            <w:tcW w:w="1574" w:type="dxa"/>
-            <w:tcBorders/>
+            <w:tcW w:w="1614" w:type="dxa"/>
+            <w:tcBorders>
+              <w:left w:val="single" w:sz="6" w:space="0" w:color="BFC7D5"/>
+              <w:bottom w:val="single" w:sz="2" w:space="0" w:color="BFC7D5"/>
+              <w:right w:val="single" w:sz="6" w:space="0" w:color="BFC7D5"/>
+            </w:tcBorders>
             <w:vAlign w:val="center"/>
           </w:tcPr>
           <w:p>
@@ -4275,8 +5052,12 @@
         </w:tc>
         <w:tc>
           <w:tcPr>
-            <w:tcW w:w="3319" w:type="dxa"/>
-            <w:tcBorders/>
+            <w:tcW w:w="3353" w:type="dxa"/>
+            <w:tcBorders>
+              <w:left w:val="single" w:sz="2" w:space="0" w:color="BFC7D5"/>
+              <w:bottom w:val="single" w:sz="2" w:space="0" w:color="BFC7D5"/>
+              <w:right w:val="single" w:sz="6" w:space="0" w:color="BFC7D5"/>
+            </w:tcBorders>
             <w:vAlign w:val="center"/>
           </w:tcPr>
           <w:p>
@@ -4298,8 +5079,12 @@
         <w:trPr/>
         <w:tc>
           <w:tcPr>
-            <w:tcW w:w="1574" w:type="dxa"/>
-            <w:tcBorders/>
+            <w:tcW w:w="1614" w:type="dxa"/>
+            <w:tcBorders>
+              <w:left w:val="single" w:sz="6" w:space="0" w:color="BFC7D5"/>
+              <w:bottom w:val="single" w:sz="2" w:space="0" w:color="BFC7D5"/>
+              <w:right w:val="single" w:sz="6" w:space="0" w:color="BFC7D5"/>
+            </w:tcBorders>
             <w:vAlign w:val="center"/>
           </w:tcPr>
           <w:p>
@@ -4318,8 +5103,12 @@
         </w:tc>
         <w:tc>
           <w:tcPr>
-            <w:tcW w:w="3319" w:type="dxa"/>
-            <w:tcBorders/>
+            <w:tcW w:w="3353" w:type="dxa"/>
+            <w:tcBorders>
+              <w:left w:val="single" w:sz="2" w:space="0" w:color="BFC7D5"/>
+              <w:bottom w:val="single" w:sz="2" w:space="0" w:color="BFC7D5"/>
+              <w:right w:val="single" w:sz="6" w:space="0" w:color="BFC7D5"/>
+            </w:tcBorders>
             <w:vAlign w:val="center"/>
           </w:tcPr>
           <w:p>
@@ -4341,8 +5130,12 @@
         <w:trPr/>
         <w:tc>
           <w:tcPr>
-            <w:tcW w:w="1574" w:type="dxa"/>
-            <w:tcBorders/>
+            <w:tcW w:w="1614" w:type="dxa"/>
+            <w:tcBorders>
+              <w:left w:val="single" w:sz="6" w:space="0" w:color="BFC7D5"/>
+              <w:bottom w:val="single" w:sz="2" w:space="0" w:color="BFC7D5"/>
+              <w:right w:val="single" w:sz="6" w:space="0" w:color="BFC7D5"/>
+            </w:tcBorders>
             <w:vAlign w:val="center"/>
           </w:tcPr>
           <w:p>
@@ -4361,8 +5154,12 @@
         </w:tc>
         <w:tc>
           <w:tcPr>
-            <w:tcW w:w="3319" w:type="dxa"/>
-            <w:tcBorders/>
+            <w:tcW w:w="3353" w:type="dxa"/>
+            <w:tcBorders>
+              <w:left w:val="single" w:sz="2" w:space="0" w:color="BFC7D5"/>
+              <w:bottom w:val="single" w:sz="2" w:space="0" w:color="BFC7D5"/>
+              <w:right w:val="single" w:sz="6" w:space="0" w:color="BFC7D5"/>
+            </w:tcBorders>
             <w:vAlign w:val="center"/>
           </w:tcPr>
           <w:p>
@@ -4400,8 +5197,12 @@
         <w:trPr/>
         <w:tc>
           <w:tcPr>
-            <w:tcW w:w="1574" w:type="dxa"/>
-            <w:tcBorders/>
+            <w:tcW w:w="1614" w:type="dxa"/>
+            <w:tcBorders>
+              <w:left w:val="single" w:sz="6" w:space="0" w:color="BFC7D5"/>
+              <w:bottom w:val="single" w:sz="6" w:space="0" w:color="BFC7D5"/>
+              <w:right w:val="single" w:sz="6" w:space="0" w:color="BFC7D5"/>
+            </w:tcBorders>
             <w:vAlign w:val="center"/>
           </w:tcPr>
           <w:p>
@@ -4420,8 +5221,12 @@
         </w:tc>
         <w:tc>
           <w:tcPr>
-            <w:tcW w:w="3319" w:type="dxa"/>
-            <w:tcBorders/>
+            <w:tcW w:w="3353" w:type="dxa"/>
+            <w:tcBorders>
+              <w:left w:val="single" w:sz="2" w:space="0" w:color="BFC7D5"/>
+              <w:bottom w:val="single" w:sz="6" w:space="0" w:color="BFC7D5"/>
+              <w:right w:val="single" w:sz="6" w:space="0" w:color="BFC7D5"/>
+            </w:tcBorders>
             <w:vAlign w:val="center"/>
           </w:tcPr>
           <w:p>
@@ -4474,21 +5279,21 @@
     </w:p>
     <w:tbl>
       <w:tblPr>
-        <w:tblW w:w="4893" w:type="dxa"/>
+        <w:tblW w:w="5000" w:type="pct"/>
         <w:jc w:val="left"/>
-        <w:tblInd w:w="0" w:type="dxa"/>
+        <w:tblInd w:w="-7" w:type="dxa"/>
         <w:tblLayout w:type="fixed"/>
         <w:tblCellMar>
-          <w:top w:w="28" w:type="dxa"/>
-          <w:left w:w="28" w:type="dxa"/>
-          <w:bottom w:w="28" w:type="dxa"/>
-          <w:right w:w="28" w:type="dxa"/>
+          <w:top w:w="60" w:type="dxa"/>
+          <w:left w:w="60" w:type="dxa"/>
+          <w:bottom w:w="60" w:type="dxa"/>
+          <w:right w:w="60" w:type="dxa"/>
         </w:tblCellMar>
       </w:tblPr>
       <w:tblGrid>
-        <w:gridCol w:w="948"/>
-        <w:gridCol w:w="2205"/>
-        <w:gridCol w:w="1740"/>
+        <w:gridCol w:w="981"/>
+        <w:gridCol w:w="2240"/>
+        <w:gridCol w:w="1746"/>
       </w:tblGrid>
       <w:tr>
         <w:trPr>
@@ -4496,66 +5301,90 @@
         </w:trPr>
         <w:tc>
           <w:tcPr>
-            <w:tcW w:w="948" w:type="dxa"/>
-            <w:tcBorders/>
+            <w:tcW w:w="981" w:type="dxa"/>
+            <w:tcBorders>
+              <w:top w:val="single" w:sz="6" w:space="0" w:color="BFC7D5"/>
+              <w:left w:val="single" w:sz="6" w:space="0" w:color="BFC7D5"/>
+              <w:bottom w:val="single" w:sz="2" w:space="0" w:color="BFC7D5"/>
+              <w:right w:val="single" w:sz="6" w:space="0" w:color="BFC7D5"/>
+            </w:tcBorders>
+            <w:shd w:fill="1F3A5F" w:val="clear"/>
             <w:vAlign w:val="center"/>
           </w:tcPr>
           <w:p>
             <w:pPr>
               <w:pStyle w:val="TableHeading"/>
-              <w:suppressLineNumbers/>
-              <w:shd w:fill="1F3A5F" w:val="clear"/>
-              <w:bidi w:val="0"/>
-              <w:spacing w:before="0" w:after="283"/>
-              <w:jc w:val="center"/>
-              <w:rPr/>
-            </w:pPr>
-            <w:r>
-              <w:rPr/>
+              <w:bidi w:val="0"/>
+              <w:spacing w:before="0" w:after="283"/>
+              <w:jc w:val="left"/>
+              <w:rPr>
+                <w:color w:val="FFFFFF"/>
+              </w:rPr>
+            </w:pPr>
+            <w:r>
+              <w:rPr>
+                <w:color w:val="FFFFFF"/>
+              </w:rPr>
               <w:t>Commit</w:t>
             </w:r>
           </w:p>
         </w:tc>
         <w:tc>
           <w:tcPr>
-            <w:tcW w:w="2205" w:type="dxa"/>
-            <w:tcBorders/>
+            <w:tcW w:w="2240" w:type="dxa"/>
+            <w:tcBorders>
+              <w:top w:val="single" w:sz="6" w:space="0" w:color="BFC7D5"/>
+              <w:left w:val="single" w:sz="2" w:space="0" w:color="BFC7D5"/>
+              <w:bottom w:val="single" w:sz="2" w:space="0" w:color="BFC7D5"/>
+              <w:right w:val="single" w:sz="6" w:space="0" w:color="BFC7D5"/>
+            </w:tcBorders>
+            <w:shd w:fill="1F3A5F" w:val="clear"/>
             <w:vAlign w:val="center"/>
           </w:tcPr>
           <w:p>
             <w:pPr>
               <w:pStyle w:val="TableHeading"/>
-              <w:suppressLineNumbers/>
-              <w:shd w:fill="1F3A5F" w:val="clear"/>
-              <w:bidi w:val="0"/>
-              <w:spacing w:before="0" w:after="283"/>
-              <w:jc w:val="center"/>
-              <w:rPr/>
-            </w:pPr>
-            <w:r>
-              <w:rPr/>
+              <w:bidi w:val="0"/>
+              <w:spacing w:before="0" w:after="283"/>
+              <w:jc w:val="left"/>
+              <w:rPr>
+                <w:color w:val="FFFFFF"/>
+              </w:rPr>
+            </w:pPr>
+            <w:r>
+              <w:rPr>
+                <w:color w:val="FFFFFF"/>
+              </w:rPr>
               <w:t>Nonconformity</w:t>
             </w:r>
           </w:p>
         </w:tc>
         <w:tc>
           <w:tcPr>
-            <w:tcW w:w="1740" w:type="dxa"/>
-            <w:tcBorders/>
+            <w:tcW w:w="1746" w:type="dxa"/>
+            <w:tcBorders>
+              <w:top w:val="single" w:sz="6" w:space="0" w:color="BFC7D5"/>
+              <w:left w:val="single" w:sz="2" w:space="0" w:color="BFC7D5"/>
+              <w:bottom w:val="single" w:sz="2" w:space="0" w:color="BFC7D5"/>
+              <w:right w:val="single" w:sz="6" w:space="0" w:color="BFC7D5"/>
+            </w:tcBorders>
+            <w:shd w:fill="1F3A5F" w:val="clear"/>
             <w:vAlign w:val="center"/>
           </w:tcPr>
           <w:p>
             <w:pPr>
               <w:pStyle w:val="TableHeading"/>
-              <w:suppressLineNumbers/>
-              <w:shd w:fill="1F3A5F" w:val="clear"/>
-              <w:bidi w:val="0"/>
-              <w:spacing w:before="0" w:after="283"/>
-              <w:jc w:val="center"/>
-              <w:rPr/>
-            </w:pPr>
-            <w:r>
-              <w:rPr/>
+              <w:bidi w:val="0"/>
+              <w:spacing w:before="0" w:after="283"/>
+              <w:jc w:val="left"/>
+              <w:rPr>
+                <w:color w:val="FFFFFF"/>
+              </w:rPr>
+            </w:pPr>
+            <w:r>
+              <w:rPr>
+                <w:color w:val="FFFFFF"/>
+              </w:rPr>
               <w:t>Verification evidence recorded</w:t>
             </w:r>
           </w:p>
@@ -4565,8 +5394,12 @@
         <w:trPr/>
         <w:tc>
           <w:tcPr>
-            <w:tcW w:w="948" w:type="dxa"/>
-            <w:tcBorders/>
+            <w:tcW w:w="981" w:type="dxa"/>
+            <w:tcBorders>
+              <w:left w:val="single" w:sz="6" w:space="0" w:color="BFC7D5"/>
+              <w:bottom w:val="single" w:sz="2" w:space="0" w:color="BFC7D5"/>
+              <w:right w:val="single" w:sz="6" w:space="0" w:color="BFC7D5"/>
+            </w:tcBorders>
             <w:vAlign w:val="center"/>
           </w:tcPr>
           <w:p>
@@ -4591,8 +5424,12 @@
         </w:tc>
         <w:tc>
           <w:tcPr>
-            <w:tcW w:w="2205" w:type="dxa"/>
-            <w:tcBorders/>
+            <w:tcW w:w="2240" w:type="dxa"/>
+            <w:tcBorders>
+              <w:left w:val="single" w:sz="2" w:space="0" w:color="BFC7D5"/>
+              <w:bottom w:val="single" w:sz="2" w:space="0" w:color="BFC7D5"/>
+              <w:right w:val="single" w:sz="6" w:space="0" w:color="BFC7D5"/>
+            </w:tcBorders>
             <w:vAlign w:val="center"/>
           </w:tcPr>
           <w:p>
@@ -4623,8 +5460,12 @@
         </w:tc>
         <w:tc>
           <w:tcPr>
-            <w:tcW w:w="1740" w:type="dxa"/>
-            <w:tcBorders/>
+            <w:tcW w:w="1746" w:type="dxa"/>
+            <w:tcBorders>
+              <w:left w:val="single" w:sz="2" w:space="0" w:color="BFC7D5"/>
+              <w:bottom w:val="single" w:sz="2" w:space="0" w:color="BFC7D5"/>
+              <w:right w:val="single" w:sz="6" w:space="0" w:color="BFC7D5"/>
+            </w:tcBorders>
             <w:vAlign w:val="center"/>
           </w:tcPr>
           <w:p>
@@ -4646,8 +5487,12 @@
         <w:trPr/>
         <w:tc>
           <w:tcPr>
-            <w:tcW w:w="948" w:type="dxa"/>
-            <w:tcBorders/>
+            <w:tcW w:w="981" w:type="dxa"/>
+            <w:tcBorders>
+              <w:left w:val="single" w:sz="6" w:space="0" w:color="BFC7D5"/>
+              <w:bottom w:val="single" w:sz="2" w:space="0" w:color="BFC7D5"/>
+              <w:right w:val="single" w:sz="6" w:space="0" w:color="BFC7D5"/>
+            </w:tcBorders>
             <w:vAlign w:val="center"/>
           </w:tcPr>
           <w:p>
@@ -4672,8 +5517,12 @@
         </w:tc>
         <w:tc>
           <w:tcPr>
-            <w:tcW w:w="2205" w:type="dxa"/>
-            <w:tcBorders/>
+            <w:tcW w:w="2240" w:type="dxa"/>
+            <w:tcBorders>
+              <w:left w:val="single" w:sz="2" w:space="0" w:color="BFC7D5"/>
+              <w:bottom w:val="single" w:sz="2" w:space="0" w:color="BFC7D5"/>
+              <w:right w:val="single" w:sz="6" w:space="0" w:color="BFC7D5"/>
+            </w:tcBorders>
             <w:vAlign w:val="center"/>
           </w:tcPr>
           <w:p>
@@ -4692,8 +5541,12 @@
         </w:tc>
         <w:tc>
           <w:tcPr>
-            <w:tcW w:w="1740" w:type="dxa"/>
-            <w:tcBorders/>
+            <w:tcW w:w="1746" w:type="dxa"/>
+            <w:tcBorders>
+              <w:left w:val="single" w:sz="2" w:space="0" w:color="BFC7D5"/>
+              <w:bottom w:val="single" w:sz="2" w:space="0" w:color="BFC7D5"/>
+              <w:right w:val="single" w:sz="6" w:space="0" w:color="BFC7D5"/>
+            </w:tcBorders>
             <w:vAlign w:val="center"/>
           </w:tcPr>
           <w:p>
@@ -4715,8 +5568,12 @@
         <w:trPr/>
         <w:tc>
           <w:tcPr>
-            <w:tcW w:w="948" w:type="dxa"/>
-            <w:tcBorders/>
+            <w:tcW w:w="981" w:type="dxa"/>
+            <w:tcBorders>
+              <w:left w:val="single" w:sz="6" w:space="0" w:color="BFC7D5"/>
+              <w:bottom w:val="single" w:sz="6" w:space="0" w:color="BFC7D5"/>
+              <w:right w:val="single" w:sz="6" w:space="0" w:color="BFC7D5"/>
+            </w:tcBorders>
             <w:vAlign w:val="center"/>
           </w:tcPr>
           <w:p>
@@ -4741,8 +5598,12 @@
         </w:tc>
         <w:tc>
           <w:tcPr>
-            <w:tcW w:w="2205" w:type="dxa"/>
-            <w:tcBorders/>
+            <w:tcW w:w="2240" w:type="dxa"/>
+            <w:tcBorders>
+              <w:left w:val="single" w:sz="2" w:space="0" w:color="BFC7D5"/>
+              <w:bottom w:val="single" w:sz="6" w:space="0" w:color="BFC7D5"/>
+              <w:right w:val="single" w:sz="6" w:space="0" w:color="BFC7D5"/>
+            </w:tcBorders>
             <w:vAlign w:val="center"/>
           </w:tcPr>
           <w:p>
@@ -4761,8 +5622,12 @@
         </w:tc>
         <w:tc>
           <w:tcPr>
-            <w:tcW w:w="1740" w:type="dxa"/>
-            <w:tcBorders/>
+            <w:tcW w:w="1746" w:type="dxa"/>
+            <w:tcBorders>
+              <w:left w:val="single" w:sz="2" w:space="0" w:color="BFC7D5"/>
+              <w:bottom w:val="single" w:sz="6" w:space="0" w:color="BFC7D5"/>
+              <w:right w:val="single" w:sz="6" w:space="0" w:color="BFC7D5"/>
+            </w:tcBorders>
             <w:vAlign w:val="center"/>
           </w:tcPr>
           <w:p>
@@ -4907,21 +5772,21 @@
     </w:p>
     <w:tbl>
       <w:tblPr>
-        <w:tblW w:w="4893" w:type="dxa"/>
+        <w:tblW w:w="5000" w:type="pct"/>
         <w:jc w:val="left"/>
-        <w:tblInd w:w="0" w:type="dxa"/>
+        <w:tblInd w:w="-7" w:type="dxa"/>
         <w:tblLayout w:type="fixed"/>
         <w:tblCellMar>
-          <w:top w:w="28" w:type="dxa"/>
-          <w:left w:w="28" w:type="dxa"/>
-          <w:bottom w:w="28" w:type="dxa"/>
-          <w:right w:w="28" w:type="dxa"/>
+          <w:top w:w="60" w:type="dxa"/>
+          <w:left w:w="60" w:type="dxa"/>
+          <w:bottom w:w="60" w:type="dxa"/>
+          <w:right w:w="60" w:type="dxa"/>
         </w:tblCellMar>
       </w:tblPr>
       <w:tblGrid>
-        <w:gridCol w:w="1427"/>
-        <w:gridCol w:w="2150"/>
-        <w:gridCol w:w="1316"/>
+        <w:gridCol w:w="1460"/>
+        <w:gridCol w:w="2185"/>
+        <w:gridCol w:w="1322"/>
       </w:tblGrid>
       <w:tr>
         <w:trPr>
@@ -4929,66 +5794,90 @@
         </w:trPr>
         <w:tc>
           <w:tcPr>
-            <w:tcW w:w="1427" w:type="dxa"/>
-            <w:tcBorders/>
+            <w:tcW w:w="1460" w:type="dxa"/>
+            <w:tcBorders>
+              <w:top w:val="single" w:sz="6" w:space="0" w:color="BFC7D5"/>
+              <w:left w:val="single" w:sz="6" w:space="0" w:color="BFC7D5"/>
+              <w:bottom w:val="single" w:sz="2" w:space="0" w:color="BFC7D5"/>
+              <w:right w:val="single" w:sz="6" w:space="0" w:color="BFC7D5"/>
+            </w:tcBorders>
+            <w:shd w:fill="1F3A5F" w:val="clear"/>
             <w:vAlign w:val="center"/>
           </w:tcPr>
           <w:p>
             <w:pPr>
               <w:pStyle w:val="TableHeading"/>
-              <w:suppressLineNumbers/>
-              <w:shd w:fill="1F3A5F" w:val="clear"/>
-              <w:bidi w:val="0"/>
-              <w:spacing w:before="0" w:after="283"/>
-              <w:jc w:val="center"/>
-              <w:rPr/>
-            </w:pPr>
-            <w:r>
-              <w:rPr/>
+              <w:bidi w:val="0"/>
+              <w:spacing w:before="0" w:after="283"/>
+              <w:jc w:val="left"/>
+              <w:rPr>
+                <w:color w:val="FFFFFF"/>
+              </w:rPr>
+            </w:pPr>
+            <w:r>
+              <w:rPr>
+                <w:color w:val="FFFFFF"/>
+              </w:rPr>
               <w:t>Input</w:t>
             </w:r>
           </w:p>
         </w:tc>
         <w:tc>
           <w:tcPr>
-            <w:tcW w:w="2150" w:type="dxa"/>
-            <w:tcBorders/>
+            <w:tcW w:w="2185" w:type="dxa"/>
+            <w:tcBorders>
+              <w:top w:val="single" w:sz="6" w:space="0" w:color="BFC7D5"/>
+              <w:left w:val="single" w:sz="2" w:space="0" w:color="BFC7D5"/>
+              <w:bottom w:val="single" w:sz="2" w:space="0" w:color="BFC7D5"/>
+              <w:right w:val="single" w:sz="6" w:space="0" w:color="BFC7D5"/>
+            </w:tcBorders>
+            <w:shd w:fill="1F3A5F" w:val="clear"/>
             <w:vAlign w:val="center"/>
           </w:tcPr>
           <w:p>
             <w:pPr>
               <w:pStyle w:val="TableHeading"/>
-              <w:suppressLineNumbers/>
-              <w:shd w:fill="1F3A5F" w:val="clear"/>
-              <w:bidi w:val="0"/>
-              <w:spacing w:before="0" w:after="283"/>
-              <w:jc w:val="center"/>
-              <w:rPr/>
-            </w:pPr>
-            <w:r>
-              <w:rPr/>
+              <w:bidi w:val="0"/>
+              <w:spacing w:before="0" w:after="283"/>
+              <w:jc w:val="left"/>
+              <w:rPr>
+                <w:color w:val="FFFFFF"/>
+              </w:rPr>
+            </w:pPr>
+            <w:r>
+              <w:rPr>
+                <w:color w:val="FFFFFF"/>
+              </w:rPr>
               <w:t>Mechanism</w:t>
             </w:r>
           </w:p>
         </w:tc>
         <w:tc>
           <w:tcPr>
-            <w:tcW w:w="1316" w:type="dxa"/>
-            <w:tcBorders/>
+            <w:tcW w:w="1322" w:type="dxa"/>
+            <w:tcBorders>
+              <w:top w:val="single" w:sz="6" w:space="0" w:color="BFC7D5"/>
+              <w:left w:val="single" w:sz="2" w:space="0" w:color="BFC7D5"/>
+              <w:bottom w:val="single" w:sz="2" w:space="0" w:color="BFC7D5"/>
+              <w:right w:val="single" w:sz="6" w:space="0" w:color="BFC7D5"/>
+            </w:tcBorders>
+            <w:shd w:fill="1F3A5F" w:val="clear"/>
             <w:vAlign w:val="center"/>
           </w:tcPr>
           <w:p>
             <w:pPr>
               <w:pStyle w:val="TableHeading"/>
-              <w:suppressLineNumbers/>
-              <w:shd w:fill="1F3A5F" w:val="clear"/>
-              <w:bidi w:val="0"/>
-              <w:spacing w:before="0" w:after="283"/>
-              <w:jc w:val="center"/>
-              <w:rPr/>
-            </w:pPr>
-            <w:r>
-              <w:rPr/>
+              <w:bidi w:val="0"/>
+              <w:spacing w:before="0" w:after="283"/>
+              <w:jc w:val="left"/>
+              <w:rPr>
+                <w:color w:val="FFFFFF"/>
+              </w:rPr>
+            </w:pPr>
+            <w:r>
+              <w:rPr>
+                <w:color w:val="FFFFFF"/>
+              </w:rPr>
               <w:t>Where it lands</w:t>
             </w:r>
           </w:p>
@@ -4998,8 +5887,12 @@
         <w:trPr/>
         <w:tc>
           <w:tcPr>
-            <w:tcW w:w="1427" w:type="dxa"/>
-            <w:tcBorders/>
+            <w:tcW w:w="1460" w:type="dxa"/>
+            <w:tcBorders>
+              <w:left w:val="single" w:sz="6" w:space="0" w:color="BFC7D5"/>
+              <w:bottom w:val="single" w:sz="2" w:space="0" w:color="BFC7D5"/>
+              <w:right w:val="single" w:sz="6" w:space="0" w:color="BFC7D5"/>
+            </w:tcBorders>
             <w:vAlign w:val="center"/>
           </w:tcPr>
           <w:p>
@@ -5018,8 +5911,12 @@
         </w:tc>
         <w:tc>
           <w:tcPr>
-            <w:tcW w:w="2150" w:type="dxa"/>
-            <w:tcBorders/>
+            <w:tcW w:w="2185" w:type="dxa"/>
+            <w:tcBorders>
+              <w:left w:val="single" w:sz="2" w:space="0" w:color="BFC7D5"/>
+              <w:bottom w:val="single" w:sz="2" w:space="0" w:color="BFC7D5"/>
+              <w:right w:val="single" w:sz="6" w:space="0" w:color="BFC7D5"/>
+            </w:tcBorders>
             <w:vAlign w:val="center"/>
           </w:tcPr>
           <w:p>
@@ -5048,8 +5945,12 @@
         </w:tc>
         <w:tc>
           <w:tcPr>
-            <w:tcW w:w="1316" w:type="dxa"/>
-            <w:tcBorders/>
+            <w:tcW w:w="1322" w:type="dxa"/>
+            <w:tcBorders>
+              <w:left w:val="single" w:sz="2" w:space="0" w:color="BFC7D5"/>
+              <w:bottom w:val="single" w:sz="2" w:space="0" w:color="BFC7D5"/>
+              <w:right w:val="single" w:sz="6" w:space="0" w:color="BFC7D5"/>
+            </w:tcBorders>
             <w:vAlign w:val="center"/>
           </w:tcPr>
           <w:p>
@@ -5081,8 +5982,12 @@
         <w:trPr/>
         <w:tc>
           <w:tcPr>
-            <w:tcW w:w="1427" w:type="dxa"/>
-            <w:tcBorders/>
+            <w:tcW w:w="1460" w:type="dxa"/>
+            <w:tcBorders>
+              <w:left w:val="single" w:sz="6" w:space="0" w:color="BFC7D5"/>
+              <w:bottom w:val="single" w:sz="2" w:space="0" w:color="BFC7D5"/>
+              <w:right w:val="single" w:sz="6" w:space="0" w:color="BFC7D5"/>
+            </w:tcBorders>
             <w:vAlign w:val="center"/>
           </w:tcPr>
           <w:p>
@@ -5101,8 +6006,12 @@
         </w:tc>
         <w:tc>
           <w:tcPr>
-            <w:tcW w:w="2150" w:type="dxa"/>
-            <w:tcBorders/>
+            <w:tcW w:w="2185" w:type="dxa"/>
+            <w:tcBorders>
+              <w:left w:val="single" w:sz="2" w:space="0" w:color="BFC7D5"/>
+              <w:bottom w:val="single" w:sz="2" w:space="0" w:color="BFC7D5"/>
+              <w:right w:val="single" w:sz="6" w:space="0" w:color="BFC7D5"/>
+            </w:tcBorders>
             <w:vAlign w:val="center"/>
           </w:tcPr>
           <w:p>
@@ -5137,8 +6046,12 @@
         </w:tc>
         <w:tc>
           <w:tcPr>
-            <w:tcW w:w="1316" w:type="dxa"/>
-            <w:tcBorders/>
+            <w:tcW w:w="1322" w:type="dxa"/>
+            <w:tcBorders>
+              <w:left w:val="single" w:sz="2" w:space="0" w:color="BFC7D5"/>
+              <w:bottom w:val="single" w:sz="2" w:space="0" w:color="BFC7D5"/>
+              <w:right w:val="single" w:sz="6" w:space="0" w:color="BFC7D5"/>
+            </w:tcBorders>
             <w:vAlign w:val="center"/>
           </w:tcPr>
           <w:p>
@@ -5170,8 +6083,12 @@
         <w:trPr/>
         <w:tc>
           <w:tcPr>
-            <w:tcW w:w="1427" w:type="dxa"/>
-            <w:tcBorders/>
+            <w:tcW w:w="1460" w:type="dxa"/>
+            <w:tcBorders>
+              <w:left w:val="single" w:sz="6" w:space="0" w:color="BFC7D5"/>
+              <w:bottom w:val="single" w:sz="2" w:space="0" w:color="BFC7D5"/>
+              <w:right w:val="single" w:sz="6" w:space="0" w:color="BFC7D5"/>
+            </w:tcBorders>
             <w:vAlign w:val="center"/>
           </w:tcPr>
           <w:p>
@@ -5190,8 +6107,12 @@
         </w:tc>
         <w:tc>
           <w:tcPr>
-            <w:tcW w:w="2150" w:type="dxa"/>
-            <w:tcBorders/>
+            <w:tcW w:w="2185" w:type="dxa"/>
+            <w:tcBorders>
+              <w:left w:val="single" w:sz="2" w:space="0" w:color="BFC7D5"/>
+              <w:bottom w:val="single" w:sz="2" w:space="0" w:color="BFC7D5"/>
+              <w:right w:val="single" w:sz="6" w:space="0" w:color="BFC7D5"/>
+            </w:tcBorders>
             <w:vAlign w:val="center"/>
           </w:tcPr>
           <w:p>
@@ -5212,8 +6133,12 @@
         </w:tc>
         <w:tc>
           <w:tcPr>
-            <w:tcW w:w="1316" w:type="dxa"/>
-            <w:tcBorders/>
+            <w:tcW w:w="1322" w:type="dxa"/>
+            <w:tcBorders>
+              <w:left w:val="single" w:sz="2" w:space="0" w:color="BFC7D5"/>
+              <w:bottom w:val="single" w:sz="2" w:space="0" w:color="BFC7D5"/>
+              <w:right w:val="single" w:sz="6" w:space="0" w:color="BFC7D5"/>
+            </w:tcBorders>
             <w:vAlign w:val="center"/>
           </w:tcPr>
           <w:p>
@@ -5245,8 +6170,12 @@
         <w:trPr/>
         <w:tc>
           <w:tcPr>
-            <w:tcW w:w="1427" w:type="dxa"/>
-            <w:tcBorders/>
+            <w:tcW w:w="1460" w:type="dxa"/>
+            <w:tcBorders>
+              <w:left w:val="single" w:sz="6" w:space="0" w:color="BFC7D5"/>
+              <w:bottom w:val="single" w:sz="2" w:space="0" w:color="BFC7D5"/>
+              <w:right w:val="single" w:sz="6" w:space="0" w:color="BFC7D5"/>
+            </w:tcBorders>
             <w:vAlign w:val="center"/>
           </w:tcPr>
           <w:p>
@@ -5265,8 +6194,12 @@
         </w:tc>
         <w:tc>
           <w:tcPr>
-            <w:tcW w:w="2150" w:type="dxa"/>
-            <w:tcBorders/>
+            <w:tcW w:w="2185" w:type="dxa"/>
+            <w:tcBorders>
+              <w:left w:val="single" w:sz="2" w:space="0" w:color="BFC7D5"/>
+              <w:bottom w:val="single" w:sz="2" w:space="0" w:color="BFC7D5"/>
+              <w:right w:val="single" w:sz="6" w:space="0" w:color="BFC7D5"/>
+            </w:tcBorders>
             <w:vAlign w:val="center"/>
           </w:tcPr>
           <w:p>
@@ -5291,8 +6224,12 @@
         </w:tc>
         <w:tc>
           <w:tcPr>
-            <w:tcW w:w="1316" w:type="dxa"/>
-            <w:tcBorders/>
+            <w:tcW w:w="1322" w:type="dxa"/>
+            <w:tcBorders>
+              <w:left w:val="single" w:sz="2" w:space="0" w:color="BFC7D5"/>
+              <w:bottom w:val="single" w:sz="2" w:space="0" w:color="BFC7D5"/>
+              <w:right w:val="single" w:sz="6" w:space="0" w:color="BFC7D5"/>
+            </w:tcBorders>
             <w:vAlign w:val="center"/>
           </w:tcPr>
           <w:p>
@@ -5324,8 +6261,12 @@
         <w:trPr/>
         <w:tc>
           <w:tcPr>
-            <w:tcW w:w="1427" w:type="dxa"/>
-            <w:tcBorders/>
+            <w:tcW w:w="1460" w:type="dxa"/>
+            <w:tcBorders>
+              <w:left w:val="single" w:sz="6" w:space="0" w:color="BFC7D5"/>
+              <w:bottom w:val="single" w:sz="6" w:space="0" w:color="BFC7D5"/>
+              <w:right w:val="single" w:sz="6" w:space="0" w:color="BFC7D5"/>
+            </w:tcBorders>
             <w:vAlign w:val="center"/>
           </w:tcPr>
           <w:p>
@@ -5344,8 +6285,12 @@
         </w:tc>
         <w:tc>
           <w:tcPr>
-            <w:tcW w:w="2150" w:type="dxa"/>
-            <w:tcBorders/>
+            <w:tcW w:w="2185" w:type="dxa"/>
+            <w:tcBorders>
+              <w:left w:val="single" w:sz="2" w:space="0" w:color="BFC7D5"/>
+              <w:bottom w:val="single" w:sz="6" w:space="0" w:color="BFC7D5"/>
+              <w:right w:val="single" w:sz="6" w:space="0" w:color="BFC7D5"/>
+            </w:tcBorders>
             <w:vAlign w:val="center"/>
           </w:tcPr>
           <w:p>
@@ -5370,8 +6315,12 @@
         </w:tc>
         <w:tc>
           <w:tcPr>
-            <w:tcW w:w="1316" w:type="dxa"/>
-            <w:tcBorders/>
+            <w:tcW w:w="1322" w:type="dxa"/>
+            <w:tcBorders>
+              <w:left w:val="single" w:sz="2" w:space="0" w:color="BFC7D5"/>
+              <w:bottom w:val="single" w:sz="6" w:space="0" w:color="BFC7D5"/>
+              <w:right w:val="single" w:sz="6" w:space="0" w:color="BFC7D5"/>
+            </w:tcBorders>
             <w:vAlign w:val="center"/>
           </w:tcPr>
           <w:p>
@@ -5464,21 +6413,21 @@
     </w:p>
     <w:tbl>
       <w:tblPr>
-        <w:tblW w:w="4893" w:type="dxa"/>
+        <w:tblW w:w="5000" w:type="pct"/>
         <w:jc w:val="left"/>
-        <w:tblInd w:w="0" w:type="dxa"/>
+        <w:tblInd w:w="-7" w:type="dxa"/>
         <w:tblLayout w:type="fixed"/>
         <w:tblCellMar>
-          <w:top w:w="28" w:type="dxa"/>
-          <w:left w:w="28" w:type="dxa"/>
-          <w:bottom w:w="28" w:type="dxa"/>
-          <w:right w:w="28" w:type="dxa"/>
+          <w:top w:w="60" w:type="dxa"/>
+          <w:left w:w="60" w:type="dxa"/>
+          <w:bottom w:w="60" w:type="dxa"/>
+          <w:right w:w="60" w:type="dxa"/>
         </w:tblCellMar>
       </w:tblPr>
       <w:tblGrid>
-        <w:gridCol w:w="1560"/>
-        <w:gridCol w:w="2156"/>
-        <w:gridCol w:w="1177"/>
+        <w:gridCol w:w="1593"/>
+        <w:gridCol w:w="2191"/>
+        <w:gridCol w:w="1183"/>
       </w:tblGrid>
       <w:tr>
         <w:trPr>
@@ -5486,66 +6435,90 @@
         </w:trPr>
         <w:tc>
           <w:tcPr>
-            <w:tcW w:w="1560" w:type="dxa"/>
-            <w:tcBorders/>
+            <w:tcW w:w="1593" w:type="dxa"/>
+            <w:tcBorders>
+              <w:top w:val="single" w:sz="6" w:space="0" w:color="BFC7D5"/>
+              <w:left w:val="single" w:sz="6" w:space="0" w:color="BFC7D5"/>
+              <w:bottom w:val="single" w:sz="2" w:space="0" w:color="BFC7D5"/>
+              <w:right w:val="single" w:sz="6" w:space="0" w:color="BFC7D5"/>
+            </w:tcBorders>
+            <w:shd w:fill="1F3A5F" w:val="clear"/>
             <w:vAlign w:val="center"/>
           </w:tcPr>
           <w:p>
             <w:pPr>
               <w:pStyle w:val="TableHeading"/>
-              <w:suppressLineNumbers/>
-              <w:shd w:fill="1F3A5F" w:val="clear"/>
-              <w:bidi w:val="0"/>
-              <w:spacing w:before="0" w:after="283"/>
-              <w:jc w:val="center"/>
-              <w:rPr/>
-            </w:pPr>
-            <w:r>
-              <w:rPr/>
+              <w:bidi w:val="0"/>
+              <w:spacing w:before="0" w:after="283"/>
+              <w:jc w:val="left"/>
+              <w:rPr>
+                <w:color w:val="FFFFFF"/>
+              </w:rPr>
+            </w:pPr>
+            <w:r>
+              <w:rPr>
+                <w:color w:val="FFFFFF"/>
+              </w:rPr>
               <w:t>Record</w:t>
             </w:r>
           </w:p>
         </w:tc>
         <w:tc>
           <w:tcPr>
-            <w:tcW w:w="2156" w:type="dxa"/>
-            <w:tcBorders/>
+            <w:tcW w:w="2191" w:type="dxa"/>
+            <w:tcBorders>
+              <w:top w:val="single" w:sz="6" w:space="0" w:color="BFC7D5"/>
+              <w:left w:val="single" w:sz="2" w:space="0" w:color="BFC7D5"/>
+              <w:bottom w:val="single" w:sz="2" w:space="0" w:color="BFC7D5"/>
+              <w:right w:val="single" w:sz="6" w:space="0" w:color="BFC7D5"/>
+            </w:tcBorders>
+            <w:shd w:fill="1F3A5F" w:val="clear"/>
             <w:vAlign w:val="center"/>
           </w:tcPr>
           <w:p>
             <w:pPr>
               <w:pStyle w:val="TableHeading"/>
-              <w:suppressLineNumbers/>
-              <w:shd w:fill="1F3A5F" w:val="clear"/>
-              <w:bidi w:val="0"/>
-              <w:spacing w:before="0" w:after="283"/>
-              <w:jc w:val="center"/>
-              <w:rPr/>
-            </w:pPr>
-            <w:r>
-              <w:rPr/>
+              <w:bidi w:val="0"/>
+              <w:spacing w:before="0" w:after="283"/>
+              <w:jc w:val="left"/>
+              <w:rPr>
+                <w:color w:val="FFFFFF"/>
+              </w:rPr>
+            </w:pPr>
+            <w:r>
+              <w:rPr>
+                <w:color w:val="FFFFFF"/>
+              </w:rPr>
               <w:t>Location</w:t>
             </w:r>
           </w:p>
         </w:tc>
         <w:tc>
           <w:tcPr>
-            <w:tcW w:w="1177" w:type="dxa"/>
-            <w:tcBorders/>
+            <w:tcW w:w="1183" w:type="dxa"/>
+            <w:tcBorders>
+              <w:top w:val="single" w:sz="6" w:space="0" w:color="BFC7D5"/>
+              <w:left w:val="single" w:sz="2" w:space="0" w:color="BFC7D5"/>
+              <w:bottom w:val="single" w:sz="2" w:space="0" w:color="BFC7D5"/>
+              <w:right w:val="single" w:sz="6" w:space="0" w:color="BFC7D5"/>
+            </w:tcBorders>
+            <w:shd w:fill="1F3A5F" w:val="clear"/>
             <w:vAlign w:val="center"/>
           </w:tcPr>
           <w:p>
             <w:pPr>
               <w:pStyle w:val="TableHeading"/>
-              <w:suppressLineNumbers/>
-              <w:shd w:fill="1F3A5F" w:val="clear"/>
-              <w:bidi w:val="0"/>
-              <w:spacing w:before="0" w:after="283"/>
-              <w:jc w:val="center"/>
-              <w:rPr/>
-            </w:pPr>
-            <w:r>
-              <w:rPr/>
+              <w:bidi w:val="0"/>
+              <w:spacing w:before="0" w:after="283"/>
+              <w:jc w:val="left"/>
+              <w:rPr>
+                <w:color w:val="FFFFFF"/>
+              </w:rPr>
+            </w:pPr>
+            <w:r>
+              <w:rPr>
+                <w:color w:val="FFFFFF"/>
+              </w:rPr>
               <w:t>Retention</w:t>
             </w:r>
           </w:p>
@@ -5555,8 +6528,12 @@
         <w:trPr/>
         <w:tc>
           <w:tcPr>
-            <w:tcW w:w="1560" w:type="dxa"/>
-            <w:tcBorders/>
+            <w:tcW w:w="1593" w:type="dxa"/>
+            <w:tcBorders>
+              <w:left w:val="single" w:sz="6" w:space="0" w:color="BFC7D5"/>
+              <w:bottom w:val="single" w:sz="2" w:space="0" w:color="BFC7D5"/>
+              <w:right w:val="single" w:sz="6" w:space="0" w:color="BFC7D5"/>
+            </w:tcBorders>
             <w:vAlign w:val="center"/>
           </w:tcPr>
           <w:p>
@@ -5575,8 +6552,12 @@
         </w:tc>
         <w:tc>
           <w:tcPr>
-            <w:tcW w:w="2156" w:type="dxa"/>
-            <w:tcBorders/>
+            <w:tcW w:w="2191" w:type="dxa"/>
+            <w:tcBorders>
+              <w:left w:val="single" w:sz="2" w:space="0" w:color="BFC7D5"/>
+              <w:bottom w:val="single" w:sz="2" w:space="0" w:color="BFC7D5"/>
+              <w:right w:val="single" w:sz="6" w:space="0" w:color="BFC7D5"/>
+            </w:tcBorders>
             <w:vAlign w:val="center"/>
           </w:tcPr>
           <w:p>
@@ -5611,8 +6592,12 @@
         </w:tc>
         <w:tc>
           <w:tcPr>
-            <w:tcW w:w="1177" w:type="dxa"/>
-            <w:tcBorders/>
+            <w:tcW w:w="1183" w:type="dxa"/>
+            <w:tcBorders>
+              <w:left w:val="single" w:sz="2" w:space="0" w:color="BFC7D5"/>
+              <w:bottom w:val="single" w:sz="2" w:space="0" w:color="BFC7D5"/>
+              <w:right w:val="single" w:sz="6" w:space="0" w:color="BFC7D5"/>
+            </w:tcBorders>
             <w:vAlign w:val="center"/>
           </w:tcPr>
           <w:p>
@@ -5644,8 +6629,12 @@
         <w:trPr/>
         <w:tc>
           <w:tcPr>
-            <w:tcW w:w="1560" w:type="dxa"/>
-            <w:tcBorders/>
+            <w:tcW w:w="1593" w:type="dxa"/>
+            <w:tcBorders>
+              <w:left w:val="single" w:sz="6" w:space="0" w:color="BFC7D5"/>
+              <w:bottom w:val="single" w:sz="2" w:space="0" w:color="BFC7D5"/>
+              <w:right w:val="single" w:sz="6" w:space="0" w:color="BFC7D5"/>
+            </w:tcBorders>
             <w:vAlign w:val="center"/>
           </w:tcPr>
           <w:p>
@@ -5664,8 +6653,12 @@
         </w:tc>
         <w:tc>
           <w:tcPr>
-            <w:tcW w:w="2156" w:type="dxa"/>
-            <w:tcBorders/>
+            <w:tcW w:w="2191" w:type="dxa"/>
+            <w:tcBorders>
+              <w:left w:val="single" w:sz="2" w:space="0" w:color="BFC7D5"/>
+              <w:bottom w:val="single" w:sz="2" w:space="0" w:color="BFC7D5"/>
+              <w:right w:val="single" w:sz="6" w:space="0" w:color="BFC7D5"/>
+            </w:tcBorders>
             <w:vAlign w:val="center"/>
           </w:tcPr>
           <w:p>
@@ -5686,8 +6679,12 @@
         </w:tc>
         <w:tc>
           <w:tcPr>
-            <w:tcW w:w="1177" w:type="dxa"/>
-            <w:tcBorders/>
+            <w:tcW w:w="1183" w:type="dxa"/>
+            <w:tcBorders>
+              <w:left w:val="single" w:sz="2" w:space="0" w:color="BFC7D5"/>
+              <w:bottom w:val="single" w:sz="2" w:space="0" w:color="BFC7D5"/>
+              <w:right w:val="single" w:sz="6" w:space="0" w:color="BFC7D5"/>
+            </w:tcBorders>
             <w:vAlign w:val="center"/>
           </w:tcPr>
           <w:p>
@@ -5719,8 +6716,12 @@
         <w:trPr/>
         <w:tc>
           <w:tcPr>
-            <w:tcW w:w="1560" w:type="dxa"/>
-            <w:tcBorders/>
+            <w:tcW w:w="1593" w:type="dxa"/>
+            <w:tcBorders>
+              <w:left w:val="single" w:sz="6" w:space="0" w:color="BFC7D5"/>
+              <w:bottom w:val="single" w:sz="2" w:space="0" w:color="BFC7D5"/>
+              <w:right w:val="single" w:sz="6" w:space="0" w:color="BFC7D5"/>
+            </w:tcBorders>
             <w:vAlign w:val="center"/>
           </w:tcPr>
           <w:p>
@@ -5739,8 +6740,12 @@
         </w:tc>
         <w:tc>
           <w:tcPr>
-            <w:tcW w:w="2156" w:type="dxa"/>
-            <w:tcBorders/>
+            <w:tcW w:w="2191" w:type="dxa"/>
+            <w:tcBorders>
+              <w:left w:val="single" w:sz="2" w:space="0" w:color="BFC7D5"/>
+              <w:bottom w:val="single" w:sz="2" w:space="0" w:color="BFC7D5"/>
+              <w:right w:val="single" w:sz="6" w:space="0" w:color="BFC7D5"/>
+            </w:tcBorders>
             <w:vAlign w:val="center"/>
           </w:tcPr>
           <w:p>
@@ -5769,8 +6774,12 @@
         </w:tc>
         <w:tc>
           <w:tcPr>
-            <w:tcW w:w="1177" w:type="dxa"/>
-            <w:tcBorders/>
+            <w:tcW w:w="1183" w:type="dxa"/>
+            <w:tcBorders>
+              <w:left w:val="single" w:sz="2" w:space="0" w:color="BFC7D5"/>
+              <w:bottom w:val="single" w:sz="2" w:space="0" w:color="BFC7D5"/>
+              <w:right w:val="single" w:sz="6" w:space="0" w:color="BFC7D5"/>
+            </w:tcBorders>
             <w:vAlign w:val="center"/>
           </w:tcPr>
           <w:p>
@@ -5802,8 +6811,12 @@
         <w:trPr/>
         <w:tc>
           <w:tcPr>
-            <w:tcW w:w="1560" w:type="dxa"/>
-            <w:tcBorders/>
+            <w:tcW w:w="1593" w:type="dxa"/>
+            <w:tcBorders>
+              <w:left w:val="single" w:sz="6" w:space="0" w:color="BFC7D5"/>
+              <w:bottom w:val="single" w:sz="2" w:space="0" w:color="BFC7D5"/>
+              <w:right w:val="single" w:sz="6" w:space="0" w:color="BFC7D5"/>
+            </w:tcBorders>
             <w:vAlign w:val="center"/>
           </w:tcPr>
           <w:p>
@@ -5822,8 +6835,12 @@
         </w:tc>
         <w:tc>
           <w:tcPr>
-            <w:tcW w:w="2156" w:type="dxa"/>
-            <w:tcBorders/>
+            <w:tcW w:w="2191" w:type="dxa"/>
+            <w:tcBorders>
+              <w:left w:val="single" w:sz="2" w:space="0" w:color="BFC7D5"/>
+              <w:bottom w:val="single" w:sz="2" w:space="0" w:color="BFC7D5"/>
+              <w:right w:val="single" w:sz="6" w:space="0" w:color="BFC7D5"/>
+            </w:tcBorders>
             <w:vAlign w:val="center"/>
           </w:tcPr>
           <w:p>
@@ -5862,8 +6879,12 @@
         </w:tc>
         <w:tc>
           <w:tcPr>
-            <w:tcW w:w="1177" w:type="dxa"/>
-            <w:tcBorders/>
+            <w:tcW w:w="1183" w:type="dxa"/>
+            <w:tcBorders>
+              <w:left w:val="single" w:sz="2" w:space="0" w:color="BFC7D5"/>
+              <w:bottom w:val="single" w:sz="2" w:space="0" w:color="BFC7D5"/>
+              <w:right w:val="single" w:sz="6" w:space="0" w:color="BFC7D5"/>
+            </w:tcBorders>
             <w:vAlign w:val="center"/>
           </w:tcPr>
           <w:p>
@@ -5885,8 +6906,12 @@
         <w:trPr/>
         <w:tc>
           <w:tcPr>
-            <w:tcW w:w="1560" w:type="dxa"/>
-            <w:tcBorders/>
+            <w:tcW w:w="1593" w:type="dxa"/>
+            <w:tcBorders>
+              <w:left w:val="single" w:sz="6" w:space="0" w:color="BFC7D5"/>
+              <w:bottom w:val="single" w:sz="2" w:space="0" w:color="BFC7D5"/>
+              <w:right w:val="single" w:sz="6" w:space="0" w:color="BFC7D5"/>
+            </w:tcBorders>
             <w:vAlign w:val="center"/>
           </w:tcPr>
           <w:p>
@@ -5905,8 +6930,12 @@
         </w:tc>
         <w:tc>
           <w:tcPr>
-            <w:tcW w:w="2156" w:type="dxa"/>
-            <w:tcBorders/>
+            <w:tcW w:w="2191" w:type="dxa"/>
+            <w:tcBorders>
+              <w:left w:val="single" w:sz="2" w:space="0" w:color="BFC7D5"/>
+              <w:bottom w:val="single" w:sz="2" w:space="0" w:color="BFC7D5"/>
+              <w:right w:val="single" w:sz="6" w:space="0" w:color="BFC7D5"/>
+            </w:tcBorders>
             <w:vAlign w:val="center"/>
           </w:tcPr>
           <w:p>
@@ -5937,8 +6966,12 @@
         </w:tc>
         <w:tc>
           <w:tcPr>
-            <w:tcW w:w="1177" w:type="dxa"/>
-            <w:tcBorders/>
+            <w:tcW w:w="1183" w:type="dxa"/>
+            <w:tcBorders>
+              <w:left w:val="single" w:sz="2" w:space="0" w:color="BFC7D5"/>
+              <w:bottom w:val="single" w:sz="2" w:space="0" w:color="BFC7D5"/>
+              <w:right w:val="single" w:sz="6" w:space="0" w:color="BFC7D5"/>
+            </w:tcBorders>
             <w:vAlign w:val="center"/>
           </w:tcPr>
           <w:p>
@@ -5970,8 +7003,12 @@
         <w:trPr/>
         <w:tc>
           <w:tcPr>
-            <w:tcW w:w="1560" w:type="dxa"/>
-            <w:tcBorders/>
+            <w:tcW w:w="1593" w:type="dxa"/>
+            <w:tcBorders>
+              <w:left w:val="single" w:sz="6" w:space="0" w:color="BFC7D5"/>
+              <w:bottom w:val="single" w:sz="2" w:space="0" w:color="BFC7D5"/>
+              <w:right w:val="single" w:sz="6" w:space="0" w:color="BFC7D5"/>
+            </w:tcBorders>
             <w:vAlign w:val="center"/>
           </w:tcPr>
           <w:p>
@@ -5990,8 +7027,12 @@
         </w:tc>
         <w:tc>
           <w:tcPr>
-            <w:tcW w:w="2156" w:type="dxa"/>
-            <w:tcBorders/>
+            <w:tcW w:w="2191" w:type="dxa"/>
+            <w:tcBorders>
+              <w:left w:val="single" w:sz="2" w:space="0" w:color="BFC7D5"/>
+              <w:bottom w:val="single" w:sz="2" w:space="0" w:color="BFC7D5"/>
+              <w:right w:val="single" w:sz="6" w:space="0" w:color="BFC7D5"/>
+            </w:tcBorders>
             <w:vAlign w:val="center"/>
           </w:tcPr>
           <w:p>
@@ -6012,8 +7053,12 @@
         </w:tc>
         <w:tc>
           <w:tcPr>
-            <w:tcW w:w="1177" w:type="dxa"/>
-            <w:tcBorders/>
+            <w:tcW w:w="1183" w:type="dxa"/>
+            <w:tcBorders>
+              <w:left w:val="single" w:sz="2" w:space="0" w:color="BFC7D5"/>
+              <w:bottom w:val="single" w:sz="2" w:space="0" w:color="BFC7D5"/>
+              <w:right w:val="single" w:sz="6" w:space="0" w:color="BFC7D5"/>
+            </w:tcBorders>
             <w:vAlign w:val="center"/>
           </w:tcPr>
           <w:p>
@@ -6035,8 +7080,12 @@
         <w:trPr/>
         <w:tc>
           <w:tcPr>
-            <w:tcW w:w="1560" w:type="dxa"/>
-            <w:tcBorders/>
+            <w:tcW w:w="1593" w:type="dxa"/>
+            <w:tcBorders>
+              <w:left w:val="single" w:sz="6" w:space="0" w:color="BFC7D5"/>
+              <w:bottom w:val="single" w:sz="6" w:space="0" w:color="BFC7D5"/>
+              <w:right w:val="single" w:sz="6" w:space="0" w:color="BFC7D5"/>
+            </w:tcBorders>
             <w:vAlign w:val="center"/>
           </w:tcPr>
           <w:p>
@@ -6055,8 +7104,12 @@
         </w:tc>
         <w:tc>
           <w:tcPr>
-            <w:tcW w:w="2156" w:type="dxa"/>
-            <w:tcBorders/>
+            <w:tcW w:w="2191" w:type="dxa"/>
+            <w:tcBorders>
+              <w:left w:val="single" w:sz="2" w:space="0" w:color="BFC7D5"/>
+              <w:bottom w:val="single" w:sz="6" w:space="0" w:color="BFC7D5"/>
+              <w:right w:val="single" w:sz="6" w:space="0" w:color="BFC7D5"/>
+            </w:tcBorders>
             <w:vAlign w:val="center"/>
           </w:tcPr>
           <w:p>
@@ -6081,8 +7134,12 @@
         </w:tc>
         <w:tc>
           <w:tcPr>
-            <w:tcW w:w="1177" w:type="dxa"/>
-            <w:tcBorders/>
+            <w:tcW w:w="1183" w:type="dxa"/>
+            <w:tcBorders>
+              <w:left w:val="single" w:sz="2" w:space="0" w:color="BFC7D5"/>
+              <w:bottom w:val="single" w:sz="6" w:space="0" w:color="BFC7D5"/>
+              <w:right w:val="single" w:sz="6" w:space="0" w:color="BFC7D5"/>
+            </w:tcBorders>
             <w:vAlign w:val="center"/>
           </w:tcPr>
           <w:p>
@@ -6193,21 +7250,21 @@
     </w:p>
     <w:tbl>
       <w:tblPr>
-        <w:tblW w:w="4893" w:type="dxa"/>
+        <w:tblW w:w="4967" w:type="dxa"/>
         <w:jc w:val="left"/>
-        <w:tblInd w:w="0" w:type="dxa"/>
+        <w:tblInd w:w="-7" w:type="dxa"/>
         <w:tblLayout w:type="fixed"/>
         <w:tblCellMar>
-          <w:top w:w="28" w:type="dxa"/>
-          <w:left w:w="28" w:type="dxa"/>
-          <w:bottom w:w="28" w:type="dxa"/>
-          <w:right w:w="28" w:type="dxa"/>
+          <w:top w:w="60" w:type="dxa"/>
+          <w:left w:w="60" w:type="dxa"/>
+          <w:bottom w:w="60" w:type="dxa"/>
+          <w:right w:w="60" w:type="dxa"/>
         </w:tblCellMar>
       </w:tblPr>
       <w:tblGrid>
-        <w:gridCol w:w="1246"/>
-        <w:gridCol w:w="2056"/>
-        <w:gridCol w:w="1591"/>
+        <w:gridCol w:w="1280"/>
+        <w:gridCol w:w="2091"/>
+        <w:gridCol w:w="1596"/>
       </w:tblGrid>
       <w:tr>
         <w:trPr>
@@ -6215,66 +7272,90 @@
         </w:trPr>
         <w:tc>
           <w:tcPr>
-            <w:tcW w:w="1246" w:type="dxa"/>
-            <w:tcBorders/>
+            <w:tcW w:w="1280" w:type="dxa"/>
+            <w:tcBorders>
+              <w:top w:val="single" w:sz="6" w:space="0" w:color="BFC7D5"/>
+              <w:left w:val="single" w:sz="6" w:space="0" w:color="BFC7D5"/>
+              <w:bottom w:val="single" w:sz="2" w:space="0" w:color="BFC7D5"/>
+              <w:right w:val="single" w:sz="6" w:space="0" w:color="BFC7D5"/>
+            </w:tcBorders>
+            <w:shd w:fill="1F3A5F" w:val="clear"/>
             <w:vAlign w:val="center"/>
           </w:tcPr>
           <w:p>
             <w:pPr>
               <w:pStyle w:val="TableHeading"/>
-              <w:suppressLineNumbers/>
-              <w:shd w:fill="1F3A5F" w:val="clear"/>
-              <w:bidi w:val="0"/>
-              <w:spacing w:before="0" w:after="283"/>
-              <w:jc w:val="center"/>
-              <w:rPr/>
-            </w:pPr>
-            <w:r>
-              <w:rPr/>
+              <w:bidi w:val="0"/>
+              <w:spacing w:before="0" w:after="283"/>
+              <w:jc w:val="left"/>
+              <w:rPr>
+                <w:color w:val="FFFFFF"/>
+              </w:rPr>
+            </w:pPr>
+            <w:r>
+              <w:rPr>
+                <w:color w:val="FFFFFF"/>
+              </w:rPr>
               <w:t>Gap</w:t>
             </w:r>
           </w:p>
         </w:tc>
         <w:tc>
           <w:tcPr>
-            <w:tcW w:w="2056" w:type="dxa"/>
-            <w:tcBorders/>
+            <w:tcW w:w="2091" w:type="dxa"/>
+            <w:tcBorders>
+              <w:top w:val="single" w:sz="6" w:space="0" w:color="BFC7D5"/>
+              <w:left w:val="single" w:sz="2" w:space="0" w:color="BFC7D5"/>
+              <w:bottom w:val="single" w:sz="2" w:space="0" w:color="BFC7D5"/>
+              <w:right w:val="single" w:sz="6" w:space="0" w:color="BFC7D5"/>
+            </w:tcBorders>
+            <w:shd w:fill="1F3A5F" w:val="clear"/>
             <w:vAlign w:val="center"/>
           </w:tcPr>
           <w:p>
             <w:pPr>
               <w:pStyle w:val="TableHeading"/>
-              <w:suppressLineNumbers/>
-              <w:shd w:fill="1F3A5F" w:val="clear"/>
-              <w:bidi w:val="0"/>
-              <w:spacing w:before="0" w:after="283"/>
-              <w:jc w:val="center"/>
-              <w:rPr/>
-            </w:pPr>
-            <w:r>
-              <w:rPr/>
+              <w:bidi w:val="0"/>
+              <w:spacing w:before="0" w:after="283"/>
+              <w:jc w:val="left"/>
+              <w:rPr>
+                <w:color w:val="FFFFFF"/>
+              </w:rPr>
+            </w:pPr>
+            <w:r>
+              <w:rPr>
+                <w:color w:val="FFFFFF"/>
+              </w:rPr>
               <w:t>Current state</w:t>
             </w:r>
           </w:p>
         </w:tc>
         <w:tc>
           <w:tcPr>
-            <w:tcW w:w="1591" w:type="dxa"/>
-            <w:tcBorders/>
+            <w:tcW w:w="1596" w:type="dxa"/>
+            <w:tcBorders>
+              <w:top w:val="single" w:sz="6" w:space="0" w:color="BFC7D5"/>
+              <w:left w:val="single" w:sz="2" w:space="0" w:color="BFC7D5"/>
+              <w:bottom w:val="single" w:sz="2" w:space="0" w:color="BFC7D5"/>
+              <w:right w:val="single" w:sz="6" w:space="0" w:color="BFC7D5"/>
+            </w:tcBorders>
+            <w:shd w:fill="1F3A5F" w:val="clear"/>
             <w:vAlign w:val="center"/>
           </w:tcPr>
           <w:p>
             <w:pPr>
               <w:pStyle w:val="TableHeading"/>
-              <w:suppressLineNumbers/>
-              <w:shd w:fill="1F3A5F" w:val="clear"/>
-              <w:bidi w:val="0"/>
-              <w:spacing w:before="0" w:after="283"/>
-              <w:jc w:val="center"/>
-              <w:rPr/>
-            </w:pPr>
-            <w:r>
-              <w:rPr/>
+              <w:bidi w:val="0"/>
+              <w:spacing w:before="0" w:after="283"/>
+              <w:jc w:val="left"/>
+              <w:rPr>
+                <w:color w:val="FFFFFF"/>
+              </w:rPr>
+            </w:pPr>
+            <w:r>
+              <w:rPr>
+                <w:color w:val="FFFFFF"/>
+              </w:rPr>
               <w:t>Consequence</w:t>
             </w:r>
           </w:p>
@@ -6284,8 +7365,12 @@
         <w:trPr/>
         <w:tc>
           <w:tcPr>
-            <w:tcW w:w="1246" w:type="dxa"/>
-            <w:tcBorders/>
+            <w:tcW w:w="1280" w:type="dxa"/>
+            <w:tcBorders>
+              <w:left w:val="single" w:sz="6" w:space="0" w:color="BFC7D5"/>
+              <w:bottom w:val="single" w:sz="2" w:space="0" w:color="BFC7D5"/>
+              <w:right w:val="single" w:sz="6" w:space="0" w:color="BFC7D5"/>
+            </w:tcBorders>
             <w:vAlign w:val="center"/>
           </w:tcPr>
           <w:p>
@@ -6304,8 +7389,12 @@
         </w:tc>
         <w:tc>
           <w:tcPr>
-            <w:tcW w:w="2056" w:type="dxa"/>
-            <w:tcBorders/>
+            <w:tcW w:w="2091" w:type="dxa"/>
+            <w:tcBorders>
+              <w:left w:val="single" w:sz="2" w:space="0" w:color="BFC7D5"/>
+              <w:bottom w:val="single" w:sz="2" w:space="0" w:color="BFC7D5"/>
+              <w:right w:val="single" w:sz="6" w:space="0" w:color="BFC7D5"/>
+            </w:tcBorders>
             <w:vAlign w:val="center"/>
           </w:tcPr>
           <w:p>
@@ -6330,8 +7419,12 @@
         </w:tc>
         <w:tc>
           <w:tcPr>
-            <w:tcW w:w="1591" w:type="dxa"/>
-            <w:tcBorders/>
+            <w:tcW w:w="1596" w:type="dxa"/>
+            <w:tcBorders>
+              <w:left w:val="single" w:sz="2" w:space="0" w:color="BFC7D5"/>
+              <w:bottom w:val="single" w:sz="2" w:space="0" w:color="BFC7D5"/>
+              <w:right w:val="single" w:sz="6" w:space="0" w:color="BFC7D5"/>
+            </w:tcBorders>
             <w:vAlign w:val="center"/>
           </w:tcPr>
           <w:p>
@@ -6353,8 +7446,12 @@
         <w:trPr/>
         <w:tc>
           <w:tcPr>
-            <w:tcW w:w="1246" w:type="dxa"/>
-            <w:tcBorders/>
+            <w:tcW w:w="1280" w:type="dxa"/>
+            <w:tcBorders>
+              <w:left w:val="single" w:sz="6" w:space="0" w:color="BFC7D5"/>
+              <w:bottom w:val="single" w:sz="2" w:space="0" w:color="BFC7D5"/>
+              <w:right w:val="single" w:sz="6" w:space="0" w:color="BFC7D5"/>
+            </w:tcBorders>
             <w:vAlign w:val="center"/>
           </w:tcPr>
           <w:p>
@@ -6373,8 +7470,12 @@
         </w:tc>
         <w:tc>
           <w:tcPr>
-            <w:tcW w:w="2056" w:type="dxa"/>
-            <w:tcBorders/>
+            <w:tcW w:w="2091" w:type="dxa"/>
+            <w:tcBorders>
+              <w:left w:val="single" w:sz="2" w:space="0" w:color="BFC7D5"/>
+              <w:bottom w:val="single" w:sz="2" w:space="0" w:color="BFC7D5"/>
+              <w:right w:val="single" w:sz="6" w:space="0" w:color="BFC7D5"/>
+            </w:tcBorders>
             <w:vAlign w:val="center"/>
           </w:tcPr>
           <w:p>
@@ -6393,8 +7494,12 @@
         </w:tc>
         <w:tc>
           <w:tcPr>
-            <w:tcW w:w="1591" w:type="dxa"/>
-            <w:tcBorders/>
+            <w:tcW w:w="1596" w:type="dxa"/>
+            <w:tcBorders>
+              <w:left w:val="single" w:sz="2" w:space="0" w:color="BFC7D5"/>
+              <w:bottom w:val="single" w:sz="2" w:space="0" w:color="BFC7D5"/>
+              <w:right w:val="single" w:sz="6" w:space="0" w:color="BFC7D5"/>
+            </w:tcBorders>
             <w:vAlign w:val="center"/>
           </w:tcPr>
           <w:p>
@@ -6416,8 +7521,12 @@
         <w:trPr/>
         <w:tc>
           <w:tcPr>
-            <w:tcW w:w="1246" w:type="dxa"/>
-            <w:tcBorders/>
+            <w:tcW w:w="1280" w:type="dxa"/>
+            <w:tcBorders>
+              <w:left w:val="single" w:sz="6" w:space="0" w:color="BFC7D5"/>
+              <w:bottom w:val="single" w:sz="2" w:space="0" w:color="BFC7D5"/>
+              <w:right w:val="single" w:sz="6" w:space="0" w:color="BFC7D5"/>
+            </w:tcBorders>
             <w:vAlign w:val="center"/>
           </w:tcPr>
           <w:p>
@@ -6436,8 +7545,12 @@
         </w:tc>
         <w:tc>
           <w:tcPr>
-            <w:tcW w:w="2056" w:type="dxa"/>
-            <w:tcBorders/>
+            <w:tcW w:w="2091" w:type="dxa"/>
+            <w:tcBorders>
+              <w:left w:val="single" w:sz="2" w:space="0" w:color="BFC7D5"/>
+              <w:bottom w:val="single" w:sz="2" w:space="0" w:color="BFC7D5"/>
+              <w:right w:val="single" w:sz="6" w:space="0" w:color="BFC7D5"/>
+            </w:tcBorders>
             <w:vAlign w:val="center"/>
           </w:tcPr>
           <w:p>
@@ -6476,8 +7589,12 @@
         </w:tc>
         <w:tc>
           <w:tcPr>
-            <w:tcW w:w="1591" w:type="dxa"/>
-            <w:tcBorders/>
+            <w:tcW w:w="1596" w:type="dxa"/>
+            <w:tcBorders>
+              <w:left w:val="single" w:sz="2" w:space="0" w:color="BFC7D5"/>
+              <w:bottom w:val="single" w:sz="2" w:space="0" w:color="BFC7D5"/>
+              <w:right w:val="single" w:sz="6" w:space="0" w:color="BFC7D5"/>
+            </w:tcBorders>
             <w:vAlign w:val="center"/>
           </w:tcPr>
           <w:p>
@@ -6499,8 +7616,12 @@
         <w:trPr/>
         <w:tc>
           <w:tcPr>
-            <w:tcW w:w="1246" w:type="dxa"/>
-            <w:tcBorders/>
+            <w:tcW w:w="1280" w:type="dxa"/>
+            <w:tcBorders>
+              <w:left w:val="single" w:sz="6" w:space="0" w:color="BFC7D5"/>
+              <w:bottom w:val="single" w:sz="2" w:space="0" w:color="BFC7D5"/>
+              <w:right w:val="single" w:sz="6" w:space="0" w:color="BFC7D5"/>
+            </w:tcBorders>
             <w:vAlign w:val="center"/>
           </w:tcPr>
           <w:p>
@@ -6519,8 +7640,12 @@
         </w:tc>
         <w:tc>
           <w:tcPr>
-            <w:tcW w:w="2056" w:type="dxa"/>
-            <w:tcBorders/>
+            <w:tcW w:w="2091" w:type="dxa"/>
+            <w:tcBorders>
+              <w:left w:val="single" w:sz="2" w:space="0" w:color="BFC7D5"/>
+              <w:bottom w:val="single" w:sz="2" w:space="0" w:color="BFC7D5"/>
+              <w:right w:val="single" w:sz="6" w:space="0" w:color="BFC7D5"/>
+            </w:tcBorders>
             <w:vAlign w:val="center"/>
           </w:tcPr>
           <w:p>
@@ -6549,8 +7674,12 @@
         </w:tc>
         <w:tc>
           <w:tcPr>
-            <w:tcW w:w="1591" w:type="dxa"/>
-            <w:tcBorders/>
+            <w:tcW w:w="1596" w:type="dxa"/>
+            <w:tcBorders>
+              <w:left w:val="single" w:sz="2" w:space="0" w:color="BFC7D5"/>
+              <w:bottom w:val="single" w:sz="2" w:space="0" w:color="BFC7D5"/>
+              <w:right w:val="single" w:sz="6" w:space="0" w:color="BFC7D5"/>
+            </w:tcBorders>
             <w:vAlign w:val="center"/>
           </w:tcPr>
           <w:p>
@@ -6572,8 +7701,12 @@
         <w:trPr/>
         <w:tc>
           <w:tcPr>
-            <w:tcW w:w="1246" w:type="dxa"/>
-            <w:tcBorders/>
+            <w:tcW w:w="1280" w:type="dxa"/>
+            <w:tcBorders>
+              <w:left w:val="single" w:sz="6" w:space="0" w:color="BFC7D5"/>
+              <w:bottom w:val="single" w:sz="2" w:space="0" w:color="BFC7D5"/>
+              <w:right w:val="single" w:sz="6" w:space="0" w:color="BFC7D5"/>
+            </w:tcBorders>
             <w:vAlign w:val="center"/>
           </w:tcPr>
           <w:p>
@@ -6592,8 +7725,12 @@
         </w:tc>
         <w:tc>
           <w:tcPr>
-            <w:tcW w:w="2056" w:type="dxa"/>
-            <w:tcBorders/>
+            <w:tcW w:w="2091" w:type="dxa"/>
+            <w:tcBorders>
+              <w:left w:val="single" w:sz="2" w:space="0" w:color="BFC7D5"/>
+              <w:bottom w:val="single" w:sz="2" w:space="0" w:color="BFC7D5"/>
+              <w:right w:val="single" w:sz="6" w:space="0" w:color="BFC7D5"/>
+            </w:tcBorders>
             <w:vAlign w:val="center"/>
           </w:tcPr>
           <w:p>
@@ -6628,8 +7765,12 @@
         </w:tc>
         <w:tc>
           <w:tcPr>
-            <w:tcW w:w="1591" w:type="dxa"/>
-            <w:tcBorders/>
+            <w:tcW w:w="1596" w:type="dxa"/>
+            <w:tcBorders>
+              <w:left w:val="single" w:sz="2" w:space="0" w:color="BFC7D5"/>
+              <w:bottom w:val="single" w:sz="2" w:space="0" w:color="BFC7D5"/>
+              <w:right w:val="single" w:sz="6" w:space="0" w:color="BFC7D5"/>
+            </w:tcBorders>
             <w:vAlign w:val="center"/>
           </w:tcPr>
           <w:p>
@@ -6651,8 +7792,12 @@
         <w:trPr/>
         <w:tc>
           <w:tcPr>
-            <w:tcW w:w="1246" w:type="dxa"/>
-            <w:tcBorders/>
+            <w:tcW w:w="1280" w:type="dxa"/>
+            <w:tcBorders>
+              <w:left w:val="single" w:sz="6" w:space="0" w:color="BFC7D5"/>
+              <w:bottom w:val="single" w:sz="2" w:space="0" w:color="BFC7D5"/>
+              <w:right w:val="single" w:sz="6" w:space="0" w:color="BFC7D5"/>
+            </w:tcBorders>
             <w:vAlign w:val="center"/>
           </w:tcPr>
           <w:p>
@@ -6671,8 +7816,12 @@
         </w:tc>
         <w:tc>
           <w:tcPr>
-            <w:tcW w:w="2056" w:type="dxa"/>
-            <w:tcBorders/>
+            <w:tcW w:w="2091" w:type="dxa"/>
+            <w:tcBorders>
+              <w:left w:val="single" w:sz="2" w:space="0" w:color="BFC7D5"/>
+              <w:bottom w:val="single" w:sz="2" w:space="0" w:color="BFC7D5"/>
+              <w:right w:val="single" w:sz="6" w:space="0" w:color="BFC7D5"/>
+            </w:tcBorders>
             <w:vAlign w:val="center"/>
           </w:tcPr>
           <w:p>
@@ -6701,8 +7850,12 @@
         </w:tc>
         <w:tc>
           <w:tcPr>
-            <w:tcW w:w="1591" w:type="dxa"/>
-            <w:tcBorders/>
+            <w:tcW w:w="1596" w:type="dxa"/>
+            <w:tcBorders>
+              <w:left w:val="single" w:sz="2" w:space="0" w:color="BFC7D5"/>
+              <w:bottom w:val="single" w:sz="2" w:space="0" w:color="BFC7D5"/>
+              <w:right w:val="single" w:sz="6" w:space="0" w:color="BFC7D5"/>
+            </w:tcBorders>
             <w:vAlign w:val="center"/>
           </w:tcPr>
           <w:p>
@@ -6744,8 +7897,12 @@
         <w:trPr/>
         <w:tc>
           <w:tcPr>
-            <w:tcW w:w="1246" w:type="dxa"/>
-            <w:tcBorders/>
+            <w:tcW w:w="1280" w:type="dxa"/>
+            <w:tcBorders>
+              <w:left w:val="single" w:sz="6" w:space="0" w:color="BFC7D5"/>
+              <w:bottom w:val="single" w:sz="2" w:space="0" w:color="BFC7D5"/>
+              <w:right w:val="single" w:sz="6" w:space="0" w:color="BFC7D5"/>
+            </w:tcBorders>
             <w:vAlign w:val="center"/>
           </w:tcPr>
           <w:p>
@@ -6764,8 +7921,12 @@
         </w:tc>
         <w:tc>
           <w:tcPr>
-            <w:tcW w:w="2056" w:type="dxa"/>
-            <w:tcBorders/>
+            <w:tcW w:w="2091" w:type="dxa"/>
+            <w:tcBorders>
+              <w:left w:val="single" w:sz="2" w:space="0" w:color="BFC7D5"/>
+              <w:bottom w:val="single" w:sz="2" w:space="0" w:color="BFC7D5"/>
+              <w:right w:val="single" w:sz="6" w:space="0" w:color="BFC7D5"/>
+            </w:tcBorders>
             <w:vAlign w:val="center"/>
           </w:tcPr>
           <w:p>
@@ -6786,8 +7947,12 @@
         </w:tc>
         <w:tc>
           <w:tcPr>
-            <w:tcW w:w="1591" w:type="dxa"/>
-            <w:tcBorders/>
+            <w:tcW w:w="1596" w:type="dxa"/>
+            <w:tcBorders>
+              <w:left w:val="single" w:sz="2" w:space="0" w:color="BFC7D5"/>
+              <w:bottom w:val="single" w:sz="2" w:space="0" w:color="BFC7D5"/>
+              <w:right w:val="single" w:sz="6" w:space="0" w:color="BFC7D5"/>
+            </w:tcBorders>
             <w:vAlign w:val="center"/>
           </w:tcPr>
           <w:p>
@@ -6809,141 +7974,151 @@
         <w:trPr/>
         <w:tc>
           <w:tcPr>
-            <w:tcW w:w="1246" w:type="dxa"/>
-            <w:tcBorders/>
-            <w:vAlign w:val="center"/>
-          </w:tcPr>
-          <w:p>
-            <w:pPr>
-              <w:pStyle w:val="TableContents"/>
-              <w:bidi w:val="0"/>
-              <w:spacing w:before="0" w:after="283"/>
-              <w:jc w:val="left"/>
-              <w:rPr/>
-            </w:pPr>
-            <w:r>
-              <w:rPr/>
-              <w:t>No release versioning to attach a nonconformity to</w:t>
-            </w:r>
-          </w:p>
-        </w:tc>
-        <w:tc>
-          <w:tcPr>
-            <w:tcW w:w="2056" w:type="dxa"/>
-            <w:tcBorders/>
-            <w:vAlign w:val="center"/>
-          </w:tcPr>
-          <w:p>
-            <w:pPr>
-              <w:pStyle w:val="TableContents"/>
-              <w:bidi w:val="0"/>
-              <w:spacing w:before="0" w:after="283"/>
-              <w:jc w:val="left"/>
-              <w:rPr/>
-            </w:pPr>
-            <w:r>
-              <w:rPr/>
-              <w:t xml:space="preserve">No git tags, no CHANGELOG; </w:t>
+            <w:tcW w:w="1280" w:type="dxa"/>
+            <w:tcBorders>
+              <w:left w:val="single" w:sz="6" w:space="0" w:color="BFC7D5"/>
+              <w:bottom w:val="single" w:sz="2" w:space="0" w:color="BFC7D5"/>
+              <w:right w:val="single" w:sz="6" w:space="0" w:color="BFC7D5"/>
+            </w:tcBorders>
+            <w:vAlign w:val="center"/>
+          </w:tcPr>
+          <w:p>
+            <w:pPr>
+              <w:pStyle w:val="TableContents"/>
+              <w:bidi w:val="0"/>
+              <w:spacing w:before="0" w:after="283"/>
+              <w:jc w:val="left"/>
+              <w:rPr/>
+            </w:pPr>
+            <w:r>
+              <w:rPr/>
+              <w:t>Release versioning to attach a nonconformity to</w:t>
+            </w:r>
+          </w:p>
+        </w:tc>
+        <w:tc>
+          <w:tcPr>
+            <w:tcW w:w="2091" w:type="dxa"/>
+            <w:tcBorders>
+              <w:left w:val="single" w:sz="2" w:space="0" w:color="BFC7D5"/>
+              <w:bottom w:val="single" w:sz="2" w:space="0" w:color="BFC7D5"/>
+              <w:right w:val="single" w:sz="6" w:space="0" w:color="BFC7D5"/>
+            </w:tcBorders>
+            <w:vAlign w:val="center"/>
+          </w:tcPr>
+          <w:p>
+            <w:pPr>
+              <w:pStyle w:val="TableContents"/>
+              <w:bidi w:val="0"/>
+              <w:spacing w:before="0" w:after="283"/>
+              <w:jc w:val="left"/>
+              <w:rPr/>
+            </w:pPr>
+            <w:r>
+              <w:rPr/>
+              <w:t xml:space="preserve">Resolved 2026-10-06: releases are tagged from </w:t>
             </w:r>
             <w:r>
               <w:rPr>
                 <w:rStyle w:val="SourceText"/>
               </w:rPr>
-              <w:t>frontend/package.json</w:t>
-            </w:r>
-            <w:r>
-              <w:rPr/>
-              <w:t xml:space="preserve"> is </w:t>
+              <w:t>v1.4.0</w:t>
+            </w:r>
+          </w:p>
+        </w:tc>
+        <w:tc>
+          <w:tcPr>
+            <w:tcW w:w="1596" w:type="dxa"/>
+            <w:tcBorders>
+              <w:left w:val="single" w:sz="2" w:space="0" w:color="BFC7D5"/>
+              <w:bottom w:val="single" w:sz="2" w:space="0" w:color="BFC7D5"/>
+              <w:right w:val="single" w:sz="6" w:space="0" w:color="BFC7D5"/>
+            </w:tcBorders>
+            <w:vAlign w:val="center"/>
+          </w:tcPr>
+          <w:p>
+            <w:pPr>
+              <w:pStyle w:val="TableContents"/>
+              <w:bidi w:val="0"/>
+              <w:spacing w:before="0" w:after="283"/>
+              <w:jc w:val="left"/>
+              <w:rPr/>
+            </w:pPr>
+            <w:r>
+              <w:rPr/>
+              <w:t xml:space="preserve">The </w:t>
+            </w:r>
+            <w:r>
+              <w:rPr>
+                <w:rStyle w:val="Emphasis"/>
+              </w:rPr>
+              <w:t>affected releases</w:t>
+            </w:r>
+            <w:r>
+              <w:rPr/>
+              <w:t xml:space="preserve"> field on </w:t>
             </w:r>
             <w:r>
               <w:rPr>
                 <w:rStyle w:val="SourceText"/>
               </w:rPr>
-              <w:t>"0.0.0"</w:t>
-            </w:r>
-          </w:p>
-        </w:tc>
-        <w:tc>
-          <w:tcPr>
-            <w:tcW w:w="1591" w:type="dxa"/>
-            <w:tcBorders/>
-            <w:vAlign w:val="center"/>
-          </w:tcPr>
-          <w:p>
-            <w:pPr>
-              <w:pStyle w:val="TableContents"/>
-              <w:bidi w:val="0"/>
-              <w:spacing w:before="0" w:after="283"/>
-              <w:jc w:val="left"/>
-              <w:rPr/>
-            </w:pPr>
-            <w:r>
-              <w:rPr/>
-              <w:t xml:space="preserve">The </w:t>
-            </w:r>
-            <w:r>
-              <w:rPr>
-                <w:rStyle w:val="Emphasis"/>
-              </w:rPr>
-              <w:t>affected releases</w:t>
-            </w:r>
-            <w:r>
-              <w:rPr/>
-              <w:t xml:space="preserve"> field on </w:t>
-            </w:r>
+              <w:t>FRM-05</w:t>
+            </w:r>
+            <w:r>
+              <w:rPr/>
+              <w:t xml:space="preserve"> names the release; for code before 2026-10-06 it references a commit SHA</w:t>
+            </w:r>
+          </w:p>
+        </w:tc>
+      </w:tr>
+      <w:tr>
+        <w:trPr/>
+        <w:tc>
+          <w:tcPr>
+            <w:tcW w:w="1280" w:type="dxa"/>
+            <w:tcBorders>
+              <w:left w:val="single" w:sz="6" w:space="0" w:color="BFC7D5"/>
+              <w:bottom w:val="single" w:sz="6" w:space="0" w:color="BFC7D5"/>
+              <w:right w:val="single" w:sz="6" w:space="0" w:color="BFC7D5"/>
+            </w:tcBorders>
+            <w:vAlign w:val="center"/>
+          </w:tcPr>
+          <w:p>
+            <w:pPr>
+              <w:pStyle w:val="TableContents"/>
+              <w:bidi w:val="0"/>
+              <w:spacing w:before="0" w:after="283"/>
+              <w:jc w:val="left"/>
+              <w:rPr/>
+            </w:pPr>
+            <w:r>
+              <w:rPr/>
+              <w:t>The QMS's own known nonconformity — auditor impartiality</w:t>
+            </w:r>
+          </w:p>
+        </w:tc>
+        <w:tc>
+          <w:tcPr>
+            <w:tcW w:w="2091" w:type="dxa"/>
+            <w:tcBorders>
+              <w:left w:val="single" w:sz="2" w:space="0" w:color="BFC7D5"/>
+              <w:bottom w:val="single" w:sz="6" w:space="0" w:color="BFC7D5"/>
+              <w:right w:val="single" w:sz="6" w:space="0" w:color="BFC7D5"/>
+            </w:tcBorders>
+            <w:vAlign w:val="center"/>
+          </w:tcPr>
+          <w:p>
+            <w:pPr>
+              <w:pStyle w:val="TableContents"/>
+              <w:bidi w:val="0"/>
+              <w:spacing w:before="0" w:after="283"/>
+              <w:jc w:val="left"/>
+              <w:rPr/>
+            </w:pPr>
             <w:r>
               <w:rPr>
                 <w:rStyle w:val="SourceText"/>
               </w:rPr>
-              <w:t>FRM-05</w:t>
-            </w:r>
-            <w:r>
-              <w:rPr/>
-              <w:t xml:space="preserve"> cannot currently be completed precisely; it must reference a commit SHA instead</w:t>
-            </w:r>
-          </w:p>
-        </w:tc>
-      </w:tr>
-      <w:tr>
-        <w:trPr/>
-        <w:tc>
-          <w:tcPr>
-            <w:tcW w:w="1246" w:type="dxa"/>
-            <w:tcBorders/>
-            <w:vAlign w:val="center"/>
-          </w:tcPr>
-          <w:p>
-            <w:pPr>
-              <w:pStyle w:val="TableContents"/>
-              <w:bidi w:val="0"/>
-              <w:spacing w:before="0" w:after="283"/>
-              <w:jc w:val="left"/>
-              <w:rPr/>
-            </w:pPr>
-            <w:r>
-              <w:rPr/>
-              <w:t>The QMS's own known nonconformity — auditor impartiality</w:t>
-            </w:r>
-          </w:p>
-        </w:tc>
-        <w:tc>
-          <w:tcPr>
-            <w:tcW w:w="2056" w:type="dxa"/>
-            <w:tcBorders/>
-            <w:vAlign w:val="center"/>
-          </w:tcPr>
-          <w:p>
-            <w:pPr>
-              <w:pStyle w:val="TableContents"/>
-              <w:bidi w:val="0"/>
-              <w:spacing w:before="0" w:after="283"/>
-              <w:jc w:val="left"/>
-              <w:rPr/>
-            </w:pPr>
-            <w:r>
-              <w:rPr>
-                <w:rStyle w:val="SourceText"/>
-              </w:rPr>
               <w:t>SOP-13</w:t>
             </w:r>
             <w:r>
@@ -6954,8 +8129,12 @@
         </w:tc>
         <w:tc>
           <w:tcPr>
-            <w:tcW w:w="1591" w:type="dxa"/>
-            <w:tcBorders/>
+            <w:tcW w:w="1596" w:type="dxa"/>
+            <w:tcBorders>
+              <w:left w:val="single" w:sz="2" w:space="0" w:color="BFC7D5"/>
+              <w:bottom w:val="single" w:sz="6" w:space="0" w:color="BFC7D5"/>
+              <w:right w:val="single" w:sz="6" w:space="0" w:color="BFC7D5"/>
+            </w:tcBorders>
             <w:vAlign w:val="center"/>
           </w:tcPr>
           <w:p>
